--- a/svoya-igra-otrabotka-vozrazheniy.docx
+++ b/svoya-igra-otrabotka-vozrazheniy.docx
@@ -2,13 +2,13 @@
 <file path=word/document.xml><?xml version="1.0" encoding="utf-8"?>
 <w:document xmlns:w="http://schemas.openxmlformats.org/wordprocessingml/2006/main" xmlns:m="http://schemas.openxmlformats.org/officeDocument/2006/math" xmlns:r="http://schemas.openxmlformats.org/officeDocument/2006/relationships" xmlns:o="urn:schemas-microsoft-com:office:office" xmlns:v="urn:schemas-microsoft-com:vml" xmlns:w10="urn:schemas-microsoft-com:office:word" xmlns:a="http://schemas.openxmlformats.org/drawingml/2006/main" xmlns:pic="http://schemas.openxmlformats.org/drawingml/2006/picture" xmlns:wp="http://schemas.openxmlformats.org/drawingml/2006/wordprocessingDrawing">
   <w:body>
-    <w:bookmarkStart w:id="48" w:name="Xc631d4718cee5094bcfa9f77ed9509876678edc"/>
+    <w:bookmarkStart w:id="49" w:name="X3a7b3145c5e1951a517e4c9cfce87e3e036e12a"/>
     <w:p>
       <w:pPr>
         <w:pStyle w:val="Heading1"/>
       </w:pPr>
       <w:r>
-        <w:t xml:space="preserve">Своя игра: отработка возражений (клуб продавцов)</w:t>
+        <w:t xml:space="preserve">Своя игра: отработка возражений (массовый сегмент)</w:t>
       </w:r>
     </w:p>
     <w:p>
@@ -26,39 +26,7 @@
         <w:t xml:space="preserve"> </w:t>
       </w:r>
       <w:r>
-        <w:t xml:space="preserve">5 тем × 4 уровня баллов (30 / 70 / 100 / 150)</w:t>
-      </w:r>
-      <w:r>
-        <w:br/>
-      </w:r>
-      <w:r>
-        <w:rPr>
-          <w:bCs/>
-          <w:b/>
-        </w:rPr>
-        <w:t xml:space="preserve">Правило ведущего:</w:t>
-      </w:r>
-      <w:r>
-        <w:t xml:space="preserve"> </w:t>
-      </w:r>
-      <w:r>
-        <w:t xml:space="preserve">сначала кейс → время на ответ команды → обсуждение → эталон ведущего</w:t>
-      </w:r>
-      <w:r>
-        <w:br/>
-      </w:r>
-      <w:r>
-        <w:rPr>
-          <w:bCs/>
-          <w:b/>
-        </w:rPr>
-        <w:t xml:space="preserve">Фокус продуктов:</w:t>
-      </w:r>
-      <w:r>
-        <w:t xml:space="preserve"> </w:t>
-      </w:r>
-      <w:r>
-        <w:t xml:space="preserve">1С:Бухгалтерия, 1С:УТ, 1С:Розница, 1С:УНФ, 1С:КП (Комплект поддержки), часы консультаций, доработки/внедрения.</w:t>
+        <w:t xml:space="preserve">5 тем × 4 уровня (30 / 70 / 100 / 150) → 20 кейсов</w:t>
       </w:r>
       <w:r>
         <w:br/>
@@ -74,23 +42,49 @@
         <w:t xml:space="preserve"> </w:t>
       </w:r>
       <w:r>
-        <w:t xml:space="preserve">только микро / малый / средний бизнес.</w:t>
-      </w:r>
-      <w:r>
-        <w:br/>
-      </w:r>
-      <w:r>
-        <w:rPr>
-          <w:bCs/>
-          <w:b/>
-        </w:rPr>
-        <w:t xml:space="preserve">Версии:</w:t>
-      </w:r>
-      <w:r>
-        <w:t xml:space="preserve"> </w:t>
-      </w:r>
-      <w:r>
-        <w:t xml:space="preserve">в кейсах — преимущественно</w:t>
+        <w:t xml:space="preserve">микро / малый / средний бизнес (массовый сегмент).</w:t>
+      </w:r>
+      <w:r>
+        <w:t xml:space="preserve"> </w:t>
+      </w:r>
+      <w:r>
+        <w:rPr>
+          <w:bCs/>
+          <w:b/>
+        </w:rPr>
+        <w:t xml:space="preserve">КОРП не используем.</w:t>
+      </w:r>
+      <w:r>
+        <w:br/>
+      </w:r>
+      <w:r>
+        <w:rPr>
+          <w:bCs/>
+          <w:b/>
+        </w:rPr>
+        <w:t xml:space="preserve">Версии продуктов:</w:t>
+      </w:r>
+      <w:r>
+        <w:t xml:space="preserve"> </w:t>
+      </w:r>
+      <w:r>
+        <w:t xml:space="preserve">только</w:t>
+      </w:r>
+      <w:r>
+        <w:t xml:space="preserve"> </w:t>
+      </w:r>
+      <w:r>
+        <w:rPr>
+          <w:bCs/>
+          <w:b/>
+        </w:rPr>
+        <w:t xml:space="preserve">Базовая</w:t>
+      </w:r>
+      <w:r>
+        <w:t xml:space="preserve"> </w:t>
+      </w:r>
+      <w:r>
+        <w:t xml:space="preserve">и</w:t>
       </w:r>
       <w:r>
         <w:t xml:space="preserve"> </w:t>
@@ -103,35 +97,202 @@
         <w:t xml:space="preserve">ПРОФ</w:t>
       </w:r>
       <w:r>
-        <w:t xml:space="preserve"> </w:t>
-      </w:r>
-      <w:r>
-        <w:t xml:space="preserve">(локально или Fresh). КП нужен</w:t>
-      </w:r>
-      <w:r>
-        <w:t xml:space="preserve"> </w:t>
-      </w:r>
-      <w:r>
-        <w:rPr>
-          <w:bCs/>
-          <w:b/>
-        </w:rPr>
-        <w:t xml:space="preserve">только</w:t>
-      </w:r>
-      <w:r>
-        <w:t xml:space="preserve"> </w:t>
-      </w:r>
-      <w:r>
-        <w:t xml:space="preserve">для локальных ПРОФ; для Базовой и для Fresh КП не предлагаем.</w:t>
-      </w:r>
-    </w:p>
-    <w:bookmarkStart w:id="20" w:name="прайс-для-ведущего"/>
+        <w:t xml:space="preserve">.</w:t>
+      </w:r>
+      <w:r>
+        <w:br/>
+      </w:r>
+      <w:r>
+        <w:rPr>
+          <w:bCs/>
+          <w:b/>
+        </w:rPr>
+        <w:t xml:space="preserve">Продукты в кейсах:</w:t>
+      </w:r>
+      <w:r>
+        <w:t xml:space="preserve"> </w:t>
+      </w:r>
+      <w:r>
+        <w:t xml:space="preserve">1С:Бухгалтерия, 1С:УТ, 1С:Розница, 1С:УНФ,</w:t>
+      </w:r>
+      <w:r>
+        <w:t xml:space="preserve"> </w:t>
+      </w:r>
+      <w:r>
+        <w:rPr>
+          <w:bCs/>
+          <w:b/>
+        </w:rPr>
+        <w:t xml:space="preserve">1С:КП (ИТС)</w:t>
+      </w:r>
+      <w:r>
+        <w:t xml:space="preserve">, часы консультаций, доработки/внедрения.</w:t>
+      </w:r>
+    </w:p>
+    <w:bookmarkStart w:id="20" w:name="термины-для-ведущего"/>
     <w:p>
       <w:pPr>
         <w:pStyle w:val="Heading3"/>
       </w:pPr>
       <w:r>
-        <w:t xml:space="preserve">Прайс (для ведущего)</w:t>
+        <w:t xml:space="preserve">Термины для ведущего</w:t>
+      </w:r>
+    </w:p>
+    <w:p>
+      <w:pPr>
+        <w:numPr>
+          <w:ilvl w:val="0"/>
+          <w:numId w:val="1001"/>
+        </w:numPr>
+        <w:pStyle w:val="Compact"/>
+      </w:pPr>
+      <w:r>
+        <w:rPr>
+          <w:bCs/>
+          <w:b/>
+        </w:rPr>
+        <w:t xml:space="preserve">1С:КП (ИТС)</w:t>
+      </w:r>
+      <w:r>
+        <w:t xml:space="preserve"> </w:t>
+      </w:r>
+      <w:r>
+        <w:t xml:space="preserve">— договор информационно-технологического сопровождения: обновления, консультации, сервисы 1С.</w:t>
+      </w:r>
+      <w:r>
+        <w:br/>
+      </w:r>
+    </w:p>
+    <w:p>
+      <w:pPr>
+        <w:numPr>
+          <w:ilvl w:val="0"/>
+          <w:numId w:val="1001"/>
+        </w:numPr>
+        <w:pStyle w:val="Compact"/>
+      </w:pPr>
+      <w:r>
+        <w:rPr>
+          <w:bCs/>
+          <w:b/>
+        </w:rPr>
+        <w:t xml:space="preserve">КП Базовый (Техно)</w:t>
+      </w:r>
+      <w:r>
+        <w:t xml:space="preserve"> </w:t>
+      </w:r>
+      <w:r>
+        <w:t xml:space="preserve">— минимальный тариф: легальные обновления, ограниченная поддержка, мало сервисов «в одном».</w:t>
+      </w:r>
+      <w:r>
+        <w:br/>
+      </w:r>
+    </w:p>
+    <w:p>
+      <w:pPr>
+        <w:numPr>
+          <w:ilvl w:val="0"/>
+          <w:numId w:val="1001"/>
+        </w:numPr>
+        <w:pStyle w:val="Compact"/>
+      </w:pPr>
+      <w:r>
+        <w:rPr>
+          <w:bCs/>
+          <w:b/>
+        </w:rPr>
+        <w:t xml:space="preserve">КП ПРОФ</w:t>
+      </w:r>
+      <w:r>
+        <w:t xml:space="preserve"> </w:t>
+      </w:r>
+      <w:r>
+        <w:t xml:space="preserve">— полноценное сопровождение: обновления (в т.ч. силами партнёра), расширенные консультации, 1С-Отчётность, Контрагент/сверки, ЭДО, облачный архив, удалённый доступ и методическая база.</w:t>
+      </w:r>
+      <w:r>
+        <w:br/>
+      </w:r>
+    </w:p>
+    <w:p>
+      <w:pPr>
+        <w:numPr>
+          <w:ilvl w:val="0"/>
+          <w:numId w:val="1001"/>
+        </w:numPr>
+        <w:pStyle w:val="Compact"/>
+      </w:pPr>
+      <w:r>
+        <w:t xml:space="preserve">Для</w:t>
+      </w:r>
+      <w:r>
+        <w:t xml:space="preserve"> </w:t>
+      </w:r>
+      <w:r>
+        <w:rPr>
+          <w:bCs/>
+          <w:b/>
+        </w:rPr>
+        <w:t xml:space="preserve">Базовой</w:t>
+      </w:r>
+      <w:r>
+        <w:t xml:space="preserve"> </w:t>
+      </w:r>
+      <w:r>
+        <w:t xml:space="preserve">версии программы конфигурация «закрытая»,</w:t>
+      </w:r>
+      <w:r>
+        <w:t xml:space="preserve"> </w:t>
+      </w:r>
+      <w:r>
+        <w:rPr>
+          <w:bCs/>
+          <w:b/>
+        </w:rPr>
+        <w:t xml:space="preserve">1 пользователь</w:t>
+      </w:r>
+      <w:r>
+        <w:t xml:space="preserve">, доработки нельзя.</w:t>
+      </w:r>
+      <w:r>
+        <w:br/>
+      </w:r>
+    </w:p>
+    <w:p>
+      <w:pPr>
+        <w:numPr>
+          <w:ilvl w:val="0"/>
+          <w:numId w:val="1001"/>
+        </w:numPr>
+        <w:pStyle w:val="Compact"/>
+      </w:pPr>
+      <w:r>
+        <w:t xml:space="preserve">Для</w:t>
+      </w:r>
+      <w:r>
+        <w:t xml:space="preserve"> </w:t>
+      </w:r>
+      <w:r>
+        <w:rPr>
+          <w:bCs/>
+          <w:b/>
+        </w:rPr>
+        <w:t xml:space="preserve">ПРОФ</w:t>
+      </w:r>
+      <w:r>
+        <w:t xml:space="preserve"> </w:t>
+      </w:r>
+      <w:r>
+        <w:t xml:space="preserve">— многопользовательский режим, несколько организаций в одной базе (где применимо), доработки и интеграции возможны.</w:t>
+      </w:r>
+    </w:p>
+    <w:bookmarkEnd w:id="20"/>
+    <w:bookmarkStart w:id="21" w:name="прайс-ориентир"/>
+    <w:p>
+      <w:pPr>
+        <w:pStyle w:val="Heading3"/>
+      </w:pPr>
+      <w:r>
+        <w:t xml:space="preserve">Прайс (ориентир)</w:t>
       </w:r>
     </w:p>
     <w:tbl>
@@ -183,7 +344,85 @@
               <w:jc w:val="left"/>
             </w:pPr>
             <w:r>
-              <w:t xml:space="preserve">1С:УТ ПРОФ</w:t>
+              <w:t xml:space="preserve">Бухгалтерия Базовая</w:t>
+            </w:r>
+          </w:p>
+        </w:tc>
+        <w:tc>
+          <w:tcPr/>
+          <w:p>
+            <w:pPr>
+              <w:pStyle w:val="Compact"/>
+              <w:jc w:val="left"/>
+            </w:pPr>
+            <w:r>
+              <w:t xml:space="preserve">4 900 ₽</w:t>
+            </w:r>
+          </w:p>
+        </w:tc>
+      </w:tr>
+      <w:tr>
+        <w:tc>
+          <w:tcPr/>
+          <w:p>
+            <w:pPr>
+              <w:pStyle w:val="Compact"/>
+              <w:jc w:val="left"/>
+            </w:pPr>
+            <w:r>
+              <w:t xml:space="preserve">Бухгалтерия ПРОФ</w:t>
+            </w:r>
+          </w:p>
+        </w:tc>
+        <w:tc>
+          <w:tcPr/>
+          <w:p>
+            <w:pPr>
+              <w:pStyle w:val="Compact"/>
+              <w:jc w:val="left"/>
+            </w:pPr>
+            <w:r>
+              <w:t xml:space="preserve">23 000 ₽</w:t>
+            </w:r>
+          </w:p>
+        </w:tc>
+      </w:tr>
+      <w:tr>
+        <w:tc>
+          <w:tcPr/>
+          <w:p>
+            <w:pPr>
+              <w:pStyle w:val="Compact"/>
+              <w:jc w:val="left"/>
+            </w:pPr>
+            <w:r>
+              <w:t xml:space="preserve">УТ Базовая</w:t>
+            </w:r>
+          </w:p>
+        </w:tc>
+        <w:tc>
+          <w:tcPr/>
+          <w:p>
+            <w:pPr>
+              <w:pStyle w:val="Compact"/>
+              <w:jc w:val="left"/>
+            </w:pPr>
+            <w:r>
+              <w:t xml:space="preserve">10 000 ₽</w:t>
+            </w:r>
+          </w:p>
+        </w:tc>
+      </w:tr>
+      <w:tr>
+        <w:tc>
+          <w:tcPr/>
+          <w:p>
+            <w:pPr>
+              <w:pStyle w:val="Compact"/>
+              <w:jc w:val="left"/>
+            </w:pPr>
+            <w:r>
+              <w:t xml:space="preserve">УТ ПРОФ</w:t>
             </w:r>
           </w:p>
         </w:tc>
@@ -209,7 +448,33 @@
               <w:jc w:val="left"/>
             </w:pPr>
             <w:r>
-              <w:t xml:space="preserve">1С:УНФ ПРОФ</w:t>
+              <w:t xml:space="preserve">УНФ Базовая</w:t>
+            </w:r>
+          </w:p>
+        </w:tc>
+        <w:tc>
+          <w:tcPr/>
+          <w:p>
+            <w:pPr>
+              <w:pStyle w:val="Compact"/>
+              <w:jc w:val="left"/>
+            </w:pPr>
+            <w:r>
+              <w:t xml:space="preserve">7 000 ₽</w:t>
+            </w:r>
+          </w:p>
+        </w:tc>
+      </w:tr>
+      <w:tr>
+        <w:tc>
+          <w:tcPr/>
+          <w:p>
+            <w:pPr>
+              <w:pStyle w:val="Compact"/>
+              <w:jc w:val="left"/>
+            </w:pPr>
+            <w:r>
+              <w:t xml:space="preserve">УНФ ПРОФ</w:t>
             </w:r>
           </w:p>
         </w:tc>
@@ -235,7 +500,33 @@
               <w:jc w:val="left"/>
             </w:pPr>
             <w:r>
-              <w:t xml:space="preserve">1С:Розница ПРОФ</w:t>
+              <w:t xml:space="preserve">Розница Базовая</w:t>
+            </w:r>
+          </w:p>
+        </w:tc>
+        <w:tc>
+          <w:tcPr/>
+          <w:p>
+            <w:pPr>
+              <w:pStyle w:val="Compact"/>
+              <w:jc w:val="left"/>
+            </w:pPr>
+            <w:r>
+              <w:t xml:space="preserve">4 900 ₽</w:t>
+            </w:r>
+          </w:p>
+        </w:tc>
+      </w:tr>
+      <w:tr>
+        <w:tc>
+          <w:tcPr/>
+          <w:p>
+            <w:pPr>
+              <w:pStyle w:val="Compact"/>
+              <w:jc w:val="left"/>
+            </w:pPr>
+            <w:r>
+              <w:t xml:space="preserve">Розница ПРОФ</w:t>
             </w:r>
           </w:p>
         </w:tc>
@@ -261,137 +552,7 @@
               <w:jc w:val="left"/>
             </w:pPr>
             <w:r>
-              <w:t xml:space="preserve">1С:Бухгалтерия ПРОФ</w:t>
-            </w:r>
-          </w:p>
-        </w:tc>
-        <w:tc>
-          <w:tcPr/>
-          <w:p>
-            <w:pPr>
-              <w:pStyle w:val="Compact"/>
-              <w:jc w:val="left"/>
-            </w:pPr>
-            <w:r>
-              <w:t xml:space="preserve">23 000 ₽</w:t>
-            </w:r>
-          </w:p>
-        </w:tc>
-      </w:tr>
-      <w:tr>
-        <w:tc>
-          <w:tcPr/>
-          <w:p>
-            <w:pPr>
-              <w:pStyle w:val="Compact"/>
-              <w:jc w:val="left"/>
-            </w:pPr>
-            <w:r>
-              <w:t xml:space="preserve">1С:Фреш ПРОФ (БП / УНФ) 6 мес</w:t>
-            </w:r>
-          </w:p>
-        </w:tc>
-        <w:tc>
-          <w:tcPr/>
-          <w:p>
-            <w:pPr>
-              <w:pStyle w:val="Compact"/>
-              <w:jc w:val="left"/>
-            </w:pPr>
-            <w:r>
-              <w:t xml:space="preserve">30 259 ₽</w:t>
-            </w:r>
-          </w:p>
-        </w:tc>
-      </w:tr>
-      <w:tr>
-        <w:tc>
-          <w:tcPr/>
-          <w:p>
-            <w:pPr>
-              <w:pStyle w:val="Compact"/>
-              <w:jc w:val="left"/>
-            </w:pPr>
-            <w:r>
-              <w:t xml:space="preserve">1С:Фреш ПРОФ (БП / УНФ) 12 мес</w:t>
-            </w:r>
-          </w:p>
-        </w:tc>
-        <w:tc>
-          <w:tcPr/>
-          <w:p>
-            <w:pPr>
-              <w:pStyle w:val="Compact"/>
-              <w:jc w:val="left"/>
-            </w:pPr>
-            <w:r>
-              <w:t xml:space="preserve">57 000 ₽</w:t>
-            </w:r>
-          </w:p>
-        </w:tc>
-      </w:tr>
-      <w:tr>
-        <w:tc>
-          <w:tcPr/>
-          <w:p>
-            <w:pPr>
-              <w:pStyle w:val="Compact"/>
-              <w:jc w:val="left"/>
-            </w:pPr>
-            <w:r>
-              <w:t xml:space="preserve">1С:Фреш Розница 6 мес</w:t>
-            </w:r>
-          </w:p>
-        </w:tc>
-        <w:tc>
-          <w:tcPr/>
-          <w:p>
-            <w:pPr>
-              <w:pStyle w:val="Compact"/>
-              <w:jc w:val="left"/>
-            </w:pPr>
-            <w:r>
-              <w:t xml:space="preserve">9 500 ₽</w:t>
-            </w:r>
-          </w:p>
-        </w:tc>
-      </w:tr>
-      <w:tr>
-        <w:tc>
-          <w:tcPr/>
-          <w:p>
-            <w:pPr>
-              <w:pStyle w:val="Compact"/>
-              <w:jc w:val="left"/>
-            </w:pPr>
-            <w:r>
-              <w:t xml:space="preserve">1С:Фреш Розница 12 мес</w:t>
-            </w:r>
-          </w:p>
-        </w:tc>
-        <w:tc>
-          <w:tcPr/>
-          <w:p>
-            <w:pPr>
-              <w:pStyle w:val="Compact"/>
-              <w:jc w:val="left"/>
-            </w:pPr>
-            <w:r>
-              <w:t xml:space="preserve">18 100 ₽</w:t>
-            </w:r>
-          </w:p>
-        </w:tc>
-      </w:tr>
-      <w:tr>
-        <w:tc>
-          <w:tcPr/>
-          <w:p>
-            <w:pPr>
-              <w:pStyle w:val="Compact"/>
-              <w:jc w:val="left"/>
-            </w:pPr>
-            <w:r>
-              <w:t xml:space="preserve">1С:КП ПРОФ 6 мес</w:t>
+              <w:t xml:space="preserve">КП ПРОФ 6 мес</w:t>
             </w:r>
           </w:p>
         </w:tc>
@@ -417,7 +578,7 @@
               <w:jc w:val="left"/>
             </w:pPr>
             <w:r>
-              <w:t xml:space="preserve">1С:КП ПРОФ 12 мес</w:t>
+              <w:t xml:space="preserve">КП ПРОФ 12 мес</w:t>
             </w:r>
           </w:p>
         </w:tc>
@@ -430,6 +591,58 @@
             </w:pPr>
             <w:r>
               <w:t xml:space="preserve">68 400 ₽</w:t>
+            </w:r>
+          </w:p>
+        </w:tc>
+      </w:tr>
+      <w:tr>
+        <w:tc>
+          <w:tcPr/>
+          <w:p>
+            <w:pPr>
+              <w:pStyle w:val="Compact"/>
+              <w:jc w:val="left"/>
+            </w:pPr>
+            <w:r>
+              <w:t xml:space="preserve">Фреш ПРОФ (БП/УНФ) 6 / 12 мес</w:t>
+            </w:r>
+          </w:p>
+        </w:tc>
+        <w:tc>
+          <w:tcPr/>
+          <w:p>
+            <w:pPr>
+              <w:pStyle w:val="Compact"/>
+              <w:jc w:val="left"/>
+            </w:pPr>
+            <w:r>
+              <w:t xml:space="preserve">30 259 ₽ / 57 000 ₽</w:t>
+            </w:r>
+          </w:p>
+        </w:tc>
+      </w:tr>
+      <w:tr>
+        <w:tc>
+          <w:tcPr/>
+          <w:p>
+            <w:pPr>
+              <w:pStyle w:val="Compact"/>
+              <w:jc w:val="left"/>
+            </w:pPr>
+            <w:r>
+              <w:t xml:space="preserve">Фреш Розница 6 / 12 мес</w:t>
+            </w:r>
+          </w:p>
+        </w:tc>
+        <w:tc>
+          <w:tcPr/>
+          <w:p>
+            <w:pPr>
+              <w:pStyle w:val="Compact"/>
+              <w:jc w:val="left"/>
+            </w:pPr>
+            <w:r>
+              <w:t xml:space="preserve">9 500 ₽ / 18 100 ₽</w:t>
             </w:r>
           </w:p>
         </w:tc>
@@ -462,14 +675,32 @@
       </w:tr>
     </w:tbl>
     <w:p>
+      <w:pPr>
+        <w:pStyle w:val="BodyText"/>
+      </w:pPr>
+      <w:r>
+        <w:rPr>
+          <w:bCs/>
+          <w:b/>
+        </w:rPr>
+        <w:t xml:space="preserve">Источник аргументов:</w:t>
+      </w:r>
+      <w:r>
+        <w:t xml:space="preserve"> </w:t>
+      </w:r>
+      <w:r>
+        <w:t xml:space="preserve">разбор продуктов 1С (Базовая/ПРОФ) + презентации «Договор ИТС» и «КП ПРОФ и Базовый».</w:t>
+      </w:r>
+    </w:p>
+    <w:p>
       <w:r>
         <w:pict>
           <v:rect style="width:0;height:1.5pt" o:hralign="center" o:hrstd="t" o:hr="t"/>
         </w:pict>
       </w:r>
     </w:p>
-    <w:bookmarkEnd w:id="20"/>
-    <w:bookmarkStart w:id="25" w:name="тема-1.-цена-и-бюджет"/>
+    <w:bookmarkEnd w:id="21"/>
+    <w:bookmarkStart w:id="26" w:name="тема-1.-цена-и-бюджет"/>
     <w:p>
       <w:pPr>
         <w:pStyle w:val="Heading2"/>
@@ -478,13 +709,13 @@
         <w:t xml:space="preserve">Тема 1. Цена и бюджет</w:t>
       </w:r>
     </w:p>
-    <w:bookmarkStart w:id="21" w:name="баллов-дорого-за-бухгалтерию"/>
+    <w:bookmarkStart w:id="22" w:name="X470e20b09105c3efe7cec2dd553e3fe2da3e07a"/>
     <w:p>
       <w:pPr>
         <w:pStyle w:val="Heading3"/>
       </w:pPr>
       <w:r>
-        <w:t xml:space="preserve">30 баллов — «Дорого за бухгалтерию»</w:t>
+        <w:t xml:space="preserve">30 баллов — «Зачем платить за КП, программа уже куплена»</w:t>
       </w:r>
     </w:p>
     <w:p>
@@ -502,7 +733,23 @@
         <w:br/>
       </w:r>
       <w:r>
-        <w:t xml:space="preserve">ООО «Северный свет», оптовая торговля стройматериалами, УСН «доходы-расходы», выручка ~28 млн ₽/год, штат 11 человек. Бухучёт ведёт штатный бухгалтер + иногда привлекает внешнего консультанта по декларациям.</w:t>
+        <w:t xml:space="preserve">ООО «Северный свет», опт стройматериалов, УСН, выручка ~25 млн ₽/год, 9 сотрудников. Локальная</w:t>
+      </w:r>
+      <w:r>
+        <w:t xml:space="preserve"> </w:t>
+      </w:r>
+      <w:r>
+        <w:rPr>
+          <w:bCs/>
+          <w:b/>
+        </w:rPr>
+        <w:t xml:space="preserve">1С:Бухгалтерия ПРОФ</w:t>
+      </w:r>
+      <w:r>
+        <w:t xml:space="preserve"> </w:t>
+      </w:r>
+      <w:r>
+        <w:t xml:space="preserve">куплена год назад.</w:t>
       </w:r>
     </w:p>
     <w:p>
@@ -520,7 +767,7 @@
         <w:br/>
       </w:r>
       <w:r>
-        <w:t xml:space="preserve">Сейчас учёт в старой локальной конфигурации с ограниченными правами и без нормального разделения ролей: руководитель не видит управленческие отчёты без бухгалтера, а при проверках тратят 2–3 дня на выгрузку и сверку. Бухгалтер боится срывов отчётности и штрафов.</w:t>
+        <w:t xml:space="preserve">Обновления ставят «когда получится». Перед сдачей отчётности бухгалтер 1–2 дня ловит ошибки форм. Нет единого канала консультаций: вопросы решают через знакомых и форумы.</w:t>
       </w:r>
     </w:p>
     <w:p>
@@ -538,7 +785,7 @@
         <w:br/>
       </w:r>
       <w:r>
-        <w:t xml:space="preserve">Главный бухгалтер (ЛВР по функционалу). Интерес: стабильная сдача отчётности, меньше ручной сверки, понятная поддержка. Директор — ЛПР по бюджету, в разговоре пока не участвует.</w:t>
+        <w:t xml:space="preserve">Главный бухгалтер (ЛВР). Интерес: сдать отчётность без штрафов и ночных правок. Директор — ЛПР по бюджету.</w:t>
       </w:r>
     </w:p>
     <w:p>
@@ -556,52 +803,17 @@
         <w:br/>
       </w:r>
       <w:r>
-        <w:t xml:space="preserve">Локальная</w:t>
-      </w:r>
-      <w:r>
-        <w:t xml:space="preserve"> </w:t>
-      </w:r>
-      <w:r>
-        <w:rPr>
-          <w:bCs/>
-          <w:b/>
-        </w:rPr>
-        <w:t xml:space="preserve">1С:Бухгалтерия ПРОФ</w:t>
-      </w:r>
-      <w:r>
-        <w:t xml:space="preserve"> </w:t>
-      </w:r>
-      <w:r>
-        <w:t xml:space="preserve">(23 000 ₽) +</w:t>
-      </w:r>
-      <w:r>
-        <w:t xml:space="preserve"> </w:t>
-      </w:r>
-      <w:r>
-        <w:rPr>
-          <w:bCs/>
-          <w:b/>
-        </w:rPr>
-        <w:t xml:space="preserve">1С:КП ПРОФ на 12 месяцев</w:t>
-      </w:r>
-      <w:r>
-        <w:t xml:space="preserve"> </w:t>
-      </w:r>
-      <w:r>
-        <w:t xml:space="preserve">(68 400 ₽) + 4 часа линии консультаций на запуск (4 × 3 660 = 14 640 ₽). Итого старт:</w:t>
-      </w:r>
-      <w:r>
-        <w:t xml:space="preserve"> </w:t>
-      </w:r>
-      <w:r>
-        <w:rPr>
-          <w:bCs/>
-          <w:b/>
-        </w:rPr>
-        <w:t xml:space="preserve">106 040 ₽</w:t>
-      </w:r>
-      <w:r>
-        <w:t xml:space="preserve">.</w:t>
+        <w:rPr>
+          <w:bCs/>
+          <w:b/>
+        </w:rPr>
+        <w:t xml:space="preserve">1С:КП ПРОФ на 12 мес — 68 400 ₽</w:t>
+      </w:r>
+      <w:r>
+        <w:t xml:space="preserve"> </w:t>
+      </w:r>
+      <w:r>
+        <w:t xml:space="preserve">(обновления + сервисы + консультации) + при необходимости 2 часа линии на аудит базы (7 320 ₽).</w:t>
       </w:r>
     </w:p>
     <w:p>
@@ -619,72 +831,136 @@
         <w:br/>
       </w:r>
       <w:r>
-        <w:t xml:space="preserve">«23 тысячи за программу ещё ладно, но 68 тысяч за КП — это перебор. Мы и так платим бухгалтеру, зачем ещё поддержка?»</w:t>
-      </w:r>
-    </w:p>
-    <w:p>
-      <w:pPr>
-        <w:pStyle w:val="BodyText"/>
-      </w:pPr>
-      <w:r>
-        <w:rPr>
-          <w:bCs/>
-          <w:b/>
-        </w:rPr>
-        <w:t xml:space="preserve">6. Оптимальный ответ (эталон ведущего)</w:t>
-      </w:r>
-      <w:r>
-        <w:br/>
-      </w:r>
-      <w:r>
-        <w:t xml:space="preserve">- КП для локальной ПРОФ — это обновления релизов под изменения законодательства + линия консультаций вендора; без КП ПРОФ «застывает», и через 1–2 квартала риск ошибок в декларациях растёт.</w:t>
-      </w:r>
-      <w:r>
-        <w:br/>
-      </w:r>
-      <w:r>
-        <w:t xml:space="preserve">- Считаем не «68 тысяч за бумажку», а стоимость риска: один штраф / уточнёнка + 8–16 часов ручной переделки часто съедают сумму сопоставимую с КП.</w:t>
-      </w:r>
-      <w:r>
-        <w:br/>
-      </w:r>
-      <w:r>
-        <w:t xml:space="preserve">- Альтернатива по модели: если важна предсказуемая поддержка без локального сервера —</w:t>
-      </w:r>
-      <w:r>
-        <w:t xml:space="preserve"> </w:t>
-      </w:r>
-      <w:r>
-        <w:rPr>
-          <w:bCs/>
-          <w:b/>
-        </w:rPr>
-        <w:t xml:space="preserve">1С:Фреш БП ПРОФ на 12 мес за 57 000 ₽</w:t>
-      </w:r>
-      <w:r>
-        <w:t xml:space="preserve"> </w:t>
-      </w:r>
-      <w:r>
-        <w:t xml:space="preserve">(КП не нужен, обновления и доступ в облаке включены в подписку).</w:t>
-      </w:r>
-      <w:r>
-        <w:br/>
-      </w:r>
-      <w:r>
-        <w:t xml:space="preserve">- Если остаются на локальной ПРОФ — можно стартовать с</w:t>
-      </w:r>
-      <w:r>
-        <w:t xml:space="preserve"> </w:t>
-      </w:r>
-      <w:r>
-        <w:rPr>
-          <w:bCs/>
-          <w:b/>
-        </w:rPr>
-        <w:t xml:space="preserve">КП на 6 мес (36 307 ₽)</w:t>
-      </w:r>
-      <w:r>
-        <w:t xml:space="preserve">, зафиксировать квартал отчётности и продлить по факту пользы.</w:t>
+        <w:t xml:space="preserve">«Программу мы уже купили. 68 тысяч за „поддержку“ — дорого. Обошлись бы без этого.»</w:t>
+      </w:r>
+    </w:p>
+    <w:p>
+      <w:pPr>
+        <w:pStyle w:val="BodyText"/>
+      </w:pPr>
+      <w:r>
+        <w:rPr>
+          <w:bCs/>
+          <w:b/>
+        </w:rPr>
+        <w:t xml:space="preserve">6. Оптимальный ответ (эталон)</w:t>
+      </w:r>
+      <w:r>
+        <w:br/>
+      </w:r>
+      <w:r>
+        <w:t xml:space="preserve">- КП — не «повторная покупка программы», а</w:t>
+      </w:r>
+      <w:r>
+        <w:t xml:space="preserve"> </w:t>
+      </w:r>
+      <w:r>
+        <w:rPr>
+          <w:bCs/>
+          <w:b/>
+        </w:rPr>
+        <w:t xml:space="preserve">легальные обновления под изменения законодательства + сервисы</w:t>
+      </w:r>
+      <w:r>
+        <w:t xml:space="preserve">, без которых ПРОФ со временем отстаёт по формам отчётности.</w:t>
+      </w:r>
+      <w:r>
+        <w:br/>
+      </w:r>
+      <w:r>
+        <w:t xml:space="preserve">- Для бухгалтера ценность КП ПРОФ: актуальные формы,</w:t>
+      </w:r>
+      <w:r>
+        <w:t xml:space="preserve"> </w:t>
+      </w:r>
+      <w:r>
+        <w:rPr>
+          <w:bCs/>
+          <w:b/>
+        </w:rPr>
+        <w:t xml:space="preserve">1С-Отчётность</w:t>
+      </w:r>
+      <w:r>
+        <w:t xml:space="preserve"> </w:t>
+      </w:r>
+      <w:r>
+        <w:t xml:space="preserve">из программы, методические материалы, консультации — меньше ручных правок перед сдачей.</w:t>
+      </w:r>
+      <w:r>
+        <w:br/>
+      </w:r>
+      <w:r>
+        <w:t xml:space="preserve">- Считаем альтернативу: разовые вызовы специалиста (час 3 660 ₽) + отдельная покупка отчётности/проверки контрагентов часто сопоставимы или</w:t>
+      </w:r>
+      <w:r>
+        <w:t xml:space="preserve"> </w:t>
+      </w:r>
+      <w:r>
+        <w:rPr>
+          <w:bCs/>
+          <w:b/>
+        </w:rPr>
+        <w:t xml:space="preserve">дороже</w:t>
+      </w:r>
+      <w:r>
+        <w:t xml:space="preserve"> </w:t>
+      </w:r>
+      <w:r>
+        <w:t xml:space="preserve">пакета. В учебном примере «экономный» Базовый + докупка сервисов вышла</w:t>
+      </w:r>
+      <w:r>
+        <w:t xml:space="preserve"> </w:t>
+      </w:r>
+      <w:r>
+        <w:rPr>
+          <w:bCs/>
+          <w:b/>
+        </w:rPr>
+        <w:t xml:space="preserve">~71 884 ₽</w:t>
+      </w:r>
+      <w:r>
+        <w:t xml:space="preserve"> </w:t>
+      </w:r>
+      <w:r>
+        <w:t xml:space="preserve">против</w:t>
+      </w:r>
+      <w:r>
+        <w:t xml:space="preserve"> </w:t>
+      </w:r>
+      <w:r>
+        <w:rPr>
+          <w:bCs/>
+          <w:b/>
+        </w:rPr>
+        <w:t xml:space="preserve">~68 400 ₽</w:t>
+      </w:r>
+      <w:r>
+        <w:t xml:space="preserve"> </w:t>
+      </w:r>
+      <w:r>
+        <w:t xml:space="preserve">за КП ПРОФ — при меньшем наборе удобств.</w:t>
+      </w:r>
+      <w:r>
+        <w:br/>
+      </w:r>
+      <w:r>
+        <w:t xml:space="preserve">- Если бюджет жёсткий на старте —</w:t>
+      </w:r>
+      <w:r>
+        <w:t xml:space="preserve"> </w:t>
+      </w:r>
+      <w:r>
+        <w:rPr>
+          <w:bCs/>
+          <w:b/>
+        </w:rPr>
+        <w:t xml:space="preserve">КП ПРОФ на 6 мес (36 307 ₽)</w:t>
+      </w:r>
+      <w:r>
+        <w:t xml:space="preserve"> </w:t>
+      </w:r>
+      <w:r>
+        <w:t xml:space="preserve">закрыть квартал отчётности, затем продлить по факту пользы.</w:t>
       </w:r>
     </w:p>
     <w:p>
@@ -702,43 +978,37 @@
         <w:br/>
       </w:r>
       <w:r>
-        <w:t xml:space="preserve">Согласовать сравнение двух вариантов в таблице (локальная БП ПРОФ+КП 6/12 vs Fresh 12) и назначить 30-мин созвон с директором на выбор модели оплаты.</w:t>
-      </w:r>
-    </w:p>
-    <w:p>
-      <w:pPr>
-        <w:pStyle w:val="BodyText"/>
-      </w:pPr>
-      <w:r>
-        <w:rPr>
-          <w:bCs/>
-          <w:b/>
-        </w:rPr>
-        <w:t xml:space="preserve">8. Что может убить сделку</w:t>
-      </w:r>
-      <w:r>
-        <w:br/>
-      </w:r>
-      <w:r>
-        <w:t xml:space="preserve">- «Без КП вообще нельзя работать / программа сломается завтра» — давление и преувеличение.</w:t>
-      </w:r>
-      <w:r>
-        <w:br/>
-      </w:r>
-      <w:r>
-        <w:t xml:space="preserve">- «Все нормальные берут на год, иначе не продаём» — ультиматум.</w:t>
-      </w:r>
-      <w:r>
-        <w:br/>
-      </w:r>
-      <w:r>
-        <w:t xml:space="preserve">- Скидка «с потолка» без условий (ломает ценность КП).</w:t>
-      </w:r>
-      <w:r>
-        <w:br/>
-      </w:r>
-      <w:r>
-        <w:t xml:space="preserve">- Игнор боли бухгалтера и спор только про цену.</w:t>
+        <w:t xml:space="preserve">Согласовать с директором КП ПРОФ 6 или 12 мес и дату первого обновления/подключения 1С-Отчётности на этой неделе.</w:t>
+      </w:r>
+    </w:p>
+    <w:p>
+      <w:pPr>
+        <w:pStyle w:val="BodyText"/>
+      </w:pPr>
+      <w:r>
+        <w:rPr>
+          <w:bCs/>
+          <w:b/>
+        </w:rPr>
+        <w:t xml:space="preserve">8. Что убьёт сделку</w:t>
+      </w:r>
+      <w:r>
+        <w:br/>
+      </w:r>
+      <w:r>
+        <w:t xml:space="preserve">- «Без КП программа сразу сломается» (давление).</w:t>
+      </w:r>
+      <w:r>
+        <w:br/>
+      </w:r>
+      <w:r>
+        <w:t xml:space="preserve">- Скидка «в ноль» без объяснения состава сервисов.</w:t>
+      </w:r>
+      <w:r>
+        <w:br/>
+      </w:r>
+      <w:r>
+        <w:t xml:space="preserve">- Спор «вы обязаны» вместо языка рисков отчётности.</w:t>
       </w:r>
     </w:p>
     <w:p>
@@ -748,14 +1018,14 @@
         </w:pict>
       </w:r>
     </w:p>
-    <w:bookmarkEnd w:id="21"/>
-    <w:bookmarkStart w:id="22" w:name="X4ead2bcd1c212a9d8df5838f427fe1a6eb762c4"/>
+    <w:bookmarkEnd w:id="22"/>
+    <w:bookmarkStart w:id="23" w:name="баллов-базовая-дешевле-зачем-проф"/>
     <w:p>
       <w:pPr>
         <w:pStyle w:val="Heading3"/>
       </w:pPr>
       <w:r>
-        <w:t xml:space="preserve">70 баллов — «УТ ПРОФ + внедрение не влезает в квартал»</w:t>
+        <w:t xml:space="preserve">70 баллов — «Базовая дешевле — зачем ПРОФ»</w:t>
       </w:r>
     </w:p>
     <w:p>
@@ -773,7 +1043,20 @@
         <w:br/>
       </w:r>
       <w:r>
-        <w:t xml:space="preserve">ИП Кузнецов А.В., дистрибуция бытовой химии по 3 регионам, средний бизнес «на нижней полке»: 2 склада, 6 менеджеров продаж, оборот ~45 млн ₽/год.</w:t>
+        <w:t xml:space="preserve">ИП + одно ООО на одном собственнике, услуги + мелкая торговля, 6 человек. Сейчас учёт частично у внешнего бухгалтера, хотят свою</w:t>
+      </w:r>
+      <w:r>
+        <w:t xml:space="preserve"> </w:t>
+      </w:r>
+      <w:r>
+        <w:rPr>
+          <w:bCs/>
+          <w:b/>
+        </w:rPr>
+        <w:t xml:space="preserve">1С:Бухгалтерия</w:t>
+      </w:r>
+      <w:r>
+        <w:t xml:space="preserve">.</w:t>
       </w:r>
     </w:p>
     <w:p>
@@ -791,7 +1074,7 @@
         <w:br/>
       </w:r>
       <w:r>
-        <w:t xml:space="preserve">Заказы в CRM, остатки — в отдельной складской программе, отгрузки — в таблицах у логиста. Раз в неделю «сходятся» остатки вручную: ошибки резервов, двойные продажи, срывы отгрузок. Потерянные/пересортённые позиции — примерно 1,5–2% оборота по оценке директора склада.</w:t>
+        <w:t xml:space="preserve">Два юрлица, бухгалтер и руководитель хотят смотреть базу одновременно. Внешний бухгалтер просит доступ «с вечера», собственник — «утром». Плюс нужна выгрузка в банк и проверка контрагентов без ручного набора реквизитов.</w:t>
       </w:r>
     </w:p>
     <w:p>
@@ -809,7 +1092,7 @@
         <w:br/>
       </w:r>
       <w:r>
-        <w:t xml:space="preserve">Коммерческий директор (ЛПР по операционке). Интерес: единые остатки и заказы, меньше потерь. Финансовый директор (ЛВР) контролирует бюджет IT на квартал.</w:t>
+        <w:t xml:space="preserve">Собственник (ЛПР). Бухгалтер на аутсорсе (ЛВР): боится сложной программы.</w:t>
       </w:r>
     </w:p>
     <w:p>
@@ -831,55 +1114,29 @@
           <w:bCs/>
           <w:b/>
         </w:rPr>
-        <w:t xml:space="preserve">1С:УТ ПРОФ</w:t>
-      </w:r>
-      <w:r>
-        <w:t xml:space="preserve"> </w:t>
-      </w:r>
-      <w:r>
-        <w:t xml:space="preserve">(39 700 ₽) +</w:t>
-      </w:r>
-      <w:r>
-        <w:t xml:space="preserve"> </w:t>
-      </w:r>
-      <w:r>
-        <w:rPr>
-          <w:bCs/>
-          <w:b/>
-        </w:rPr>
-        <w:t xml:space="preserve">КП ПРОФ 12 мес</w:t>
-      </w:r>
-      <w:r>
-        <w:t xml:space="preserve"> </w:t>
-      </w:r>
-      <w:r>
-        <w:t xml:space="preserve">(68 400 ₽) + внедрение «продажи+склад» 40 часов (оценка 40 × ставка внедрения, в кейсе фиксируем пакет внедрения</w:t>
-      </w:r>
-      <w:r>
-        <w:t xml:space="preserve"> </w:t>
-      </w:r>
-      <w:r>
-        <w:rPr>
-          <w:bCs/>
-          <w:b/>
-        </w:rPr>
-        <w:t xml:space="preserve">120 000 ₽</w:t>
-      </w:r>
-      <w:r>
-        <w:t xml:space="preserve">) + 6 часов линии консультаций (21 960 ₽). Итого ориентир:</w:t>
-      </w:r>
-      <w:r>
-        <w:t xml:space="preserve"> </w:t>
-      </w:r>
-      <w:r>
-        <w:rPr>
-          <w:bCs/>
-          <w:b/>
-        </w:rPr>
-        <w:t xml:space="preserve">~250 000 ₽</w:t>
-      </w:r>
-      <w:r>
-        <w:t xml:space="preserve">.</w:t>
+        <w:t xml:space="preserve">1С:Бухгалтерия ПРОФ (23 000 ₽)</w:t>
+      </w:r>
+      <w:r>
+        <w:t xml:space="preserve"> </w:t>
+      </w:r>
+      <w:r>
+        <w:t xml:space="preserve">+</w:t>
+      </w:r>
+      <w:r>
+        <w:t xml:space="preserve"> </w:t>
+      </w:r>
+      <w:r>
+        <w:rPr>
+          <w:bCs/>
+          <w:b/>
+        </w:rPr>
+        <w:t xml:space="preserve">КП ПРОФ 12 мес (68 400 ₽)</w:t>
+      </w:r>
+      <w:r>
+        <w:t xml:space="preserve"> </w:t>
+      </w:r>
+      <w:r>
+        <w:t xml:space="preserve">вместо Базовой (4 900 ₽).</w:t>
       </w:r>
     </w:p>
     <w:p>
@@ -897,7 +1154,7 @@
         <w:br/>
       </w:r>
       <w:r>
-        <w:t xml:space="preserve">«У нас в этом квартале на автоматизацию заложено максимум 150 тысяч. Либо урезайте, либо в следующем году.»</w:t>
+        <w:t xml:space="preserve">«Базовая за 4 900 — и хватит. ПРОФ в пять раз дороже, зачем переплачивать?»</w:t>
       </w:r>
     </w:p>
     <w:p>
@@ -915,64 +1172,133 @@
         <w:br/>
       </w:r>
       <w:r>
-        <w:t xml:space="preserve">- Боль уже измеряется: даже 1% потерь от 45 млн =</w:t>
-      </w:r>
-      <w:r>
-        <w:t xml:space="preserve"> </w:t>
-      </w:r>
-      <w:r>
-        <w:rPr>
-          <w:bCs/>
-          <w:b/>
-        </w:rPr>
-        <w:t xml:space="preserve">450 000 ₽/год</w:t>
-      </w:r>
-      <w:r>
-        <w:t xml:space="preserve">. Предложение окупается быстрее квартала, если закрыть хотя бы резервы и отгрузки.</w:t>
-      </w:r>
-      <w:r>
-        <w:br/>
-      </w:r>
-      <w:r>
-        <w:t xml:space="preserve">- Режем scope, не ценность: этап 1 — УТ ПРОФ + КП 6 мес (39 700 + 36 307) + внедрение ядра «номенклатура / склады / заказы / отгрузка» на 20 часов (</w:t>
-      </w:r>
-      <w:r>
-        <w:rPr>
-          <w:bCs/>
-          <w:b/>
-        </w:rPr>
-        <w:t xml:space="preserve">60 000 ₽</w:t>
-      </w:r>
-      <w:r>
-        <w:t xml:space="preserve">) + 3 часа консультаций (10 980 ₽) ≈</w:t>
-      </w:r>
-      <w:r>
-        <w:t xml:space="preserve"> </w:t>
-      </w:r>
-      <w:r>
-        <w:rPr>
-          <w:bCs/>
-          <w:b/>
-        </w:rPr>
-        <w:t xml:space="preserve">147 000 ₽</w:t>
-      </w:r>
-      <w:r>
-        <w:t xml:space="preserve"> </w:t>
-      </w:r>
-      <w:r>
-        <w:t xml:space="preserve">— влезает в бюджет.</w:t>
-      </w:r>
-      <w:r>
-        <w:br/>
-      </w:r>
-      <w:r>
-        <w:t xml:space="preserve">- Этап 2 (аналитика, доп. склады, доработки печатных) — следующий квартал.</w:t>
-      </w:r>
-      <w:r>
-        <w:br/>
-      </w:r>
-      <w:r>
-        <w:t xml:space="preserve">- КП на 6 мес закрывает обновления на период запуска; продление — после приёмки этапа 1.</w:t>
+        <w:t xml:space="preserve">Плюсы</w:t>
+      </w:r>
+      <w:r>
+        <w:t xml:space="preserve"> </w:t>
+      </w:r>
+      <w:r>
+        <w:rPr>
+          <w:bCs/>
+          <w:b/>
+        </w:rPr>
+        <w:t xml:space="preserve">Базовой</w:t>
+      </w:r>
+      <w:r>
+        <w:t xml:space="preserve"> </w:t>
+      </w:r>
+      <w:r>
+        <w:t xml:space="preserve">честно: низкая цена, простота, один пользователь, типовые задачи микробизнеса.</w:t>
+      </w:r>
+      <w:r>
+        <w:br/>
+      </w:r>
+      <w:r>
+        <w:t xml:space="preserve">Почему здесь</w:t>
+      </w:r>
+      <w:r>
+        <w:t xml:space="preserve"> </w:t>
+      </w:r>
+      <w:r>
+        <w:rPr>
+          <w:bCs/>
+          <w:b/>
+        </w:rPr>
+        <w:t xml:space="preserve">ПРОФ</w:t>
+      </w:r>
+      <w:r>
+        <w:t xml:space="preserve">:</w:t>
+      </w:r>
+      <w:r>
+        <w:br/>
+      </w:r>
+      <w:r>
+        <w:t xml:space="preserve">-</w:t>
+      </w:r>
+      <w:r>
+        <w:t xml:space="preserve"> </w:t>
+      </w:r>
+      <w:r>
+        <w:rPr>
+          <w:bCs/>
+          <w:b/>
+        </w:rPr>
+        <w:t xml:space="preserve">несколько пользователей</w:t>
+      </w:r>
+      <w:r>
+        <w:t xml:space="preserve"> </w:t>
+      </w:r>
+      <w:r>
+        <w:t xml:space="preserve">(бухгалтер + собственник);</w:t>
+      </w:r>
+      <w:r>
+        <w:br/>
+      </w:r>
+      <w:r>
+        <w:t xml:space="preserve">-</w:t>
+      </w:r>
+      <w:r>
+        <w:t xml:space="preserve"> </w:t>
+      </w:r>
+      <w:r>
+        <w:rPr>
+          <w:bCs/>
+          <w:b/>
+        </w:rPr>
+        <w:t xml:space="preserve">несколько организаций в одной базе</w:t>
+      </w:r>
+      <w:r>
+        <w:t xml:space="preserve"> </w:t>
+      </w:r>
+      <w:r>
+        <w:t xml:space="preserve">с общими справочниками — не две отдельные «закрытые» базы как в Базовой;</w:t>
+      </w:r>
+      <w:r>
+        <w:br/>
+      </w:r>
+      <w:r>
+        <w:t xml:space="preserve">- можно позже</w:t>
+      </w:r>
+      <w:r>
+        <w:t xml:space="preserve"> </w:t>
+      </w:r>
+      <w:r>
+        <w:rPr>
+          <w:bCs/>
+          <w:b/>
+        </w:rPr>
+        <w:t xml:space="preserve">доработать/интегрировать</w:t>
+      </w:r>
+      <w:r>
+        <w:t xml:space="preserve">; веб-доступ.</w:t>
+      </w:r>
+      <w:r>
+        <w:br/>
+      </w:r>
+      <w:r>
+        <w:t xml:space="preserve">В Базовой второй пользователь и единая база на два юрлица</w:t>
+      </w:r>
+      <w:r>
+        <w:t xml:space="preserve"> </w:t>
+      </w:r>
+      <w:r>
+        <w:rPr>
+          <w:bCs/>
+          <w:b/>
+        </w:rPr>
+        <w:t xml:space="preserve">не решаются</w:t>
+      </w:r>
+      <w:r>
+        <w:t xml:space="preserve"> </w:t>
+      </w:r>
+      <w:r>
+        <w:t xml:space="preserve">— придётся плодить базы и терять контроль.</w:t>
+      </w:r>
+      <w:r>
+        <w:br/>
+      </w:r>
+      <w:r>
+        <w:t xml:space="preserve">КП ПРОФ усиливает плюс продукта: отчётность, автозаполнение контрагентов, консультации — то, ради чего ПРОФ покупают «в работу», а не «в стол».</w:t>
       </w:r>
     </w:p>
     <w:p>
@@ -990,7 +1316,7 @@
         <w:br/>
       </w:r>
       <w:r>
-        <w:t xml:space="preserve">Утвердить ТЗ этапа 1 на 1 странице и выставить счёт на пакет ≤150 000 ₽ с датой старта в текущем квартале.</w:t>
+        <w:t xml:space="preserve">Показать 15-мин демо: две организации в одной базе + два пользователя; выставить счёт на БП ПРОФ + КП 6/12.</w:t>
       </w:r>
     </w:p>
     <w:p>
@@ -1008,25 +1334,19 @@
         <w:br/>
       </w:r>
       <w:r>
-        <w:t xml:space="preserve">- «Без полного внедрения смысла нет» — отказ от поэтапности.</w:t>
-      </w:r>
-      <w:r>
-        <w:br/>
-      </w:r>
-      <w:r>
-        <w:t xml:space="preserve">- Обещание «сделаем всё за 150 тысяч» без урезания scope.</w:t>
-      </w:r>
-      <w:r>
-        <w:br/>
-      </w:r>
-      <w:r>
-        <w:t xml:space="preserve">- Спор с финдиректором «бюджет неправильный».</w:t>
-      </w:r>
-      <w:r>
-        <w:br/>
-      </w:r>
-      <w:r>
-        <w:t xml:space="preserve">- Сравнение с «дешёвой коробкой без внедрения» как будто остатки сами станут верными.</w:t>
+        <w:t xml:space="preserve">- Обесценить Базовую («она плохая»).</w:t>
+      </w:r>
+      <w:r>
+        <w:br/>
+      </w:r>
+      <w:r>
+        <w:t xml:space="preserve">- Скрыть ограничение «1 пользователь».</w:t>
+      </w:r>
+      <w:r>
+        <w:br/>
+      </w:r>
+      <w:r>
+        <w:t xml:space="preserve">- Продать Базовую «а ПРОФ потом», зная про двух пользователей уже сейчас.</w:t>
       </w:r>
     </w:p>
     <w:p>
@@ -1036,14 +1356,14 @@
         </w:pict>
       </w:r>
     </w:p>
-    <w:bookmarkEnd w:id="22"/>
-    <w:bookmarkStart w:id="23" w:name="X958cfe22968195ccdd91f9b830e1f4bfe09d8b2"/>
+    <w:bookmarkEnd w:id="23"/>
+    <w:bookmarkStart w:id="24" w:name="X3c152275b01eb8422a31a0571c76bc4ec37fc56"/>
     <w:p>
       <w:pPr>
         <w:pStyle w:val="Heading3"/>
       </w:pPr>
       <w:r>
-        <w:t xml:space="preserve">100 баллов — «Розница ПРОФ vs Fresh: кажется, переплачиваем»</w:t>
+        <w:t xml:space="preserve">100 баллов — «УТ ПРОФ + КП не влезают в бюджет квартала»</w:t>
       </w:r>
     </w:p>
     <w:p>
@@ -1061,7 +1381,7 @@
         <w:br/>
       </w:r>
       <w:r>
-        <w:t xml:space="preserve">ООО «Дом ткани», 4 розничные точки + небольшой интернет-заказ самовывозом, штат 18 человек, средний розничный бизнес.</w:t>
+        <w:t xml:space="preserve">ООО, дистрибуция хозтоваров, 2 склада, 5 менеджеров, оборот ~40 млн ₽/год.</w:t>
       </w:r>
     </w:p>
     <w:p>
@@ -1079,7 +1399,7 @@
         <w:br/>
       </w:r>
       <w:r>
-        <w:t xml:space="preserve">На кассах стоит разрозненное ПО: остатки между магазинами не синхронизируются онлайн, акции и скидки настраивает только один администратор, инвентаризация «висит» 2 дня. Руководитель не видит маржу по точке в моменте.</w:t>
+        <w:t xml:space="preserve">Заказы в почте, остатки в одной таблице у завсклада, отгрузки срываются из‑за двойных резервов. Нужна единая воронка продаж и склад.</w:t>
       </w:r>
     </w:p>
     <w:p>
@@ -1097,7 +1417,7 @@
         <w:br/>
       </w:r>
       <w:r>
-        <w:t xml:space="preserve">Собственник-директор (ЛПР). Интерес: контроль маржи и остатков. IT-специалист на аутсорсе (ЛВР/технический эксперт): хочет понятную схему обновлений и доступов.</w:t>
+        <w:t xml:space="preserve">Коммерческий директор (ЛПР по операционке). Финансовый — ЛВР по бюджету IT.</w:t>
       </w:r>
     </w:p>
     <w:p>
@@ -1115,55 +1435,40 @@
         <w:br/>
       </w:r>
       <w:r>
-        <w:t xml:space="preserve">Два варианта:</w:t>
-      </w:r>
-      <w:r>
-        <w:br/>
-      </w:r>
-      <w:r>
-        <w:t xml:space="preserve">А) Локальная</w:t>
-      </w:r>
-      <w:r>
-        <w:t xml:space="preserve"> </w:t>
-      </w:r>
-      <w:r>
-        <w:rPr>
-          <w:bCs/>
-          <w:b/>
-        </w:rPr>
-        <w:t xml:space="preserve">1С:Розница ПРОФ</w:t>
-      </w:r>
-      <w:r>
-        <w:t xml:space="preserve"> </w:t>
-      </w:r>
-      <w:r>
-        <w:t xml:space="preserve">(23 000 ₽) +</w:t>
-      </w:r>
-      <w:r>
-        <w:t xml:space="preserve"> </w:t>
-      </w:r>
-      <w:r>
-        <w:rPr>
-          <w:bCs/>
-          <w:b/>
-        </w:rPr>
-        <w:t xml:space="preserve">КП 12 мес</w:t>
-      </w:r>
-      <w:r>
-        <w:t xml:space="preserve"> </w:t>
-      </w:r>
-      <w:r>
-        <w:t xml:space="preserve">(68 400 ₽) + настройка 16 ч внедрения (пакет</w:t>
-      </w:r>
-      <w:r>
-        <w:t xml:space="preserve"> </w:t>
-      </w:r>
-      <w:r>
-        <w:rPr>
-          <w:bCs/>
-          <w:b/>
-        </w:rPr>
-        <w:t xml:space="preserve">48 000 ₽</w:t>
+        <w:rPr>
+          <w:bCs/>
+          <w:b/>
+        </w:rPr>
+        <w:t xml:space="preserve">1С:УТ ПРОФ (39 700 ₽)</w:t>
+      </w:r>
+      <w:r>
+        <w:t xml:space="preserve"> </w:t>
+      </w:r>
+      <w:r>
+        <w:t xml:space="preserve">+</w:t>
+      </w:r>
+      <w:r>
+        <w:t xml:space="preserve"> </w:t>
+      </w:r>
+      <w:r>
+        <w:rPr>
+          <w:bCs/>
+          <w:b/>
+        </w:rPr>
+        <w:t xml:space="preserve">КП ПРОФ 12 (68 400 ₽)</w:t>
+      </w:r>
+      <w:r>
+        <w:t xml:space="preserve"> </w:t>
+      </w:r>
+      <w:r>
+        <w:t xml:space="preserve">+ внедрение ядра 24 ч (</w:t>
+      </w:r>
+      <w:r>
+        <w:rPr>
+          <w:bCs/>
+          <w:b/>
+        </w:rPr>
+        <w:t xml:space="preserve">72 000 ₽</w:t>
       </w:r>
       <w:r>
         <w:t xml:space="preserve">) + 4 ч консультаций (14 640 ₽) ≈</w:t>
@@ -1176,51 +1481,10 @@
           <w:bCs/>
           <w:b/>
         </w:rPr>
-        <w:t xml:space="preserve">154 040 ₽</w:t>
-      </w:r>
-      <w:r>
-        <w:t xml:space="preserve"> </w:t>
-      </w:r>
-      <w:r>
-        <w:t xml:space="preserve">старт.</w:t>
-      </w:r>
-      <w:r>
-        <w:br/>
-      </w:r>
-      <w:r>
-        <w:t xml:space="preserve">Б)</w:t>
-      </w:r>
-      <w:r>
-        <w:t xml:space="preserve"> </w:t>
-      </w:r>
-      <w:r>
-        <w:rPr>
-          <w:bCs/>
-          <w:b/>
-        </w:rPr>
-        <w:t xml:space="preserve">1С:Фреш Розница на 12 мес</w:t>
-      </w:r>
-      <w:r>
-        <w:t xml:space="preserve"> </w:t>
-      </w:r>
-      <w:r>
-        <w:t xml:space="preserve">(18 100 ₽) + те же 16 ч настройки + 4 ч консультаций ≈</w:t>
-      </w:r>
-      <w:r>
-        <w:t xml:space="preserve"> </w:t>
-      </w:r>
-      <w:r>
-        <w:rPr>
-          <w:bCs/>
-          <w:b/>
-        </w:rPr>
-        <w:t xml:space="preserve">80 740 ₽</w:t>
-      </w:r>
-      <w:r>
-        <w:t xml:space="preserve"> </w:t>
-      </w:r>
-      <w:r>
-        <w:t xml:space="preserve">(КП не нужен).</w:t>
+        <w:t xml:space="preserve">194 740 ₽</w:t>
+      </w:r>
+      <w:r>
+        <w:t xml:space="preserve">.</w:t>
       </w:r>
     </w:p>
     <w:p>
@@ -1238,7 +1502,7 @@
         <w:br/>
       </w:r>
       <w:r>
-        <w:t xml:space="preserve">«Почему в локальном варианте вылезает ещё 68 тысяч КП? Вы нас разводите на подписку. Давайте только программу за 23 тысячи.»</w:t>
+        <w:t xml:space="preserve">«В квартале на автоматизацию максимум 150 тысяч. Либо режьте, либо в следующем году.»</w:t>
       </w:r>
     </w:p>
     <w:p>
@@ -1256,38 +1520,92 @@
         <w:br/>
       </w:r>
       <w:r>
-        <w:t xml:space="preserve">- Для локальной ПРОФ КП — отдельный продукт: обновления под кассовое/фискальное законодательство и поддержка. Программа без КП не «ломается сразу», но через релизы отстаёт — риск на кассах и чеках.</w:t>
-      </w:r>
-      <w:r>
-        <w:br/>
-      </w:r>
-      <w:r>
-        <w:t xml:space="preserve">- Если цель — предсказуемый годовой платёж и меньше админщины для IT-аутсорса, объективно выгоднее</w:t>
-      </w:r>
-      <w:r>
-        <w:t xml:space="preserve"> </w:t>
-      </w:r>
-      <w:r>
-        <w:rPr>
-          <w:bCs/>
-          <w:b/>
-        </w:rPr>
-        <w:t xml:space="preserve">Fresh Розница 12 мес = 18 100 ₽</w:t>
-      </w:r>
-      <w:r>
-        <w:t xml:space="preserve">: обновления внутри тарифа, КП не покупаем.</w:t>
-      </w:r>
-      <w:r>
-        <w:br/>
-      </w:r>
-      <w:r>
-        <w:t xml:space="preserve">- «Только коробка за 23 000» закроет лицензию, но не синхронизацию 4 точек и акции — без настройки боль останется.</w:t>
-      </w:r>
-      <w:r>
-        <w:br/>
-      </w:r>
-      <w:r>
-        <w:t xml:space="preserve">- Считаем TCO на 12 мес: локаль+КП+работы vs Fresh+работы; при 4 точках и без своего сисадмина Fresh обычно дешевле в сопровождении.</w:t>
+        <w:t xml:space="preserve">Плюсы</w:t>
+      </w:r>
+      <w:r>
+        <w:t xml:space="preserve"> </w:t>
+      </w:r>
+      <w:r>
+        <w:rPr>
+          <w:bCs/>
+          <w:b/>
+        </w:rPr>
+        <w:t xml:space="preserve">УТ ПРОФ</w:t>
+      </w:r>
+      <w:r>
+        <w:t xml:space="preserve"> </w:t>
+      </w:r>
+      <w:r>
+        <w:t xml:space="preserve">под боль: CRM/продажи, закупки, склад в одном контуре, много пользователей, интеграции (в отличие от УТ Базовой — 1 пользователь и «коробочный» минимум).</w:t>
+      </w:r>
+      <w:r>
+        <w:br/>
+      </w:r>
+      <w:r>
+        <w:t xml:space="preserve">КП ПРОФ — обновления и сопровождение, чтобы контур не «завис» после запуска.</w:t>
+      </w:r>
+      <w:r>
+        <w:br/>
+      </w:r>
+      <w:r>
+        <w:t xml:space="preserve">Режем этап, не ценность:</w:t>
+      </w:r>
+      <w:r>
+        <w:br/>
+      </w:r>
+      <w:r>
+        <w:t xml:space="preserve">- УТ ПРОФ +</w:t>
+      </w:r>
+      <w:r>
+        <w:t xml:space="preserve"> </w:t>
+      </w:r>
+      <w:r>
+        <w:rPr>
+          <w:bCs/>
+          <w:b/>
+        </w:rPr>
+        <w:t xml:space="preserve">КП 6 мес (36 307 ₽)</w:t>
+      </w:r>
+      <w:r>
+        <w:t xml:space="preserve"> </w:t>
+      </w:r>
+      <w:r>
+        <w:t xml:space="preserve">+ внедрение 18 ч (</w:t>
+      </w:r>
+      <w:r>
+        <w:rPr>
+          <w:bCs/>
+          <w:b/>
+        </w:rPr>
+        <w:t xml:space="preserve">54 000 ₽</w:t>
+      </w:r>
+      <w:r>
+        <w:t xml:space="preserve">) + 3 ч консультаций (10 980 ₽) ≈</w:t>
+      </w:r>
+      <w:r>
+        <w:t xml:space="preserve"> </w:t>
+      </w:r>
+      <w:r>
+        <w:rPr>
+          <w:bCs/>
+          <w:b/>
+        </w:rPr>
+        <w:t xml:space="preserve">140 987 ₽</w:t>
+      </w:r>
+      <w:r>
+        <w:t xml:space="preserve">.</w:t>
+      </w:r>
+      <w:r>
+        <w:br/>
+      </w:r>
+      <w:r>
+        <w:t xml:space="preserve">- Этап 2 (аналитика, доп. склады) — следующий квартал.</w:t>
+      </w:r>
+      <w:r>
+        <w:br/>
+      </w:r>
+      <w:r>
+        <w:t xml:space="preserve">Не предлагаем УТ Базовую: 5 менеджеров одновременно в Базовой не работают.</w:t>
       </w:r>
     </w:p>
     <w:p>
@@ -1305,7 +1623,7 @@
         <w:br/>
       </w:r>
       <w:r>
-        <w:t xml:space="preserve">Выбрать модель (Fresh 12 или локаль+КП 6) письменно и подписать договор на настройку 16 часов с пилотом на 1 магазине за 10 дней.</w:t>
+        <w:t xml:space="preserve">Утвердить ТЗ этапа 1 на 1 стр. и счёт ≤150 000 ₽ с датой старта в квартале.</w:t>
       </w:r>
     </w:p>
     <w:p>
@@ -1323,25 +1641,19 @@
         <w:br/>
       </w:r>
       <w:r>
-        <w:t xml:space="preserve">- «КП обязателен всегда» (ложь для Fresh/Базовой).</w:t>
-      </w:r>
-      <w:r>
-        <w:br/>
-      </w:r>
-      <w:r>
-        <w:t xml:space="preserve">- Обесценивание IT-эксперта: «вам не нужно разбираться».</w:t>
-      </w:r>
-      <w:r>
-        <w:br/>
-      </w:r>
-      <w:r>
-        <w:t xml:space="preserve">- Скидка КП «в ноль», чтобы продать коробку.</w:t>
-      </w:r>
-      <w:r>
-        <w:br/>
-      </w:r>
-      <w:r>
-        <w:t xml:space="preserve">- Страшилки про ФНС без фактов по их текущему кассовому контуру.</w:t>
+        <w:t xml:space="preserve">- «Без полного внедрения смысла нет».</w:t>
+      </w:r>
+      <w:r>
+        <w:br/>
+      </w:r>
+      <w:r>
+        <w:t xml:space="preserve">- Обещание «всё за 150» без урезания scope.</w:t>
+      </w:r>
+      <w:r>
+        <w:br/>
+      </w:r>
+      <w:r>
+        <w:t xml:space="preserve">- Продажа Базовой УТ «чтобы влезло в бюджет».</w:t>
       </w:r>
     </w:p>
     <w:p>
@@ -1351,14 +1663,14 @@
         </w:pict>
       </w:r>
     </w:p>
-    <w:bookmarkEnd w:id="23"/>
-    <w:bookmarkStart w:id="24" w:name="баллов-унф-доработки-бюджет-съели-налоги"/>
+    <w:bookmarkEnd w:id="24"/>
+    <w:bookmarkStart w:id="25" w:name="X96cf7cbc8758128ad266002e125e14b0a00d993"/>
     <w:p>
       <w:pPr>
         <w:pStyle w:val="Heading3"/>
       </w:pPr>
       <w:r>
-        <w:t xml:space="preserve">150 баллов — «УНФ + доработки: бюджет съели налоги»</w:t>
+        <w:t xml:space="preserve">150 баллов — «КП ПРОФ дороже Базового — возьмём Техно»</w:t>
       </w:r>
     </w:p>
     <w:p>
@@ -1376,7 +1688,20 @@
         <w:br/>
       </w:r>
       <w:r>
-        <w:t xml:space="preserve">ООО «ТехноСервис Плюс», сервисный центр по ремонту оборудования + продажа ЗИП, 22 сотрудника, выручка ~60 млн ₽/год (средний бизнес). Учёт услуг и склада в разных контурах.</w:t>
+        <w:t xml:space="preserve">ООО «ТехноСервис», ремонт оборудования + ЗИП, 20 сотрудников. Локальная</w:t>
+      </w:r>
+      <w:r>
+        <w:t xml:space="preserve"> </w:t>
+      </w:r>
+      <w:r>
+        <w:rPr>
+          <w:bCs/>
+          <w:b/>
+        </w:rPr>
+        <w:t xml:space="preserve">1С:УНФ ПРОФ</w:t>
+      </w:r>
+      <w:r>
+        <w:t xml:space="preserve">, сопровождения нет.</w:t>
       </w:r>
     </w:p>
     <w:p>
@@ -1394,7 +1719,7 @@
         <w:br/>
       </w:r>
       <w:r>
-        <w:t xml:space="preserve">Заявки на ремонт — в мессенджере, статусы теряются, склад ЗИП не связан с заказ-нарядами, бухгалтер получает закрывающие с опозданием. Директор видит кассовые разрывы: работы сделали, а акты ушли через 2–3 недели.</w:t>
+        <w:t xml:space="preserve">Сдают отчётность из 1С, работают с ЭДО, проверяют поставщиков, раз в неделю вопросы на линию. Свой IT на полставки обновляет «на выходных».</w:t>
       </w:r>
     </w:p>
     <w:p>
@@ -1412,7 +1737,7 @@
         <w:br/>
       </w:r>
       <w:r>
-        <w:t xml:space="preserve">Директор (ЛПР). Главный бухгалтер (ЛВР) — боится, что внедрение ляжет на период сдачи отчётности. Руководитель сервиса (пользователь) — хочет статусы заявок.</w:t>
+        <w:t xml:space="preserve">Директор (ЛПР). Главный бухгалтер (ЛВР). IT (ЛВР).</w:t>
       </w:r>
     </w:p>
     <w:p>
@@ -1434,62 +1759,13 @@
           <w:bCs/>
           <w:b/>
         </w:rPr>
-        <w:t xml:space="preserve">1С:УНФ ПРОФ</w:t>
-      </w:r>
-      <w:r>
-        <w:t xml:space="preserve"> </w:t>
-      </w:r>
-      <w:r>
-        <w:t xml:space="preserve">(30 600 ₽) +</w:t>
-      </w:r>
-      <w:r>
-        <w:t xml:space="preserve"> </w:t>
-      </w:r>
-      <w:r>
-        <w:rPr>
-          <w:bCs/>
-          <w:b/>
-        </w:rPr>
-        <w:t xml:space="preserve">КП 12 мес</w:t>
-      </w:r>
-      <w:r>
-        <w:t xml:space="preserve"> </w:t>
-      </w:r>
-      <w:r>
-        <w:t xml:space="preserve">(68 400 ₽) + внедрение 50 ч (</w:t>
-      </w:r>
-      <w:r>
-        <w:rPr>
-          <w:bCs/>
-          <w:b/>
-        </w:rPr>
-        <w:t xml:space="preserve">150 000 ₽</w:t>
-      </w:r>
-      <w:r>
-        <w:t xml:space="preserve">) + пакет доработок печатных форм/статусов 20 ч (</w:t>
-      </w:r>
-      <w:r>
-        <w:rPr>
-          <w:bCs/>
-          <w:b/>
-        </w:rPr>
-        <w:t xml:space="preserve">60 000 ₽</w:t>
-      </w:r>
-      <w:r>
-        <w:t xml:space="preserve">) + 8 ч консультаций (29 280 ₽). Итого ≈</w:t>
-      </w:r>
-      <w:r>
-        <w:t xml:space="preserve"> </w:t>
-      </w:r>
-      <w:r>
-        <w:rPr>
-          <w:bCs/>
-          <w:b/>
-        </w:rPr>
-        <w:t xml:space="preserve">338 280 ₽</w:t>
-      </w:r>
-      <w:r>
-        <w:t xml:space="preserve">.</w:t>
+        <w:t xml:space="preserve">КП ПРОФ 12 мес — 68 400 ₽</w:t>
+      </w:r>
+      <w:r>
+        <w:t xml:space="preserve"> </w:t>
+      </w:r>
+      <w:r>
+        <w:t xml:space="preserve">(вместо КП Базовый).</w:t>
       </w:r>
     </w:p>
     <w:p>
@@ -1507,7 +1783,7 @@
         <w:br/>
       </w:r>
       <w:r>
-        <w:t xml:space="preserve">«После доплаты налогов в этом полугодии живых 340 тысяч нет. Сделайте „подешевле“ или отложим.»</w:t>
+        <w:t xml:space="preserve">«Нам сказали, есть КП Базовый подешевле. Зачем ПРОФ?»</w:t>
       </w:r>
     </w:p>
     <w:p>
@@ -1525,80 +1801,404 @@
         <w:br/>
       </w:r>
       <w:r>
-        <w:t xml:space="preserve">- Деньги клиента ограничены — не спорим, режем этапы по боли кассовых разрывов:</w:t>
-      </w:r>
-      <w:r>
-        <w:br/>
-      </w:r>
-      <w:r>
-        <w:rPr>
-          <w:bCs/>
-          <w:b/>
-        </w:rPr>
-        <w:t xml:space="preserve">Этап A (до 160–170 тыс.):</w:t>
-      </w:r>
-      <w:r>
-        <w:t xml:space="preserve"> </w:t>
-      </w:r>
-      <w:r>
-        <w:t xml:space="preserve">УНФ ПРОФ + КП 6 мес (30 600 + 36 307) + внедрение ядра «заказ-наряд ↔ склад ↔ акты» 30 ч (</w:t>
-      </w:r>
-      <w:r>
-        <w:rPr>
-          <w:bCs/>
-          <w:b/>
-        </w:rPr>
-        <w:t xml:space="preserve">90 000 ₽</w:t>
-      </w:r>
-      <w:r>
-        <w:t xml:space="preserve">) + 4 ч консультаций (14 640 ₽) ≈</w:t>
-      </w:r>
-      <w:r>
-        <w:t xml:space="preserve"> </w:t>
-      </w:r>
-      <w:r>
-        <w:rPr>
-          <w:bCs/>
-          <w:b/>
-        </w:rPr>
-        <w:t xml:space="preserve">171 547 ₽</w:t>
-      </w:r>
-      <w:r>
-        <w:t xml:space="preserve">.</w:t>
-      </w:r>
-      <w:r>
-        <w:br/>
-      </w:r>
-      <w:r>
-        <w:t xml:space="preserve">- Доработки «красоты» и доп. статусы — этап B после первых закрытых актов в системе.</w:t>
-      </w:r>
-      <w:r>
-        <w:br/>
-      </w:r>
-      <w:r>
-        <w:t xml:space="preserve">- Альтернатива снижения CAPEX:</w:t>
-      </w:r>
-      <w:r>
-        <w:t xml:space="preserve"> </w:t>
-      </w:r>
-      <w:r>
-        <w:rPr>
-          <w:bCs/>
-          <w:b/>
-        </w:rPr>
-        <w:t xml:space="preserve">Fresh УНФ ПРОФ 12 мес = 57 000 ₽</w:t>
-      </w:r>
-      <w:r>
-        <w:t xml:space="preserve"> </w:t>
-      </w:r>
-      <w:r>
-        <w:t xml:space="preserve">(без КП) + тот же этап A по работам — если нет требования держать базу только локально.</w:t>
-      </w:r>
-      <w:r>
-        <w:br/>
-      </w:r>
-      <w:r>
-        <w:t xml:space="preserve">- Связываем с болью: ускорение актов на 2 недели при среднем чеке сервиса даёт ускорение оборачиваемости ДС — это аргумент для директора цифрой из их воронки заявок (просим 10 последних заказ-нарядов для расчёта).</w:t>
+        <w:t xml:space="preserve">Сравнение по фактам из обучения:</w:t>
+      </w:r>
+    </w:p>
+    <w:tbl>
+      <w:tblPr>
+        <w:tblStyle w:val="Table"/>
+        <w:tblW w:type="pct" w:w="5000"/>
+        <w:tblLook w:firstRow="1" w:lastRow="0" w:firstColumn="0" w:lastColumn="0" w:noHBand="0" w:noVBand="0" w:val="0020"/>
+        <w:jc w:val="start"/>
+      </w:tblPr>
+      <w:tblGrid>
+        <w:gridCol w:w="2640"/>
+        <w:gridCol w:w="2640"/>
+        <w:gridCol w:w="2640"/>
+      </w:tblGrid>
+      <w:tr>
+        <w:trPr>
+          <w:tblHeader w:val="true"/>
+        </w:trPr>
+        <w:tc>
+          <w:tcPr/>
+          <w:p>
+            <w:pPr>
+              <w:pStyle w:val="Compact"/>
+            </w:pPr>
+          </w:p>
+        </w:tc>
+        <w:tc>
+          <w:tcPr/>
+          <w:p>
+            <w:pPr>
+              <w:pStyle w:val="Compact"/>
+              <w:jc w:val="left"/>
+            </w:pPr>
+            <w:r>
+              <w:t xml:space="preserve">КП Базовый</w:t>
+            </w:r>
+          </w:p>
+        </w:tc>
+        <w:tc>
+          <w:tcPr/>
+          <w:p>
+            <w:pPr>
+              <w:pStyle w:val="Compact"/>
+              <w:jc w:val="left"/>
+            </w:pPr>
+            <w:r>
+              <w:t xml:space="preserve">КП ПРОФ</w:t>
+            </w:r>
+          </w:p>
+        </w:tc>
+      </w:tr>
+      <w:tr>
+        <w:tc>
+          <w:tcPr/>
+          <w:p>
+            <w:pPr>
+              <w:pStyle w:val="Compact"/>
+              <w:jc w:val="left"/>
+            </w:pPr>
+            <w:r>
+              <w:t xml:space="preserve">Суть</w:t>
+            </w:r>
+          </w:p>
+        </w:tc>
+        <w:tc>
+          <w:tcPr/>
+          <w:p>
+            <w:pPr>
+              <w:pStyle w:val="Compact"/>
+              <w:jc w:val="left"/>
+            </w:pPr>
+            <w:r>
+              <w:t xml:space="preserve">Минимальный легальный доступ к обновлениям</w:t>
+            </w:r>
+          </w:p>
+        </w:tc>
+        <w:tc>
+          <w:tcPr/>
+          <w:p>
+            <w:pPr>
+              <w:pStyle w:val="Compact"/>
+              <w:jc w:val="left"/>
+            </w:pPr>
+            <w:r>
+              <w:t xml:space="preserve">Сопровождение «под ключ»</w:t>
+            </w:r>
+          </w:p>
+        </w:tc>
+      </w:tr>
+      <w:tr>
+        <w:tc>
+          <w:tcPr/>
+          <w:p>
+            <w:pPr>
+              <w:pStyle w:val="Compact"/>
+              <w:jc w:val="left"/>
+            </w:pPr>
+            <w:r>
+              <w:t xml:space="preserve">Обновления</w:t>
+            </w:r>
+          </w:p>
+        </w:tc>
+        <w:tc>
+          <w:tcPr/>
+          <w:p>
+            <w:pPr>
+              <w:pStyle w:val="Compact"/>
+              <w:jc w:val="left"/>
+            </w:pPr>
+            <w:r>
+              <w:t xml:space="preserve">Часто сами</w:t>
+            </w:r>
+          </w:p>
+        </w:tc>
+        <w:tc>
+          <w:tcPr/>
+          <w:p>
+            <w:pPr>
+              <w:pStyle w:val="Compact"/>
+              <w:jc w:val="left"/>
+            </w:pPr>
+            <w:r>
+              <w:t xml:space="preserve">Партнёр помогает/делает</w:t>
+            </w:r>
+          </w:p>
+        </w:tc>
+      </w:tr>
+      <w:tr>
+        <w:tc>
+          <w:tcPr/>
+          <w:p>
+            <w:pPr>
+              <w:pStyle w:val="Compact"/>
+              <w:jc w:val="left"/>
+            </w:pPr>
+            <w:r>
+              <w:t xml:space="preserve">Консультации</w:t>
+            </w:r>
+          </w:p>
+        </w:tc>
+        <w:tc>
+          <w:tcPr/>
+          <w:p>
+            <w:pPr>
+              <w:pStyle w:val="Compact"/>
+              <w:jc w:val="left"/>
+            </w:pPr>
+            <w:r>
+              <w:t xml:space="preserve">Крайне мало (порядок «1 раз в месяц»)</w:t>
+            </w:r>
+          </w:p>
+        </w:tc>
+        <w:tc>
+          <w:tcPr/>
+          <w:p>
+            <w:pPr>
+              <w:pStyle w:val="Compact"/>
+              <w:jc w:val="left"/>
+            </w:pPr>
+            <w:r>
+              <w:t xml:space="preserve">Регулярные/расширенные</w:t>
+            </w:r>
+          </w:p>
+        </w:tc>
+      </w:tr>
+      <w:tr>
+        <w:tc>
+          <w:tcPr/>
+          <w:p>
+            <w:pPr>
+              <w:pStyle w:val="Compact"/>
+              <w:jc w:val="left"/>
+            </w:pPr>
+            <w:r>
+              <w:t xml:space="preserve">1С-Отчётность</w:t>
+            </w:r>
+          </w:p>
+        </w:tc>
+        <w:tc>
+          <w:tcPr/>
+          <w:p>
+            <w:pPr>
+              <w:pStyle w:val="Compact"/>
+              <w:jc w:val="left"/>
+            </w:pPr>
+            <w:r>
+              <w:t xml:space="preserve">Обычно отдельно</w:t>
+            </w:r>
+          </w:p>
+        </w:tc>
+        <w:tc>
+          <w:tcPr/>
+          <w:p>
+            <w:pPr>
+              <w:pStyle w:val="Compact"/>
+              <w:jc w:val="left"/>
+            </w:pPr>
+            <w:r>
+              <w:t xml:space="preserve">Включена (1 юрлицо/ИП)</w:t>
+            </w:r>
+          </w:p>
+        </w:tc>
+      </w:tr>
+      <w:tr>
+        <w:tc>
+          <w:tcPr/>
+          <w:p>
+            <w:pPr>
+              <w:pStyle w:val="Compact"/>
+              <w:jc w:val="left"/>
+            </w:pPr>
+            <w:r>
+              <w:t xml:space="preserve">Контрагент / проверки</w:t>
+            </w:r>
+          </w:p>
+        </w:tc>
+        <w:tc>
+          <w:tcPr/>
+          <w:p>
+            <w:pPr>
+              <w:pStyle w:val="Compact"/>
+              <w:jc w:val="left"/>
+            </w:pPr>
+            <w:r>
+              <w:t xml:space="preserve">Отдельно</w:t>
+            </w:r>
+          </w:p>
+        </w:tc>
+        <w:tc>
+          <w:tcPr/>
+          <w:p>
+            <w:pPr>
+              <w:pStyle w:val="Compact"/>
+              <w:jc w:val="left"/>
+            </w:pPr>
+            <w:r>
+              <w:t xml:space="preserve">Включены лимиты</w:t>
+            </w:r>
+          </w:p>
+        </w:tc>
+      </w:tr>
+      <w:tr>
+        <w:tc>
+          <w:tcPr/>
+          <w:p>
+            <w:pPr>
+              <w:pStyle w:val="Compact"/>
+              <w:jc w:val="left"/>
+            </w:pPr>
+            <w:r>
+              <w:t xml:space="preserve">ЭДО</w:t>
+            </w:r>
+          </w:p>
+        </w:tc>
+        <w:tc>
+          <w:tcPr/>
+          <w:p>
+            <w:pPr>
+              <w:pStyle w:val="Compact"/>
+              <w:jc w:val="left"/>
+            </w:pPr>
+            <w:r>
+              <w:t xml:space="preserve">Урезанный лимит</w:t>
+            </w:r>
+          </w:p>
+        </w:tc>
+        <w:tc>
+          <w:tcPr/>
+          <w:p>
+            <w:pPr>
+              <w:pStyle w:val="Compact"/>
+              <w:jc w:val="left"/>
+            </w:pPr>
+            <w:r>
+              <w:t xml:space="preserve">Больше пакетов, получение безлимит</w:t>
+            </w:r>
+          </w:p>
+        </w:tc>
+      </w:tr>
+      <w:tr>
+        <w:tc>
+          <w:tcPr/>
+          <w:p>
+            <w:pPr>
+              <w:pStyle w:val="Compact"/>
+              <w:jc w:val="left"/>
+            </w:pPr>
+            <w:r>
+              <w:t xml:space="preserve">Облачный архив / удалённый доступ</w:t>
+            </w:r>
+          </w:p>
+        </w:tc>
+        <w:tc>
+          <w:tcPr/>
+          <w:p>
+            <w:pPr>
+              <w:pStyle w:val="Compact"/>
+              <w:jc w:val="left"/>
+            </w:pPr>
+            <w:r>
+              <w:t xml:space="preserve">Нет</w:t>
+            </w:r>
+          </w:p>
+        </w:tc>
+        <w:tc>
+          <w:tcPr/>
+          <w:p>
+            <w:pPr>
+              <w:pStyle w:val="Compact"/>
+              <w:jc w:val="left"/>
+            </w:pPr>
+            <w:r>
+              <w:t xml:space="preserve">Есть</w:t>
+            </w:r>
+          </w:p>
+        </w:tc>
+      </w:tr>
+      <w:tr>
+        <w:tc>
+          <w:tcPr/>
+          <w:p>
+            <w:pPr>
+              <w:pStyle w:val="Compact"/>
+              <w:jc w:val="left"/>
+            </w:pPr>
+            <w:r>
+              <w:t xml:space="preserve">Методическая база its.1c.ru</w:t>
+            </w:r>
+          </w:p>
+        </w:tc>
+        <w:tc>
+          <w:tcPr/>
+          <w:p>
+            <w:pPr>
+              <w:pStyle w:val="Compact"/>
+              <w:jc w:val="left"/>
+            </w:pPr>
+            <w:r>
+              <w:t xml:space="preserve">Ограниченно</w:t>
+            </w:r>
+          </w:p>
+        </w:tc>
+        <w:tc>
+          <w:tcPr/>
+          <w:p>
+            <w:pPr>
+              <w:pStyle w:val="Compact"/>
+              <w:jc w:val="left"/>
+            </w:pPr>
+            <w:r>
+              <w:t xml:space="preserve">Полный доступ</w:t>
+            </w:r>
+          </w:p>
+        </w:tc>
+      </w:tr>
+    </w:tbl>
+    <w:p>
+      <w:pPr>
+        <w:pStyle w:val="BodyText"/>
+      </w:pPr>
+      <w:r>
+        <w:t xml:space="preserve">Плюс УНФ ПРОФ как продукта: единое окно для услуг+склад+деньги; КП ПРОФ не даёт «новой программе», а</w:t>
+      </w:r>
+      <w:r>
+        <w:t xml:space="preserve"> </w:t>
+      </w:r>
+      <w:r>
+        <w:rPr>
+          <w:bCs/>
+          <w:b/>
+        </w:rPr>
+        <w:t xml:space="preserve">раскрывает</w:t>
+      </w:r>
+      <w:r>
+        <w:t xml:space="preserve"> </w:t>
+      </w:r>
+      <w:r>
+        <w:t xml:space="preserve">её сервисами (отчётность, ЭДО, контрагенты, архив).</w:t>
+      </w:r>
+      <w:r>
+        <w:br/>
+      </w:r>
+      <w:r>
+        <w:t xml:space="preserve">Если взять Базовый и докупить отчётность+контрагента+часы — в примере обучения выходит</w:t>
+      </w:r>
+      <w:r>
+        <w:t xml:space="preserve"> </w:t>
+      </w:r>
+      <w:r>
+        <w:rPr>
+          <w:bCs/>
+          <w:b/>
+        </w:rPr>
+        <w:t xml:space="preserve">дороже и хуже по удобству</w:t>
+      </w:r>
+      <w:r>
+        <w:t xml:space="preserve">, чем сразу ПРОФ (~71,9 тыс. vs ~68,4 тыс.).</w:t>
       </w:r>
     </w:p>
     <w:p>
@@ -1616,7 +2216,7 @@
         <w:br/>
       </w:r>
       <w:r>
-        <w:t xml:space="preserve">Собрать 10 заказ-нарядов, посчитать задержку закрытия в днях, утвердить этап A и выставить счёт с разбивкой «лицензия / КП 6 / работы».</w:t>
+        <w:t xml:space="preserve">Таблица «Базовый + ваши сервисы vs ПРОФ» на 1 стр. → решение директора до конца недели, договор КП ПРОФ.</w:t>
       </w:r>
     </w:p>
     <w:p>
@@ -1634,25 +2234,19 @@
         <w:br/>
       </w:r>
       <w:r>
-        <w:t xml:space="preserve">- «Если нет 340 тысяч — вам рано автоматизировать».</w:t>
-      </w:r>
-      <w:r>
-        <w:br/>
-      </w:r>
-      <w:r>
-        <w:t xml:space="preserve">- Скрытое урезание работ без фиксации в договоре.</w:t>
-      </w:r>
-      <w:r>
-        <w:br/>
-      </w:r>
-      <w:r>
-        <w:t xml:space="preserve">- Давление на бухгалтера «отчётность не повод».</w:t>
-      </w:r>
-      <w:r>
-        <w:br/>
-      </w:r>
-      <w:r>
-        <w:t xml:space="preserve">- Обещание ROI «в разы» без их цифр.</w:t>
+        <w:t xml:space="preserve">- «Базовый — для бедных».</w:t>
+      </w:r>
+      <w:r>
+        <w:br/>
+      </w:r>
+      <w:r>
+        <w:t xml:space="preserve">- Скрытие, что услуги партнёра по установке обновлений в Базовом оплачиваются отдельно.</w:t>
+      </w:r>
+      <w:r>
+        <w:br/>
+      </w:r>
+      <w:r>
+        <w:t xml:space="preserve">- Навязывание отраслевых/КОРП-тарифов.</w:t>
       </w:r>
     </w:p>
     <w:p>
@@ -1662,9 +2256,9 @@
         </w:pict>
       </w:r>
     </w:p>
-    <w:bookmarkEnd w:id="24"/>
     <w:bookmarkEnd w:id="25"/>
-    <w:bookmarkStart w:id="30" w:name="тема-2.-не-сейчас-подумаем"/>
+    <w:bookmarkEnd w:id="26"/>
+    <w:bookmarkStart w:id="31" w:name="тема-2.-не-сейчас-подумаем"/>
     <w:p>
       <w:pPr>
         <w:pStyle w:val="Heading2"/>
@@ -1673,7 +2267,7 @@
         <w:t xml:space="preserve">Тема 2. Не сейчас / подумаем</w:t>
       </w:r>
     </w:p>
-    <w:bookmarkStart w:id="26" w:name="баллов-после-отчётности"/>
+    <w:bookmarkStart w:id="27" w:name="баллов-после-отчётности"/>
     <w:p>
       <w:pPr>
         <w:pStyle w:val="Heading3"/>
@@ -1697,7 +2291,20 @@
         <w:br/>
       </w:r>
       <w:r>
-        <w:t xml:space="preserve">ООО «Альфа-Пак», производство упаковки (малый бизнес), 14 человек, УСН. Бухгалтерия ведётся в устаревшей локальной базе с одним пользователем «на всех».</w:t>
+        <w:t xml:space="preserve">ООО на УСН, производство упаковки, 12 человек.</w:t>
+      </w:r>
+      <w:r>
+        <w:t xml:space="preserve"> </w:t>
+      </w:r>
+      <w:r>
+        <w:rPr>
+          <w:bCs/>
+          <w:b/>
+        </w:rPr>
+        <w:t xml:space="preserve">1С:Бухгалтерия Базовая</w:t>
+      </w:r>
+      <w:r>
+        <w:t xml:space="preserve">, один пользователь — бухгалтер.</w:t>
       </w:r>
     </w:p>
     <w:p>
@@ -1715,7 +2322,7 @@
         <w:br/>
       </w:r>
       <w:r>
-        <w:t xml:space="preserve">Квартальная отчётность каждый раз собирается сверхурочно: бухгалтер + внешний консультант. Ошибки в номенклатуре затрат всплывают в последний момент.</w:t>
+        <w:t xml:space="preserve">Перед отчётностью бухгалтер сидит сверхурочно: не хватает второго доступа для помощника, вопросы по заполнению закрывают через чаты.</w:t>
       </w:r>
     </w:p>
     <w:p>
@@ -1733,7 +2340,7 @@
         <w:br/>
       </w:r>
       <w:r>
-        <w:t xml:space="preserve">Главный бухгалтер (ЛВР + фактически блокирует сроки). Интерес: не сломать текущую сдачу. Директор (ЛПР) готов, но «не мешайте отчётности».</w:t>
+        <w:t xml:space="preserve">Главный бухгалтер (ЛВР, блокирует сроки). Директор (ЛПР) — «не мешайте сдаче».</w:t>
       </w:r>
     </w:p>
     <w:p>
@@ -1751,39 +2358,39 @@
         <w:br/>
       </w:r>
       <w:r>
-        <w:t xml:space="preserve">Переход на</w:t>
-      </w:r>
-      <w:r>
-        <w:t xml:space="preserve"> </w:t>
-      </w:r>
-      <w:r>
-        <w:rPr>
-          <w:bCs/>
-          <w:b/>
-        </w:rPr>
-        <w:t xml:space="preserve">1С:Бухгалтерия ПРОФ</w:t>
-      </w:r>
-      <w:r>
-        <w:t xml:space="preserve"> </w:t>
-      </w:r>
-      <w:r>
-        <w:t xml:space="preserve">(локаль, 23 000 ₽) +</w:t>
-      </w:r>
-      <w:r>
-        <w:t xml:space="preserve"> </w:t>
-      </w:r>
-      <w:r>
-        <w:rPr>
-          <w:bCs/>
-          <w:b/>
-        </w:rPr>
-        <w:t xml:space="preserve">КП 6 мес</w:t>
-      </w:r>
-      <w:r>
-        <w:t xml:space="preserve"> </w:t>
-      </w:r>
-      <w:r>
-        <w:t xml:space="preserve">(36 307 ₽) + 6 ч консультаций на перенос справочников и проверку учётной политики (21 960 ₽). Старт работ — сразу.</w:t>
+        <w:t xml:space="preserve">Апгрейд до</w:t>
+      </w:r>
+      <w:r>
+        <w:t xml:space="preserve"> </w:t>
+      </w:r>
+      <w:r>
+        <w:rPr>
+          <w:bCs/>
+          <w:b/>
+        </w:rPr>
+        <w:t xml:space="preserve">БП ПРОФ (23 000 ₽)</w:t>
+      </w:r>
+      <w:r>
+        <w:t xml:space="preserve"> </w:t>
+      </w:r>
+      <w:r>
+        <w:t xml:space="preserve">+</w:t>
+      </w:r>
+      <w:r>
+        <w:t xml:space="preserve"> </w:t>
+      </w:r>
+      <w:r>
+        <w:rPr>
+          <w:bCs/>
+          <w:b/>
+        </w:rPr>
+        <w:t xml:space="preserve">КП ПРОФ 6 мес (36 307 ₽)</w:t>
+      </w:r>
+      <w:r>
+        <w:t xml:space="preserve"> </w:t>
+      </w:r>
+      <w:r>
+        <w:t xml:space="preserve">+ 4 ч консультаций на перенос (14 640 ₽). Старт работ сразу.</w:t>
       </w:r>
     </w:p>
     <w:p>
@@ -1801,7 +2408,7 @@
         <w:br/>
       </w:r>
       <w:r>
-        <w:t xml:space="preserve">«Сейчас некогда. Давайте после 25 числа, потом подумаем.»</w:t>
+        <w:t xml:space="preserve">«Сейчас некогда. После 25-го подумаем.»</w:t>
       </w:r>
     </w:p>
     <w:p>
@@ -1819,17 +2426,17 @@
         <w:br/>
       </w:r>
       <w:r>
-        <w:t xml:space="preserve">- Соглашаемся:</w:t>
-      </w:r>
-      <w:r>
-        <w:t xml:space="preserve"> </w:t>
-      </w:r>
-      <w:r>
-        <w:rPr>
-          <w:bCs/>
-          <w:b/>
-        </w:rPr>
-        <w:t xml:space="preserve">внедрение в продуктив не делаем до сдачи</w:t>
+        <w:t xml:space="preserve">- В продуктив до сдачи</w:t>
+      </w:r>
+      <w:r>
+        <w:t xml:space="preserve"> </w:t>
+      </w:r>
+      <w:r>
+        <w:rPr>
+          <w:bCs/>
+          <w:b/>
+        </w:rPr>
+        <w:t xml:space="preserve">не лезем</w:t>
       </w:r>
       <w:r>
         <w:t xml:space="preserve">.</w:t>
@@ -1838,19 +2445,19 @@
         <w:br/>
       </w:r>
       <w:r>
-        <w:t xml:space="preserve">- Что можно сделать сейчас без риска: договор + оплата лицензии/КП, доступ тестовой копии, 2 часа консультаций на аудит текущей базы и чек-лист переноса — это не трогает рабочий контур.</w:t>
-      </w:r>
-      <w:r>
-        <w:br/>
-      </w:r>
-      <w:r>
-        <w:t xml:space="preserve">- Календарь: дата X (после отчётности) — старт переноса; дата Y — контрольная сверка оборотки.</w:t>
-      </w:r>
-      <w:r>
-        <w:br/>
-      </w:r>
-      <w:r>
-        <w:t xml:space="preserve">- Фиксируем, что «подумаем потом» обычно сдвигает ещё на квартал, а боль сверхурочных повторится.</w:t>
+        <w:t xml:space="preserve">- Сейчас можно: договор, оплата ПРОФ+КП, чек-лист переноса, 1–2 часа консультаций на аудит Базовой (ограничение 1 пользователя — причина апгрейда).</w:t>
+      </w:r>
+      <w:r>
+        <w:br/>
+      </w:r>
+      <w:r>
+        <w:t xml:space="preserve">- Плюс ПРОФ для их боли: второй пользователь к следующему периоду, единые правила, КП ПРОФ — актуальные формы и линия без форумов.</w:t>
+      </w:r>
+      <w:r>
+        <w:br/>
+      </w:r>
+      <w:r>
+        <w:t xml:space="preserve">- Базовая хороша для «один бухгалтер / одно юрлицо», но помощник + рост = потолок Базовой.</w:t>
       </w:r>
     </w:p>
     <w:p>
@@ -1868,7 +2475,7 @@
         <w:br/>
       </w:r>
       <w:r>
-        <w:t xml:space="preserve">Подписать договор сегодня с датой старта работ после отчётности и предоплатой лицензии+КП; поставить в календарь kick-off на конкретный день.</w:t>
+        <w:t xml:space="preserve">Договор сегодня с датой kick-off после отчётности; предоплата лицензии+КП.</w:t>
       </w:r>
     </w:p>
     <w:p>
@@ -1886,19 +2493,19 @@
         <w:br/>
       </w:r>
       <w:r>
-        <w:t xml:space="preserve">- «Если сейчас не купите — акция сгорит».</w:t>
-      </w:r>
-      <w:r>
-        <w:br/>
-      </w:r>
-      <w:r>
-        <w:t xml:space="preserve">- Игнор страха бухгалтера, давление «давайте сразу в бой».</w:t>
-      </w:r>
-      <w:r>
-        <w:br/>
-      </w:r>
-      <w:r>
-        <w:t xml:space="preserve">- Уход без даты («ну ок, напишите когда будете готовы»).</w:t>
+        <w:t xml:space="preserve">- Давление «акция сгорит».</w:t>
+      </w:r>
+      <w:r>
+        <w:br/>
+      </w:r>
+      <w:r>
+        <w:t xml:space="preserve">- Внедрение в боевую базу до сдачи.</w:t>
+      </w:r>
+      <w:r>
+        <w:br/>
+      </w:r>
+      <w:r>
+        <w:t xml:space="preserve">- Уход без конкретной даты.</w:t>
       </w:r>
     </w:p>
     <w:p>
@@ -1908,14 +2515,14 @@
         </w:pict>
       </w:r>
     </w:p>
-    <w:bookmarkEnd w:id="26"/>
-    <w:bookmarkStart w:id="27" w:name="баллов-надо-посоветоваться-с-партнёром"/>
+    <w:bookmarkEnd w:id="27"/>
+    <w:bookmarkStart w:id="28" w:name="баллов-надо-обсудить-с-партнёром"/>
     <w:p>
       <w:pPr>
         <w:pStyle w:val="Heading3"/>
       </w:pPr>
       <w:r>
-        <w:t xml:space="preserve">70 баллов — «Надо посоветоваться с партнёром»</w:t>
+        <w:t xml:space="preserve">70 баллов — «Надо обсудить с партнёром»</w:t>
       </w:r>
     </w:p>
     <w:p>
@@ -1933,7 +2540,7 @@
         <w:br/>
       </w:r>
       <w:r>
-        <w:t xml:space="preserve">ИП (два партнёра), сеть из 2 магазинов фермерских продуктов + мини-склад, малый бизнес.</w:t>
+        <w:t xml:space="preserve">Два партнёра, 2 магазина фермерских продуктов. Кассы разрозненные.</w:t>
       </w:r>
     </w:p>
     <w:p>
@@ -1951,7 +2558,7 @@
         <w:br/>
       </w:r>
       <w:r>
-        <w:t xml:space="preserve">На кассах разные прайсы, переоценка делается вручную ночью, расхождения при инвентаризации 3–4 часа на точку.</w:t>
+        <w:t xml:space="preserve">Разные прайсы, инвентаризация 3–4 часа на точку, нет единых остатков.</w:t>
       </w:r>
     </w:p>
     <w:p>
@@ -1969,7 +2576,7 @@
         <w:br/>
       </w:r>
       <w:r>
-        <w:t xml:space="preserve">Партнёр А (управляет закупками) — на встрече. Партнёр Б (финансы) — ЛПР по деньгам, на связи в мессенджере. IT нет.</w:t>
+        <w:t xml:space="preserve">Партнёр А (закупки) на встрече. Партнёр Б (финансы) — ЛПР, в мессенджере.</w:t>
       </w:r>
     </w:p>
     <w:p>
@@ -1991,13 +2598,29 @@
           <w:bCs/>
           <w:b/>
         </w:rPr>
-        <w:t xml:space="preserve">1С:Фреш Розница на 12 мес</w:t>
-      </w:r>
-      <w:r>
-        <w:t xml:space="preserve"> </w:t>
-      </w:r>
-      <w:r>
-        <w:t xml:space="preserve">(18 100 ₽) + настройка 12 ч (</w:t>
+        <w:t xml:space="preserve">1С:Розница ПРОФ (23 000 ₽)</w:t>
+      </w:r>
+      <w:r>
+        <w:t xml:space="preserve"> </w:t>
+      </w:r>
+      <w:r>
+        <w:t xml:space="preserve">+</w:t>
+      </w:r>
+      <w:r>
+        <w:t xml:space="preserve"> </w:t>
+      </w:r>
+      <w:r>
+        <w:rPr>
+          <w:bCs/>
+          <w:b/>
+        </w:rPr>
+        <w:t xml:space="preserve">КП ПРОФ 12 (68 400 ₽)</w:t>
+      </w:r>
+      <w:r>
+        <w:t xml:space="preserve"> </w:t>
+      </w:r>
+      <w:r>
+        <w:t xml:space="preserve">+ настройка 12 ч (</w:t>
       </w:r>
       <w:r>
         <w:rPr>
@@ -2007,20 +2630,33 @@
         <w:t xml:space="preserve">36 000 ₽</w:t>
       </w:r>
       <w:r>
-        <w:t xml:space="preserve">) + 3 ч консультаций (10 980 ₽). КП не нужен. Итого ≈</w:t>
-      </w:r>
-      <w:r>
-        <w:t xml:space="preserve"> </w:t>
-      </w:r>
-      <w:r>
-        <w:rPr>
-          <w:bCs/>
-          <w:b/>
-        </w:rPr>
-        <w:t xml:space="preserve">65 080 ₽</w:t>
-      </w:r>
-      <w:r>
-        <w:t xml:space="preserve">.</w:t>
+        <w:t xml:space="preserve">)</w:t>
+      </w:r>
+      <w:r>
+        <w:br/>
+      </w:r>
+      <w:r>
+        <w:rPr>
+          <w:iCs/>
+          <w:i/>
+        </w:rPr>
+        <w:t xml:space="preserve">или</w:t>
+      </w:r>
+      <w:r>
+        <w:t xml:space="preserve"> </w:t>
+      </w:r>
+      <w:r>
+        <w:rPr>
+          <w:bCs/>
+          <w:b/>
+        </w:rPr>
+        <w:t xml:space="preserve">Фреш Розница 12 мес (18 100 ₽)</w:t>
+      </w:r>
+      <w:r>
+        <w:t xml:space="preserve"> </w:t>
+      </w:r>
+      <w:r>
+        <w:t xml:space="preserve">+ те же работы (если хотят облако без локального КП).</w:t>
       </w:r>
     </w:p>
     <w:p>
@@ -2038,7 +2674,7 @@
         <w:br/>
       </w:r>
       <w:r>
-        <w:t xml:space="preserve">«Нам надо подумать и обсудить с партнёром. Мы вам напишем.»</w:t>
+        <w:t xml:space="preserve">«Нам надо подумать и обсудить с партнёром. Напишем.»</w:t>
       </w:r>
     </w:p>
     <w:p>
@@ -2056,35 +2692,38 @@
         <w:br/>
       </w:r>
       <w:r>
-        <w:t xml:space="preserve">- Ок, но «подумать» без материалов = отложение. Даём одностраничное сравнение: что будет на кассе через 2 недели / стоимость / кто что делает.</w:t>
-      </w:r>
-      <w:r>
-        <w:br/>
-      </w:r>
-      <w:r>
-        <w:t xml:space="preserve">- Предлагаем</w:t>
-      </w:r>
-      <w:r>
-        <w:t xml:space="preserve"> </w:t>
-      </w:r>
-      <w:r>
-        <w:rPr>
-          <w:bCs/>
-          <w:b/>
-        </w:rPr>
-        <w:t xml:space="preserve">15-минутный созвон втроём</w:t>
-      </w:r>
-      <w:r>
-        <w:t xml:space="preserve"> </w:t>
-      </w:r>
-      <w:r>
-        <w:t xml:space="preserve">(оба партнёра) с разбором одного болевого сценария: переоценка и инвентаризация.</w:t>
-      </w:r>
-      <w:r>
-        <w:br/>
-      </w:r>
-      <w:r>
-        <w:t xml:space="preserve">- Фиксируем критерии решения партнёра Б: срок окупаемости, кто администрирует, можно ли начать с 1 магазина (пилот 6 ч настройки).</w:t>
+        <w:t xml:space="preserve">- Плюсы</w:t>
+      </w:r>
+      <w:r>
+        <w:t xml:space="preserve"> </w:t>
+      </w:r>
+      <w:r>
+        <w:rPr>
+          <w:bCs/>
+          <w:b/>
+        </w:rPr>
+        <w:t xml:space="preserve">Розницы ПРОФ</w:t>
+      </w:r>
+      <w:r>
+        <w:t xml:space="preserve">: несколько магазинов в одной логике, много пользователей, РИБ/сеть, акции и аналитика — против Базовой (1 магазин / 1 пользователь / без распределённых баз).</w:t>
+      </w:r>
+      <w:r>
+        <w:br/>
+      </w:r>
+      <w:r>
+        <w:t xml:space="preserve">- КП ПРОФ: обновления кассового контура, консультации, сервисы.</w:t>
+      </w:r>
+      <w:r>
+        <w:br/>
+      </w:r>
+      <w:r>
+        <w:t xml:space="preserve">- Даём 1 стр. для партнёра Б: боль инвентаризации → ПРОФ vs Базовая (почему Базовая не закроет 2 точки с персоналом) → сумма → пилот на 1 магазин.</w:t>
+      </w:r>
+      <w:r>
+        <w:br/>
+      </w:r>
+      <w:r>
+        <w:t xml:space="preserve">- 15 минут созвон втроём.</w:t>
       </w:r>
     </w:p>
     <w:p>
@@ -2102,7 +2741,7 @@
         <w:br/>
       </w:r>
       <w:r>
-        <w:t xml:space="preserve">Назначить созвон с обоими партнёрами на этой неделе и отправить КПД (коммерческое) с пилотом на 1 точку.</w:t>
+        <w:t xml:space="preserve">Созвон с обоими партнёрами на этой неделе + КП с пилотом 1 точки.</w:t>
       </w:r>
     </w:p>
     <w:p>
@@ -2120,19 +2759,19 @@
         <w:br/>
       </w:r>
       <w:r>
-        <w:t xml:space="preserve">- «А ваш партнёр точно разбирается?»</w:t>
-      </w:r>
-      <w:r>
-        <w:br/>
-      </w:r>
-      <w:r>
-        <w:t xml:space="preserve">- Давить «решите сегодня».</w:t>
-      </w:r>
-      <w:r>
-        <w:br/>
-      </w:r>
-      <w:r>
-        <w:t xml:space="preserve">- Отправить длинное КП на 12 страниц «на подумать» без созвона.</w:t>
+        <w:t xml:space="preserve">- «Ваш партнёр не разбирается».</w:t>
+      </w:r>
+      <w:r>
+        <w:br/>
+      </w:r>
+      <w:r>
+        <w:t xml:space="preserve">- «Решите сегодня».</w:t>
+      </w:r>
+      <w:r>
+        <w:br/>
+      </w:r>
+      <w:r>
+        <w:t xml:space="preserve">- Длинное КП без созвона.</w:t>
       </w:r>
     </w:p>
     <w:p>
@@ -2142,14 +2781,14 @@
         </w:pict>
       </w:r>
     </w:p>
-    <w:bookmarkEnd w:id="27"/>
-    <w:bookmarkStart w:id="28" w:name="баллов-после-нового-года-сезона"/>
+    <w:bookmarkEnd w:id="28"/>
+    <w:bookmarkStart w:id="29" w:name="баллов-после-сезона"/>
     <w:p>
       <w:pPr>
         <w:pStyle w:val="Heading3"/>
       </w:pPr>
       <w:r>
-        <w:t xml:space="preserve">100 баллов — «После Нового года / сезона»</w:t>
+        <w:t xml:space="preserve">100 баллов — «После сезона»</w:t>
       </w:r>
     </w:p>
     <w:p>
@@ -2167,7 +2806,7 @@
         <w:br/>
       </w:r>
       <w:r>
-        <w:t xml:space="preserve">ООО «СнегТрейд», оптовая торговля сезонным инвентарём, средний бизнес, пик продаж — осень–зима.</w:t>
+        <w:t xml:space="preserve">Опт сезонного товара, пик осень–зима, 4 менеджера продаж.</w:t>
       </w:r>
     </w:p>
     <w:p>
@@ -2185,7 +2824,7 @@
         <w:br/>
       </w:r>
       <w:r>
-        <w:t xml:space="preserve">В сезон менеджеры путают резервы в УТ-подобном самописке + почте, отгрузки срываются, склад работает в аврале. Вне сезона «вроде терпимо», поэтому решения откладывают.</w:t>
+        <w:t xml:space="preserve">В сезон резервы в чатах, срывы отгрузок. Вне сезона «терпимо» — решение откладывают.</w:t>
       </w:r>
     </w:p>
     <w:p>
@@ -2203,7 +2842,7 @@
         <w:br/>
       </w:r>
       <w:r>
-        <w:t xml:space="preserve">Руководитель отдела продаж (ЛВР). Директор (ЛПР) сказал «после сезона разберёмся».</w:t>
+        <w:t xml:space="preserve">РОП (ЛВР). Директор (ЛПР): «после сезона».</w:t>
       </w:r>
     </w:p>
     <w:p>
@@ -2225,39 +2864,29 @@
           <w:bCs/>
           <w:b/>
         </w:rPr>
-        <w:t xml:space="preserve">1С:УТ ПРОФ</w:t>
-      </w:r>
-      <w:r>
-        <w:t xml:space="preserve"> </w:t>
-      </w:r>
-      <w:r>
-        <w:t xml:space="preserve">(39 700 ₽) +</w:t>
-      </w:r>
-      <w:r>
-        <w:t xml:space="preserve"> </w:t>
-      </w:r>
-      <w:r>
-        <w:rPr>
-          <w:bCs/>
-          <w:b/>
-        </w:rPr>
-        <w:t xml:space="preserve">КП 12 мес</w:t>
-      </w:r>
-      <w:r>
-        <w:t xml:space="preserve"> </w:t>
-      </w:r>
-      <w:r>
-        <w:t xml:space="preserve">(68 400 ₽) + внедрение 36 ч до сезона (</w:t>
-      </w:r>
-      <w:r>
-        <w:rPr>
-          <w:bCs/>
-          <w:b/>
-        </w:rPr>
-        <w:t xml:space="preserve">108 000 ₽</w:t>
-      </w:r>
-      <w:r>
-        <w:t xml:space="preserve">) + 5 ч консультаций (18 300 ₽).</w:t>
+        <w:t xml:space="preserve">1С:УТ ПРОФ (39 700 ₽)</w:t>
+      </w:r>
+      <w:r>
+        <w:t xml:space="preserve"> </w:t>
+      </w:r>
+      <w:r>
+        <w:t xml:space="preserve">+</w:t>
+      </w:r>
+      <w:r>
+        <w:t xml:space="preserve"> </w:t>
+      </w:r>
+      <w:r>
+        <w:rPr>
+          <w:bCs/>
+          <w:b/>
+        </w:rPr>
+        <w:t xml:space="preserve">КП ПРОФ 12 (68 400 ₽)</w:t>
+      </w:r>
+      <w:r>
+        <w:t xml:space="preserve"> </w:t>
+      </w:r>
+      <w:r>
+        <w:t xml:space="preserve">+ внедрение 30 ч до следующего пика.</w:t>
       </w:r>
     </w:p>
     <w:p>
@@ -2275,7 +2904,7 @@
         <w:br/>
       </w:r>
       <w:r>
-        <w:t xml:space="preserve">«Сейчас сезон, некогда. После Нового года вернёмся к вопросу.»</w:t>
+        <w:t xml:space="preserve">«Сейчас сезон, некогда. После Нового года вернёмся.»</w:t>
       </w:r>
     </w:p>
     <w:p>
@@ -2293,57 +2922,25 @@
         <w:br/>
       </w:r>
       <w:r>
-        <w:t xml:space="preserve">- Внедрять тяжёлый контур в пик — действительно риск. Предлагаем</w:t>
-      </w:r>
-      <w:r>
-        <w:t xml:space="preserve"> </w:t>
-      </w:r>
-      <w:r>
-        <w:rPr>
-          <w:bCs/>
-          <w:b/>
-        </w:rPr>
-        <w:t xml:space="preserve">подготовительный контур до/на спаде</w:t>
-      </w:r>
-      <w:r>
-        <w:t xml:space="preserve">:</w:t>
-      </w:r>
-      <w:r>
-        <w:br/>
-      </w:r>
-      <w:r>
-        <w:t xml:space="preserve">— сейчас: договор, поставка УТ ПРОФ+КП, проектирование справочников, обучение 2 ключевых пользователей на тестовой базе (8–10 ч);</w:t>
-      </w:r>
-      <w:r>
-        <w:br/>
-      </w:r>
-      <w:r>
-        <w:t xml:space="preserve">— старт продуктивного обмена/запуска — даты после пика, но</w:t>
-      </w:r>
-      <w:r>
-        <w:t xml:space="preserve"> </w:t>
-      </w:r>
-      <w:r>
-        <w:rPr>
-          <w:bCs/>
-          <w:b/>
-        </w:rPr>
-        <w:t xml:space="preserve">не „когда-нибудь“</w:t>
-      </w:r>
-      <w:r>
-        <w:t xml:space="preserve">, а например 15 января.</w:t>
-      </w:r>
-      <w:r>
-        <w:br/>
-      </w:r>
-      <w:r>
-        <w:t xml:space="preserve">- Аргумент фактом: если снова начать „после праздников“ с нуля, к следующему сезону не успеете; подготовка сейчас сокращает срок запуска на 3–4 недели.</w:t>
-      </w:r>
-      <w:r>
-        <w:br/>
-      </w:r>
-      <w:r>
-        <w:t xml:space="preserve">- Связь с болью РОПа: резервы и статусы заказов — первый блок, который закладываем в тест ещё до января.</w:t>
+        <w:t xml:space="preserve">- Тяжёлый запуск в пик — риск, согласны.</w:t>
+      </w:r>
+      <w:r>
+        <w:br/>
+      </w:r>
+      <w:r>
+        <w:t xml:space="preserve">- Сейчас: поставка УТ ПРОФ + КП, проектирование НСИ, обучение 2 пользователей на копии (8–10 ч). Продуктив — с фиксированной даты (напр. 15 января).</w:t>
+      </w:r>
+      <w:r>
+        <w:br/>
+      </w:r>
+      <w:r>
+        <w:t xml:space="preserve">- Плюсы УТ ПРОФ: единые заказы/склад/взаимки, многопользовательский режим, CRM — то, чего не даст «потерпеть до следующего сезона» на таблицах.</w:t>
+      </w:r>
+      <w:r>
+        <w:br/>
+      </w:r>
+      <w:r>
+        <w:t xml:space="preserve">- КП ПРОФ нужен, чтобы к сезону контур был на актуальных релизах.</w:t>
       </w:r>
     </w:p>
     <w:p>
@@ -2361,7 +2958,7 @@
         <w:br/>
       </w:r>
       <w:r>
-        <w:t xml:space="preserve">Зафиксировать в договоре два этапа с датами и оплатить лицензию+КП+этап проектирования сейчас.</w:t>
+        <w:t xml:space="preserve">Договор с двумя этапами и датами; оплата лицензии+КП+проектирования сейчас.</w:t>
       </w:r>
     </w:p>
     <w:p>
@@ -2379,19 +2976,19 @@
         <w:br/>
       </w:r>
       <w:r>
-        <w:t xml:space="preserve">- «Если не внедрите в сезон — сами виноваты в срывах» (давление/обвинение).</w:t>
-      </w:r>
-      <w:r>
-        <w:br/>
-      </w:r>
-      <w:r>
-        <w:t xml:space="preserve">- Согласие «напишите в феврале» без обязательств и дат.</w:t>
-      </w:r>
-      <w:r>
-        <w:br/>
-      </w:r>
-      <w:r>
-        <w:t xml:space="preserve">- Обещание внедрить «быстро в январе с нуля» без подготовки.</w:t>
+        <w:t xml:space="preserve">- Обвинение «сами виноваты в срывах».</w:t>
+      </w:r>
+      <w:r>
+        <w:br/>
+      </w:r>
+      <w:r>
+        <w:t xml:space="preserve">- «Напишите в феврале» без обязательств.</w:t>
+      </w:r>
+      <w:r>
+        <w:br/>
+      </w:r>
+      <w:r>
+        <w:t xml:space="preserve">- Обещание «с нуля за две недели в январе».</w:t>
       </w:r>
     </w:p>
     <w:p>
@@ -2401,14 +2998,14 @@
         </w:pict>
       </w:r>
     </w:p>
-    <w:bookmarkEnd w:id="28"/>
-    <w:bookmarkStart w:id="29" w:name="X4bc514f6077eacc519434d2b1f47558103860a1"/>
+    <w:bookmarkEnd w:id="29"/>
+    <w:bookmarkStart w:id="30" w:name="баллов-сами-потыкаем-унф-кп-потом"/>
     <w:p>
       <w:pPr>
         <w:pStyle w:val="Heading3"/>
       </w:pPr>
       <w:r>
-        <w:t xml:space="preserve">150 баллов — «Подумаем над доработками, стандартной УНФ хватит… потом»</w:t>
+        <w:t xml:space="preserve">150 баллов — «Сами потыкаем УНФ, КП потом»</w:t>
       </w:r>
     </w:p>
     <w:p>
@@ -2426,7 +3023,7 @@
         <w:br/>
       </w:r>
       <w:r>
-        <w:t xml:space="preserve">ООО «Мебель на заказ», средний бизнес: салон + цех, 25 сотрудников, заказы со сложными спецификациями.</w:t>
+        <w:t xml:space="preserve">Мебель на заказ, салон + цех, 22 сотрудника. Спецификации в файлах.</w:t>
       </w:r>
     </w:p>
     <w:p>
@@ -2444,7 +3041,7 @@
         <w:br/>
       </w:r>
       <w:r>
-        <w:t xml:space="preserve">Менеджеры считают спецификации в отдельных файлах, в производство уходит неверная комплектация, переделки съедают маржу. Уже пробовали «вести в одной таблице» — не взлетело.</w:t>
+        <w:t xml:space="preserve">В цех уходит неверная комплектация, переделки бьют по марже.</w:t>
       </w:r>
     </w:p>
     <w:p>
@@ -2462,7 +3059,7 @@
         <w:br/>
       </w:r>
       <w:r>
-        <w:t xml:space="preserve">Директор производства (инициатор, ЛВР). Коммерческий директор (ЛПР бюджета). Бухгалтер — заботится о корректных реализациях.</w:t>
+        <w:t xml:space="preserve">Директор производства (ЛВР). Коммерческий директор (ЛПР).</w:t>
       </w:r>
     </w:p>
     <w:p>
@@ -2484,49 +3081,29 @@
           <w:bCs/>
           <w:b/>
         </w:rPr>
-        <w:t xml:space="preserve">1С:УНФ ПРОФ</w:t>
-      </w:r>
-      <w:r>
-        <w:t xml:space="preserve"> </w:t>
-      </w:r>
-      <w:r>
-        <w:t xml:space="preserve">(30 600 ₽) +</w:t>
-      </w:r>
-      <w:r>
-        <w:t xml:space="preserve"> </w:t>
-      </w:r>
-      <w:r>
-        <w:rPr>
-          <w:bCs/>
-          <w:b/>
-        </w:rPr>
-        <w:t xml:space="preserve">КП 12 мес</w:t>
-      </w:r>
-      <w:r>
-        <w:t xml:space="preserve"> </w:t>
-      </w:r>
-      <w:r>
-        <w:t xml:space="preserve">(68 400 ₽) + внедрение 40 ч (</w:t>
-      </w:r>
-      <w:r>
-        <w:rPr>
-          <w:bCs/>
-          <w:b/>
-        </w:rPr>
-        <w:t xml:space="preserve">120 000 ₽</w:t>
-      </w:r>
-      <w:r>
-        <w:t xml:space="preserve">) + оценка доработок спецификаций 25 ч (</w:t>
-      </w:r>
-      <w:r>
-        <w:rPr>
-          <w:bCs/>
-          <w:b/>
-        </w:rPr>
-        <w:t xml:space="preserve">75 000 ₽</w:t>
-      </w:r>
-      <w:r>
-        <w:t xml:space="preserve">) после обследования.</w:t>
+        <w:t xml:space="preserve">1С:УНФ ПРОФ (30 600 ₽)</w:t>
+      </w:r>
+      <w:r>
+        <w:t xml:space="preserve"> </w:t>
+      </w:r>
+      <w:r>
+        <w:t xml:space="preserve">+</w:t>
+      </w:r>
+      <w:r>
+        <w:t xml:space="preserve"> </w:t>
+      </w:r>
+      <w:r>
+        <w:rPr>
+          <w:bCs/>
+          <w:b/>
+        </w:rPr>
+        <w:t xml:space="preserve">КП ПРОФ 6 (36 307 ₽)</w:t>
+      </w:r>
+      <w:r>
+        <w:t xml:space="preserve"> </w:t>
+      </w:r>
+      <w:r>
+        <w:t xml:space="preserve">+ обследование 6 ч + внедрение минимума «заказ → производство → акт».</w:t>
       </w:r>
     </w:p>
     <w:p>
@@ -2544,7 +3121,7 @@
         <w:br/>
       </w:r>
       <w:r>
-        <w:t xml:space="preserve">«Давайте пока просто купим УНФ и сами потыкаем. Доработки и внедрение — потом, когда поймём. Нам надо подумать.»</w:t>
+        <w:t xml:space="preserve">«Купим УНФ, сами разберёмся. КП и внедрение — потом, когда поймём.»</w:t>
       </w:r>
     </w:p>
     <w:p>
@@ -2562,54 +3139,54 @@
         <w:br/>
       </w:r>
       <w:r>
-        <w:t xml:space="preserve">- Купить коробку и «потыкать» без контура процессов почти гарантирует разочарование: УНФ не заменит хаос спецификаций сама.</w:t>
-      </w:r>
-      <w:r>
-        <w:br/>
-      </w:r>
-      <w:r>
-        <w:t xml:space="preserve">- Предлагаем</w:t>
-      </w:r>
-      <w:r>
-        <w:t xml:space="preserve"> </w:t>
-      </w:r>
-      <w:r>
-        <w:rPr>
-          <w:bCs/>
-          <w:b/>
-        </w:rPr>
-        <w:t xml:space="preserve">платное обследование 6 ч</w:t>
-      </w:r>
-      <w:r>
-        <w:t xml:space="preserve"> </w:t>
-      </w:r>
-      <w:r>
-        <w:t xml:space="preserve">(6 × 3 660 = 21 960 ₽ или пакет внедрения-аудита) с итогом: что закрывается стандартом, что — настройкой, что — доработкой, и точная смета.</w:t>
-      </w:r>
-      <w:r>
-        <w:br/>
-      </w:r>
-      <w:r>
-        <w:t xml:space="preserve">- Лицензию УНФ ПРОФ+КП 6 мес можно взять сразу, но</w:t>
-      </w:r>
-      <w:r>
-        <w:t xml:space="preserve"> </w:t>
-      </w:r>
-      <w:r>
-        <w:rPr>
-          <w:bCs/>
-          <w:b/>
-        </w:rPr>
-        <w:t xml:space="preserve">продуктив не объявляем</w:t>
-      </w:r>
-      <w:r>
-        <w:t xml:space="preserve">, пока нет согласованного минимума процессов (заказ → спецификация → производство → отгрузка).</w:t>
-      </w:r>
-      <w:r>
-        <w:br/>
-      </w:r>
-      <w:r>
-        <w:t xml:space="preserve">- «Потом доработаем» без обследования = риск сжечь 30–70 тыс. на неверные ожидания.</w:t>
+        <w:t xml:space="preserve">- Плюсы</w:t>
+      </w:r>
+      <w:r>
+        <w:t xml:space="preserve"> </w:t>
+      </w:r>
+      <w:r>
+        <w:rPr>
+          <w:bCs/>
+          <w:b/>
+        </w:rPr>
+        <w:t xml:space="preserve">УНФ ПРОФ</w:t>
+      </w:r>
+      <w:r>
+        <w:t xml:space="preserve">: «всё в одном» для торговли+услуг+лёгкого производства, ОПиУ/ДДС, CRM, несколько пользователей, доработки — в отличие от Базовой (1 пользователь, без доработок, одна организация).</w:t>
+      </w:r>
+      <w:r>
+        <w:br/>
+      </w:r>
+      <w:r>
+        <w:t xml:space="preserve">- Без обследования «потыкать» = риск, что не настроят заказ-наряды и вернутся в файлы.</w:t>
+      </w:r>
+      <w:r>
+        <w:br/>
+      </w:r>
+      <w:r>
+        <w:t xml:space="preserve">- КП ПРОФ с первого дня: обновления, консультации по типовым сценариям, сервисы — дешевле, чем тушить ошибки после сдачи/отгрузки.</w:t>
+      </w:r>
+      <w:r>
+        <w:br/>
+      </w:r>
+      <w:r>
+        <w:t xml:space="preserve">- Минимум: УНФ ПРОФ + КП 6 +</w:t>
+      </w:r>
+      <w:r>
+        <w:t xml:space="preserve"> </w:t>
+      </w:r>
+      <w:r>
+        <w:rPr>
+          <w:bCs/>
+          <w:b/>
+        </w:rPr>
+        <w:t xml:space="preserve">платное обследование 6 ч (21 960 ₽)</w:t>
+      </w:r>
+      <w:r>
+        <w:t xml:space="preserve"> </w:t>
+      </w:r>
+      <w:r>
+        <w:t xml:space="preserve">с go/no-go по доработкам.</w:t>
       </w:r>
     </w:p>
     <w:p>
@@ -2627,7 +3204,7 @@
         <w:br/>
       </w:r>
       <w:r>
-        <w:t xml:space="preserve">Оплата обследования + УНФ ПРОФ + КП 6 мес; через 5 рабочих дней — защита сметы и решение go/no-go по доработкам.</w:t>
+        <w:t xml:space="preserve">Счёт на УНФ ПРОФ + КП 6 + обследование; через 5 р.д. — защита сметы внедрения.</w:t>
       </w:r>
     </w:p>
     <w:p>
@@ -2645,19 +3222,19 @@
         <w:br/>
       </w:r>
       <w:r>
-        <w:t xml:space="preserve">- Согласие продать «только коробочку» с обещанием, что «там всё есть из коробки под мебель».</w:t>
-      </w:r>
-      <w:r>
-        <w:br/>
-      </w:r>
-      <w:r>
-        <w:t xml:space="preserve">- Навязывание 25 ч доработок до обследования.</w:t>
-      </w:r>
-      <w:r>
-        <w:br/>
-      </w:r>
-      <w:r>
-        <w:t xml:space="preserve">- Обесценивание («сами виноваты, что в файлах»).</w:t>
+        <w:t xml:space="preserve">- «В УНФ из коробки всё под мебель».</w:t>
+      </w:r>
+      <w:r>
+        <w:br/>
+      </w:r>
+      <w:r>
+        <w:t xml:space="preserve">- Продажа только коробки без границ этапа.</w:t>
+      </w:r>
+      <w:r>
+        <w:br/>
+      </w:r>
+      <w:r>
+        <w:t xml:space="preserve">- Навязывание 30 ч доработок до обследования.</w:t>
       </w:r>
     </w:p>
     <w:p>
@@ -2667,9 +3244,9 @@
         </w:pict>
       </w:r>
     </w:p>
-    <w:bookmarkEnd w:id="29"/>
     <w:bookmarkEnd w:id="30"/>
-    <w:bookmarkStart w:id="35" w:name="тема-3.-уже-есть-компания-конкурент"/>
+    <w:bookmarkEnd w:id="31"/>
+    <w:bookmarkStart w:id="36" w:name="тема-3.-уже-есть-компания-конкурент"/>
     <w:p>
       <w:pPr>
         <w:pStyle w:val="Heading2"/>
@@ -2678,13 +3255,13 @@
         <w:t xml:space="preserve">Тема 3. Уже есть компания / конкурент</w:t>
       </w:r>
     </w:p>
-    <w:bookmarkStart w:id="31" w:name="баллов-нас-ведёт-другой-франчайзи"/>
+    <w:bookmarkStart w:id="32" w:name="баллов-нас-ведёт-другой-партнёр"/>
     <w:p>
       <w:pPr>
         <w:pStyle w:val="Heading3"/>
       </w:pPr>
       <w:r>
-        <w:t xml:space="preserve">30 баллов — «Нас ведёт другой франчайзи»</w:t>
+        <w:t xml:space="preserve">30 баллов — «Нас ведёт другой партнёр»</w:t>
       </w:r>
     </w:p>
     <w:p>
@@ -2702,23 +3279,20 @@
         <w:br/>
       </w:r>
       <w:r>
-        <w:t xml:space="preserve">ООО «Чистый дом», клининговая компания, малый бизнес, 16 сотрудников. Сейчас локальная</w:t>
-      </w:r>
-      <w:r>
-        <w:t xml:space="preserve"> </w:t>
-      </w:r>
-      <w:r>
-        <w:rPr>
-          <w:bCs/>
-          <w:b/>
-        </w:rPr>
-        <w:t xml:space="preserve">1С:Бухгалтерия ПРОФ</w:t>
-      </w:r>
-      <w:r>
-        <w:t xml:space="preserve"> </w:t>
-      </w:r>
-      <w:r>
-        <w:t xml:space="preserve">без активного КП (обновлялись «как получится»).</w:t>
+        <w:t xml:space="preserve">Клининговая компания, 15 сотрудников.</w:t>
+      </w:r>
+      <w:r>
+        <w:t xml:space="preserve"> </w:t>
+      </w:r>
+      <w:r>
+        <w:rPr>
+          <w:bCs/>
+          <w:b/>
+        </w:rPr>
+        <w:t xml:space="preserve">БП ПРОФ</w:t>
+      </w:r>
+      <w:r>
+        <w:t xml:space="preserve">, КП неактивен / на паузе.</w:t>
       </w:r>
     </w:p>
     <w:p>
@@ -2736,7 +3310,7 @@
         <w:br/>
       </w:r>
       <w:r>
-        <w:t xml:space="preserve">При обновлениях периодически «плывут» настройки, бухгалтер ждёт ответа текущего сопровождения по 1–2 дня, отчётность сдаётся в стрессе.</w:t>
+        <w:t xml:space="preserve">Ответ текущего сопровождения — 1–2 дня. Бухгалтер сдаёт отчётность в стрессе.</w:t>
       </w:r>
     </w:p>
     <w:p>
@@ -2754,7 +3328,7 @@
         <w:br/>
       </w:r>
       <w:r>
-        <w:t xml:space="preserve">Главный бухгалтер (ЛВР, выбирает подрядчика по качеству ответа). Директор (ЛПР) смотрит на цену часа и КП.</w:t>
+        <w:t xml:space="preserve">Главный бухгалтер (ЛВР). Директор (ЛПР по цене).</w:t>
       </w:r>
     </w:p>
     <w:p>
@@ -2772,39 +3346,17 @@
         <w:br/>
       </w:r>
       <w:r>
-        <w:t xml:space="preserve">Возобновление</w:t>
-      </w:r>
-      <w:r>
-        <w:t xml:space="preserve"> </w:t>
-      </w:r>
-      <w:r>
-        <w:rPr>
-          <w:bCs/>
-          <w:b/>
-        </w:rPr>
-        <w:t xml:space="preserve">КП ПРОФ 12 мес</w:t>
-      </w:r>
-      <w:r>
-        <w:t xml:space="preserve"> </w:t>
-      </w:r>
-      <w:r>
-        <w:t xml:space="preserve">(68 400 ₽) через нас + пакет</w:t>
-      </w:r>
-      <w:r>
-        <w:t xml:space="preserve"> </w:t>
-      </w:r>
-      <w:r>
-        <w:rPr>
-          <w:bCs/>
-          <w:b/>
-        </w:rPr>
-        <w:t xml:space="preserve">10 часов линии консультаций</w:t>
-      </w:r>
-      <w:r>
-        <w:t xml:space="preserve"> </w:t>
-      </w:r>
-      <w:r>
-        <w:t xml:space="preserve">(36 600 ₽) на аудит базы и закрытие хвостов + регламент ответа.</w:t>
+        <w:rPr>
+          <w:bCs/>
+          <w:b/>
+        </w:rPr>
+        <w:t xml:space="preserve">КП ПРОФ 12 мес (68 400 ₽)</w:t>
+      </w:r>
+      <w:r>
+        <w:t xml:space="preserve"> </w:t>
+      </w:r>
+      <w:r>
+        <w:t xml:space="preserve">у нас + 6 ч аудита базы (21 960 ₽).</w:t>
       </w:r>
     </w:p>
     <w:p>
@@ -2822,7 +3374,7 @@
         <w:br/>
       </w:r>
       <w:r>
-        <w:t xml:space="preserve">«У нас уже есть компания-франчайзи. Зачем менять? Они и КП могут продлить.»</w:t>
+        <w:t xml:space="preserve">«У нас уже есть франчайзи. Зачем менять? Они и КП продлят.»</w:t>
       </w:r>
     </w:p>
     <w:p>
@@ -2850,38 +3402,22 @@
           <w:bCs/>
           <w:b/>
         </w:rPr>
-        <w:t xml:space="preserve">SLA и содержимое</w:t>
-      </w:r>
-      <w:r>
-        <w:t xml:space="preserve">: время первой реакции, кто именно консультирует, входит ли аудит базы, как фиксируются задачи.</w:t>
-      </w:r>
-      <w:r>
-        <w:br/>
-      </w:r>
-      <w:r>
-        <w:t xml:space="preserve">- Цифры: 10 часов × 3 660 ₽ = 36 600 ₽ — это понятный объём на наведение порядка; КП 68 400 ₽ — одинаковая полка у партнёров 1С, разница в сервисе вокруг.</w:t>
-      </w:r>
-      <w:r>
-        <w:br/>
-      </w:r>
-      <w:r>
-        <w:t xml:space="preserve">- Предлагаем</w:t>
-      </w:r>
-      <w:r>
-        <w:t xml:space="preserve"> </w:t>
-      </w:r>
-      <w:r>
-        <w:rPr>
-          <w:bCs/>
-          <w:b/>
-        </w:rPr>
-        <w:t xml:space="preserve">не разрывать</w:t>
-      </w:r>
-      <w:r>
-        <w:t xml:space="preserve"> </w:t>
-      </w:r>
-      <w:r>
-        <w:t xml:space="preserve">резко, а сделать пилот: 3 часа аудита (10 980 ₽) и один сложный кейс клиента в параллели — по результату решают, где продлевать КП.</w:t>
+        <w:t xml:space="preserve">SLA и содержимое КП ПРОФ</w:t>
+      </w:r>
+      <w:r>
+        <w:t xml:space="preserve">: скорость ответа, кто обновляет, входят ли отчётность/контрагент/ЭДО, как фиксируют задачи.</w:t>
+      </w:r>
+      <w:r>
+        <w:br/>
+      </w:r>
+      <w:r>
+        <w:t xml:space="preserve">- Плюс продукта БП ПРОФ раскрывается только с живым сопровождением: иначе актуальные формы и сервисы портала/тарифа не работают на полную.</w:t>
+      </w:r>
+      <w:r>
+        <w:br/>
+      </w:r>
+      <w:r>
+        <w:t xml:space="preserve">- Пилот: 3 часа аудита (10 980 ₽) → по результату решение, где продлевать КП.</w:t>
       </w:r>
     </w:p>
     <w:p>
@@ -2899,7 +3435,7 @@
         <w:br/>
       </w:r>
       <w:r>
-        <w:t xml:space="preserve">Согласовать пилотные 3 часа аудита и критерии выбора партнёра на продление КП (срок ответа, качество, отчёт по базе).</w:t>
+        <w:t xml:space="preserve">Пилот 3 ч + критерии выбора партнёра на продление КП ПРОФ.</w:t>
       </w:r>
     </w:p>
     <w:p>
@@ -2917,19 +3453,19 @@
         <w:br/>
       </w:r>
       <w:r>
-        <w:t xml:space="preserve">- Охаивание текущего франчайзи.</w:t>
-      </w:r>
-      <w:r>
-        <w:br/>
-      </w:r>
-      <w:r>
-        <w:t xml:space="preserve">- «Переходите к нам — мы официальнее».</w:t>
-      </w:r>
-      <w:r>
-        <w:br/>
-      </w:r>
-      <w:r>
-        <w:t xml:space="preserve">- Демпинг КП ниже рынка без изменения сервиса.</w:t>
+        <w:t xml:space="preserve">- Охаивание текущего партнёра.</w:t>
+      </w:r>
+      <w:r>
+        <w:br/>
+      </w:r>
+      <w:r>
+        <w:t xml:space="preserve">- Демпинг «мы официальнее».</w:t>
+      </w:r>
+      <w:r>
+        <w:br/>
+      </w:r>
+      <w:r>
+        <w:t xml:space="preserve">- Скидка КП без сервиса.</w:t>
       </w:r>
     </w:p>
     <w:p>
@@ -2939,14 +3475,14 @@
         </w:pict>
       </w:r>
     </w:p>
-    <w:bookmarkEnd w:id="31"/>
-    <w:bookmarkStart w:id="32" w:name="X85279ca4245887b109453226e03124d0358196e"/>
+    <w:bookmarkEnd w:id="32"/>
+    <w:bookmarkStart w:id="33" w:name="баллов-конкурент-дал-смету-дешевле-на-ут"/>
     <w:p>
       <w:pPr>
         <w:pStyle w:val="Heading3"/>
       </w:pPr>
       <w:r>
-        <w:t xml:space="preserve">70 баллов — «Нам уже считают смету конкуренты на УТ»</w:t>
+        <w:t xml:space="preserve">70 баллов — «Конкурент дал смету дешевле на УТ»</w:t>
       </w:r>
     </w:p>
     <w:p>
@@ -2964,7 +3500,7 @@
         <w:br/>
       </w:r>
       <w:r>
-        <w:t xml:space="preserve">ООО «База 114», оптовая торговля крепежом, средний бизнес, 3 менеджера + склад.</w:t>
+        <w:t xml:space="preserve">Опт крепежа, 3 менеджера + склад.</w:t>
       </w:r>
     </w:p>
     <w:p>
@@ -2982,7 +3518,7 @@
         <w:br/>
       </w:r>
       <w:r>
-        <w:t xml:space="preserve">Путаница прайсов для разных каналов, нет нормальной истории взаиморасчётов в одном контуре с отгрузками.</w:t>
+        <w:t xml:space="preserve">Прайсы по каналам путаются, взаимки не бьются с отгрузками.</w:t>
       </w:r>
     </w:p>
     <w:p>
@@ -3000,7 +3536,7 @@
         <w:br/>
       </w:r>
       <w:r>
-        <w:t xml:space="preserve">Снабженец-совместитель IT (ЛВР технический). Коммерческий директор (ЛПР).</w:t>
+        <w:t xml:space="preserve">Снабженец/совместитель IT (ЛВР). Коммерческий директор (ЛПР).</w:t>
       </w:r>
     </w:p>
     <w:p>
@@ -3022,49 +3558,49 @@
           <w:bCs/>
           <w:b/>
         </w:rPr>
-        <w:t xml:space="preserve">1С:УТ ПРОФ</w:t>
-      </w:r>
-      <w:r>
-        <w:t xml:space="preserve"> </w:t>
-      </w:r>
-      <w:r>
-        <w:t xml:space="preserve">(39 700 ₽) +</w:t>
-      </w:r>
-      <w:r>
-        <w:t xml:space="preserve"> </w:t>
-      </w:r>
-      <w:r>
-        <w:rPr>
-          <w:bCs/>
-          <w:b/>
-        </w:rPr>
-        <w:t xml:space="preserve">КП 6 мес</w:t>
-      </w:r>
-      <w:r>
-        <w:t xml:space="preserve"> </w:t>
-      </w:r>
-      <w:r>
-        <w:t xml:space="preserve">(36 307 ₽) + внедрение 28 ч (</w:t>
-      </w:r>
-      <w:r>
-        <w:rPr>
-          <w:bCs/>
-          <w:b/>
-        </w:rPr>
-        <w:t xml:space="preserve">84 000 ₽</w:t>
-      </w:r>
-      <w:r>
-        <w:t xml:space="preserve">) + 4 ч консультаций (14 640 ₽) ≈</w:t>
-      </w:r>
-      <w:r>
-        <w:t xml:space="preserve"> </w:t>
-      </w:r>
-      <w:r>
-        <w:rPr>
-          <w:bCs/>
-          <w:b/>
-        </w:rPr>
-        <w:t xml:space="preserve">174 647 ₽</w:t>
+        <w:t xml:space="preserve">УТ ПРОФ (39 700 ₽)</w:t>
+      </w:r>
+      <w:r>
+        <w:t xml:space="preserve"> </w:t>
+      </w:r>
+      <w:r>
+        <w:t xml:space="preserve">+</w:t>
+      </w:r>
+      <w:r>
+        <w:t xml:space="preserve"> </w:t>
+      </w:r>
+      <w:r>
+        <w:rPr>
+          <w:bCs/>
+          <w:b/>
+        </w:rPr>
+        <w:t xml:space="preserve">КП ПРОФ 6 (36 307 ₽)</w:t>
+      </w:r>
+      <w:r>
+        <w:t xml:space="preserve"> </w:t>
+      </w:r>
+      <w:r>
+        <w:t xml:space="preserve">+ внедрение 24 ч (</w:t>
+      </w:r>
+      <w:r>
+        <w:rPr>
+          <w:bCs/>
+          <w:b/>
+        </w:rPr>
+        <w:t xml:space="preserve">72 000 ₽</w:t>
+      </w:r>
+      <w:r>
+        <w:t xml:space="preserve">) ≈</w:t>
+      </w:r>
+      <w:r>
+        <w:t xml:space="preserve"> </w:t>
+      </w:r>
+      <w:r>
+        <w:rPr>
+          <w:bCs/>
+          <w:b/>
+        </w:rPr>
+        <w:t xml:space="preserve">148 007 ₽</w:t>
       </w:r>
       <w:r>
         <w:t xml:space="preserve">.</w:t>
@@ -3085,7 +3621,7 @@
         <w:br/>
       </w:r>
       <w:r>
-        <w:t xml:space="preserve">«Другая компания уже прислала смету дешевле тысяч на 40. Почему у вас дороже?»</w:t>
+        <w:t xml:space="preserve">«Другие дали смету дешевле тысяч на 40.»</w:t>
       </w:r>
     </w:p>
     <w:p>
@@ -3103,25 +3639,54 @@
         <w:br/>
       </w:r>
       <w:r>
-        <w:t xml:space="preserve">- Не спорим «мы лучше», а разбираем состав сметы: сколько часов, что в границах (прайсы, взаиморасчёты, миграция остатков, обучение), какая версия (ПРОФ?), есть ли КП, чья ставка часа.</w:t>
-      </w:r>
-      <w:r>
-        <w:br/>
-      </w:r>
-      <w:r>
-        <w:t xml:space="preserve">- Показываем нашу границу этапа 1 явно. Если конкурент не заложил миграцию/обучение — его цена несопоставима.</w:t>
-      </w:r>
-      <w:r>
-        <w:br/>
-      </w:r>
-      <w:r>
-        <w:t xml:space="preserve">- Готовы сузить этап 1 до 20 ч и КП 6 мес, чтобы сравнить apple-to-apple, либо оставить 28 ч и показать, какие риски снимаем.</w:t>
-      </w:r>
-      <w:r>
-        <w:br/>
-      </w:r>
-      <w:r>
-        <w:t xml:space="preserve">- Лицензия УТ ПРОФ 39 700 ₽ у всех партнёров одна полка — экономия почти всегда в работах/сопровождении, не в «магии коробки».</w:t>
+        <w:t xml:space="preserve">- Лицензия УТ ПРОФ — одна полка; экономия почти всегда в</w:t>
+      </w:r>
+      <w:r>
+        <w:t xml:space="preserve"> </w:t>
+      </w:r>
+      <w:r>
+        <w:rPr>
+          <w:bCs/>
+          <w:b/>
+        </w:rPr>
+        <w:t xml:space="preserve">часах и составе</w:t>
+      </w:r>
+      <w:r>
+        <w:t xml:space="preserve">.</w:t>
+      </w:r>
+      <w:r>
+        <w:br/>
+      </w:r>
+      <w:r>
+        <w:t xml:space="preserve">- Сверяем: версия точно ПРОФ (не Базовая)? Есть ли КП? Миграция остатков? Обучение? Границы этапа?</w:t>
+      </w:r>
+      <w:r>
+        <w:br/>
+      </w:r>
+      <w:r>
+        <w:t xml:space="preserve">- Плюсы УТ ПРОФ, которые должны быть в обоих КП: много пользователей, ценообразование/CRM, склад, обмен с Бухгалтерией.</w:t>
+      </w:r>
+      <w:r>
+        <w:br/>
+      </w:r>
+      <w:r>
+        <w:t xml:space="preserve">- Готовы сузить этап 1 до сопоставимых часов</w:t>
+      </w:r>
+      <w:r>
+        <w:t xml:space="preserve"> </w:t>
+      </w:r>
+      <w:r>
+        <w:rPr>
+          <w:bCs/>
+          <w:b/>
+        </w:rPr>
+        <w:t xml:space="preserve">или</w:t>
+      </w:r>
+      <w:r>
+        <w:t xml:space="preserve"> </w:t>
+      </w:r>
+      <w:r>
+        <w:t xml:space="preserve">оставить 24 ч и явно перечислить риски, которые снимаем.</w:t>
       </w:r>
     </w:p>
     <w:p>
@@ -3139,7 +3704,7 @@
         <w:br/>
       </w:r>
       <w:r>
-        <w:t xml:space="preserve">Получить (или восстановить по вопросам) структуру сметы конкурента и дать сопоставимое КП в той же структуре на 1 странице + созвон на 20 минут.</w:t>
+        <w:t xml:space="preserve">Сопоставимое КП «яблоко к яблоку» на 1 стр. + созвон 20 минут.</w:t>
       </w:r>
     </w:p>
     <w:p>
@@ -3157,19 +3722,19 @@
         <w:br/>
       </w:r>
       <w:r>
-        <w:t xml:space="preserve">- «Они наверняка обманывают».</w:t>
-      </w:r>
-      <w:r>
-        <w:br/>
-      </w:r>
-      <w:r>
-        <w:t xml:space="preserve">- Автоматическое снижение цены на 40 тысяч без изменения scope.</w:t>
-      </w:r>
-      <w:r>
-        <w:br/>
-      </w:r>
-      <w:r>
-        <w:t xml:space="preserve">- Отказ объяснить разницу часов.</w:t>
+        <w:t xml:space="preserve">- «Они обманывают».</w:t>
+      </w:r>
+      <w:r>
+        <w:br/>
+      </w:r>
+      <w:r>
+        <w:t xml:space="preserve">- Автоскидка 40 тыс. без изменения scope.</w:t>
+      </w:r>
+      <w:r>
+        <w:br/>
+      </w:r>
+      <w:r>
+        <w:t xml:space="preserve">- Подмена ПРОФ на Базовую ради цены.</w:t>
       </w:r>
     </w:p>
     <w:p>
@@ -3179,14 +3744,14 @@
         </w:pict>
       </w:r>
     </w:p>
-    <w:bookmarkEnd w:id="32"/>
-    <w:bookmarkStart w:id="33" w:name="X44d6d694fb61b9e8e138d7248840b56f1de9185"/>
+    <w:bookmarkEnd w:id="33"/>
+    <w:bookmarkStart w:id="34" w:name="баллов-есть-свой-программист-кп-не-нужен"/>
     <w:p>
       <w:pPr>
         <w:pStyle w:val="Heading3"/>
       </w:pPr>
       <w:r>
-        <w:t xml:space="preserve">100 баллов — «Нас сопровождает знакомый программист»</w:t>
+        <w:t xml:space="preserve">100 баллов — «Есть свой программист — КП не нужен»</w:t>
       </w:r>
     </w:p>
     <w:p>
@@ -3204,23 +3769,23 @@
         <w:br/>
       </w:r>
       <w:r>
-        <w:t xml:space="preserve">ИП, 2 розничных магазина электротоваров + интернет-витрина самовывоза, малый бизнес. Стоит</w:t>
-      </w:r>
-      <w:r>
-        <w:t xml:space="preserve"> </w:t>
-      </w:r>
-      <w:r>
-        <w:rPr>
-          <w:bCs/>
-          <w:b/>
-        </w:rPr>
-        <w:t xml:space="preserve">1С:Розница ПРОФ</w:t>
-      </w:r>
-      <w:r>
-        <w:t xml:space="preserve"> </w:t>
-      </w:r>
-      <w:r>
-        <w:t xml:space="preserve">локально, КП не продлевали 1,5 года; «всё чинит знакомый».</w:t>
+        <w:t xml:space="preserve">2 магазина электротоваров.</w:t>
+      </w:r>
+      <w:r>
+        <w:t xml:space="preserve"> </w:t>
+      </w:r>
+      <w:r>
+        <w:rPr>
+          <w:bCs/>
+          <w:b/>
+        </w:rPr>
+        <w:t xml:space="preserve">Розница ПРОФ</w:t>
+      </w:r>
+      <w:r>
+        <w:t xml:space="preserve"> </w:t>
+      </w:r>
+      <w:r>
+        <w:t xml:space="preserve">локально, КП не продлевали ~1,5 года. «Всё чинит знакомый».</w:t>
       </w:r>
     </w:p>
     <w:p>
@@ -3238,7 +3803,7 @@
         <w:br/>
       </w:r>
       <w:r>
-        <w:t xml:space="preserve">После изменений законодательства по чекам знакомый делает точечные правки 2–3 дня, магазин работает в ручном режиме. Обновления ставятся редко и страшно.</w:t>
+        <w:t xml:space="preserve">После изменений по чекам магазин 2–3 дня в ручном режиме, пока программист чинит.</w:t>
       </w:r>
     </w:p>
     <w:p>
@@ -3256,7 +3821,7 @@
         <w:br/>
       </w:r>
       <w:r>
-        <w:t xml:space="preserve">Собственник (ЛПР). Знакомый программист (сильный ЛВР, боится потерять контур). Бухгалтер на аутсорсе.</w:t>
+        <w:t xml:space="preserve">Собственник (ЛПР). Программист (сильный ЛВР).</w:t>
       </w:r>
     </w:p>
     <w:p>
@@ -3274,23 +3839,17 @@
         <w:br/>
       </w:r>
       <w:r>
-        <w:t xml:space="preserve">Продление</w:t>
-      </w:r>
-      <w:r>
-        <w:t xml:space="preserve"> </w:t>
-      </w:r>
-      <w:r>
-        <w:rPr>
-          <w:bCs/>
-          <w:b/>
-        </w:rPr>
-        <w:t xml:space="preserve">КП ПРОФ 12 мес</w:t>
-      </w:r>
-      <w:r>
-        <w:t xml:space="preserve"> </w:t>
-      </w:r>
-      <w:r>
-        <w:t xml:space="preserve">(68 400 ₽) + 8 ч линии консультаций на безопасное обновление и регламент (29 280 ₽) + опционально дальнейшие доработки через нас по оценке.</w:t>
+        <w:rPr>
+          <w:bCs/>
+          <w:b/>
+        </w:rPr>
+        <w:t xml:space="preserve">КП ПРОФ 12 (68 400 ₽)</w:t>
+      </w:r>
+      <w:r>
+        <w:t xml:space="preserve"> </w:t>
+      </w:r>
+      <w:r>
+        <w:t xml:space="preserve">+ 8 ч на безопасное обновление (29 280 ₽). Доработки — по желанию у программиста по правилам поддержки.</w:t>
       </w:r>
     </w:p>
     <w:p>
@@ -3308,7 +3867,7 @@
         <w:br/>
       </w:r>
       <w:r>
-        <w:t xml:space="preserve">«Зачем нам КП и вы, если есть программист? Он и обновит, и доработает дешевле.»</w:t>
+        <w:t xml:space="preserve">«Зачем КП, если есть программист? Он и обновит дешевле.»</w:t>
       </w:r>
     </w:p>
     <w:p>
@@ -3326,41 +3885,67 @@
         <w:br/>
       </w:r>
       <w:r>
-        <w:t xml:space="preserve">- Программист ценен для доработок; КП закрывает другое: легальные обновления конфигурации и консультации по типовому функционалу.</w:t>
-      </w:r>
-      <w:r>
-        <w:br/>
-      </w:r>
-      <w:r>
-        <w:t xml:space="preserve">- Без КП обновлять ПРОФ «как получится» дороже простоями: 2 дня × потеря выручки магазина (пусть попросят назвать средний день) часто &gt; стоимости КП/12.</w:t>
-      </w:r>
-      <w:r>
-        <w:br/>
-      </w:r>
-      <w:r>
-        <w:t xml:space="preserve">- Модель сотрудничества: КП и типовые консультации — у партнёра 1С; кастом — у их программиста по согласованным правилам (чтобы не снять с поддержки).</w:t>
-      </w:r>
-      <w:r>
-        <w:br/>
-      </w:r>
-      <w:r>
-        <w:t xml:space="preserve">- Альтернатива упрощения контура: миграция на</w:t>
-      </w:r>
-      <w:r>
-        <w:t xml:space="preserve"> </w:t>
-      </w:r>
-      <w:r>
-        <w:rPr>
-          <w:bCs/>
-          <w:b/>
-        </w:rPr>
-        <w:t xml:space="preserve">Fresh Розница 12 мес (18 100 ₽)</w:t>
-      </w:r>
-      <w:r>
-        <w:t xml:space="preserve"> </w:t>
-      </w:r>
-      <w:r>
-        <w:t xml:space="preserve">— без КП, обновления на стороне сервиса; программисту останутся интеграции/обмены, если нужны.</w:t>
+        <w:t xml:space="preserve">- Программист силён в</w:t>
+      </w:r>
+      <w:r>
+        <w:t xml:space="preserve"> </w:t>
+      </w:r>
+      <w:r>
+        <w:rPr>
+          <w:bCs/>
+          <w:b/>
+        </w:rPr>
+        <w:t xml:space="preserve">доработках</w:t>
+      </w:r>
+      <w:r>
+        <w:t xml:space="preserve">; КП ПРОФ закрывает другое:</w:t>
+      </w:r>
+      <w:r>
+        <w:t xml:space="preserve"> </w:t>
+      </w:r>
+      <w:r>
+        <w:rPr>
+          <w:bCs/>
+          <w:b/>
+        </w:rPr>
+        <w:t xml:space="preserve">легальные обновления конфигурации, сервисы, консультации по типовому</w:t>
+      </w:r>
+      <w:r>
+        <w:t xml:space="preserve">.</w:t>
+      </w:r>
+      <w:r>
+        <w:br/>
+      </w:r>
+      <w:r>
+        <w:t xml:space="preserve">- Плюсы Розницы ПРОФ (сеть, акции, оборудование, маркировка) держатся на актуальных релизах — без КП обновлять «как получится» = простой точки.</w:t>
+      </w:r>
+      <w:r>
+        <w:br/>
+      </w:r>
+      <w:r>
+        <w:t xml:space="preserve">- Модель: КП + типовое — у партнёра; кастом — у программиста без ломания поддержки.</w:t>
+      </w:r>
+      <w:r>
+        <w:br/>
+      </w:r>
+      <w:r>
+        <w:t xml:space="preserve">- Альтернатива:</w:t>
+      </w:r>
+      <w:r>
+        <w:t xml:space="preserve"> </w:t>
+      </w:r>
+      <w:r>
+        <w:rPr>
+          <w:bCs/>
+          <w:b/>
+        </w:rPr>
+        <w:t xml:space="preserve">Фреш Розница 12 (18 100 ₽)</w:t>
+      </w:r>
+      <w:r>
+        <w:t xml:space="preserve"> </w:t>
+      </w:r>
+      <w:r>
+        <w:t xml:space="preserve">— обновления на стороне сервиса, если готовы к облаку.</w:t>
       </w:r>
     </w:p>
     <w:p>
@@ -3378,7 +3963,7 @@
         <w:br/>
       </w:r>
       <w:r>
-        <w:t xml:space="preserve">Созвон втроём (собственник + программист + мы) на 30 минут: правила обновлений и решение по КП или Fresh.</w:t>
+        <w:t xml:space="preserve">Созвон втроём 30 мин: правила обновлений → КП ПРОФ или Фреш.</w:t>
       </w:r>
     </w:p>
     <w:p>
@@ -3396,19 +3981,19 @@
         <w:br/>
       </w:r>
       <w:r>
-        <w:t xml:space="preserve">- «Ваш программист — причина проблем».</w:t>
-      </w:r>
-      <w:r>
-        <w:br/>
-      </w:r>
-      <w:r>
-        <w:t xml:space="preserve">- Запрет любых доработок «только через нас».</w:t>
-      </w:r>
-      <w:r>
-        <w:br/>
-      </w:r>
-      <w:r>
-        <w:t xml:space="preserve">- Страшилка «сниммут с поддержки навсегда» без объяснения условий.</w:t>
+        <w:t xml:space="preserve">- «Ваш программист — проблема».</w:t>
+      </w:r>
+      <w:r>
+        <w:br/>
+      </w:r>
+      <w:r>
+        <w:t xml:space="preserve">- Запрет любых доработок «только мы».</w:t>
+      </w:r>
+      <w:r>
+        <w:br/>
+      </w:r>
+      <w:r>
+        <w:t xml:space="preserve">- Страшилки без условий поддержки.</w:t>
       </w:r>
     </w:p>
     <w:p>
@@ -3418,14 +4003,14 @@
         </w:pict>
       </w:r>
     </w:p>
-    <w:bookmarkEnd w:id="33"/>
-    <w:bookmarkStart w:id="34" w:name="X58f8b02da0d2f8b61b54f80d05dc0c8246c189c"/>
+    <w:bookmarkEnd w:id="34"/>
+    <w:bookmarkStart w:id="35" w:name="X6ae8f732b7e4dfa03c8189d58e5a008e0126a22"/>
     <w:p>
       <w:pPr>
         <w:pStyle w:val="Heading3"/>
       </w:pPr>
       <w:r>
-        <w:t xml:space="preserve">150 баллов — «Другие внедряют УНФ быстрее и „под ключ“»</w:t>
+        <w:t xml:space="preserve">150 баллов — «Другие внедрят УНФ „под ключ за 3 недели“»</w:t>
       </w:r>
     </w:p>
     <w:p>
@@ -3443,7 +4028,7 @@
         <w:br/>
       </w:r>
       <w:r>
-        <w:t xml:space="preserve">ООО «Логистик-Юг», транспортно-экспедиционная компания (средний бизнес, 30 сотрудников). Нужна связка логистики и бухгалтерии, в т.ч. подготовка к обязательным контурам ЭПД (требования с сентября 2026).</w:t>
+        <w:t xml:space="preserve">Транспортно-экспедиционная фирма, ~28 сотрудников. Нужны рейсы/акты в одном контуре с учётом (в т.ч. подготовка к требованиям ЭПД).</w:t>
       </w:r>
     </w:p>
     <w:p>
@@ -3461,7 +4046,7 @@
         <w:br/>
       </w:r>
       <w:r>
-        <w:t xml:space="preserve">Рейсы, акты и бухгалтерские документы живут в разных местах; много ручных сверок; растёт риск не успеть к новым требованиям документооборота.</w:t>
+        <w:t xml:space="preserve">Документы в разных местах, сверки вручную, страх не успеть к новым требованиям.</w:t>
       </w:r>
     </w:p>
     <w:p>
@@ -3479,7 +4064,7 @@
         <w:br/>
       </w:r>
       <w:r>
-        <w:t xml:space="preserve">Директор (ЛПР). IT-специалист штатный (ЛВР). Главный бухгалтер (ЛВР по отчётности/ЭПД).</w:t>
+        <w:t xml:space="preserve">Директор (ЛПР). IT (ЛВР). Главный бухгалтер (ЛВР).</w:t>
       </w:r>
     </w:p>
     <w:p>
@@ -3501,49 +4086,29 @@
           <w:bCs/>
           <w:b/>
         </w:rPr>
-        <w:t xml:space="preserve">1С:УНФ ПРОФ</w:t>
-      </w:r>
-      <w:r>
-        <w:t xml:space="preserve"> </w:t>
-      </w:r>
-      <w:r>
-        <w:t xml:space="preserve">(30 600 ₽) +</w:t>
-      </w:r>
-      <w:r>
-        <w:t xml:space="preserve"> </w:t>
-      </w:r>
-      <w:r>
-        <w:rPr>
-          <w:bCs/>
-          <w:b/>
-        </w:rPr>
-        <w:t xml:space="preserve">КП 12 мес</w:t>
-      </w:r>
-      <w:r>
-        <w:t xml:space="preserve"> </w:t>
-      </w:r>
-      <w:r>
-        <w:t xml:space="preserve">(68 400 ₽) + внедрение 45 ч (</w:t>
-      </w:r>
-      <w:r>
-        <w:rPr>
-          <w:bCs/>
-          <w:b/>
-        </w:rPr>
-        <w:t xml:space="preserve">135 000 ₽</w:t>
-      </w:r>
-      <w:r>
-        <w:t xml:space="preserve">) + отдельный блок обследования по ЭПД-процессам 10 ч (</w:t>
-      </w:r>
-      <w:r>
-        <w:rPr>
-          <w:bCs/>
-          <w:b/>
-        </w:rPr>
-        <w:t xml:space="preserve">30 000 ₽</w:t>
-      </w:r>
-      <w:r>
-        <w:t xml:space="preserve">) + 6 ч консультаций (21 960 ₽).</w:t>
+        <w:t xml:space="preserve">УНФ ПРОФ (30 600 ₽)</w:t>
+      </w:r>
+      <w:r>
+        <w:t xml:space="preserve"> </w:t>
+      </w:r>
+      <w:r>
+        <w:t xml:space="preserve">+</w:t>
+      </w:r>
+      <w:r>
+        <w:t xml:space="preserve"> </w:t>
+      </w:r>
+      <w:r>
+        <w:rPr>
+          <w:bCs/>
+          <w:b/>
+        </w:rPr>
+        <w:t xml:space="preserve">КП ПРОФ 12 (68 400 ₽)</w:t>
+      </w:r>
+      <w:r>
+        <w:t xml:space="preserve"> </w:t>
+      </w:r>
+      <w:r>
+        <w:t xml:space="preserve">+ внедрение минимума 36 ч + обследование ЭПД-контура 8 ч.</w:t>
       </w:r>
     </w:p>
     <w:p>
@@ -3561,7 +4126,7 @@
         <w:br/>
       </w:r>
       <w:r>
-        <w:t xml:space="preserve">«Другая компания обещает УНФ „под ключ за 3 недели и дешевле“. Вы долго и дорого.»</w:t>
+        <w:t xml:space="preserve">«Другие обещают УНФ под ключ за 3 недели и дешевле.»</w:t>
       </w:r>
     </w:p>
     <w:p>
@@ -3579,19 +4144,26 @@
         <w:br/>
       </w:r>
       <w:r>
-        <w:t xml:space="preserve">- «Под ключ за 3 недели» для транспорта+бухгалтерии+подготовки к ЭПД обычно означает либо урезанный scope, либо перенос рисков на потом.</w:t>
-      </w:r>
-      <w:r>
-        <w:br/>
-      </w:r>
-      <w:r>
-        <w:t xml:space="preserve">- Показываем план-график: недели 1–2 обследование и НСИ, 3–5 контуры рейсов/актов, отдельно вехи по ЭПД-готовности (не обещаем магию закона без контура процессов).</w:t>
-      </w:r>
-      <w:r>
-        <w:br/>
-      </w:r>
-      <w:r>
-        <w:t xml:space="preserve">- Сравниваем не срок рекламы, а</w:t>
+        <w:t xml:space="preserve">- Плюсы УНФ ПРОФ: услуги+документы+деньги+лёгкая логистика в одной базе, много пользователей, отчёты для директора — но</w:t>
+      </w:r>
+      <w:r>
+        <w:t xml:space="preserve"> </w:t>
+      </w:r>
+      <w:r>
+        <w:rPr>
+          <w:bCs/>
+          <w:b/>
+        </w:rPr>
+        <w:t xml:space="preserve">не «волшебная кнопка ЭПД за 3 недели»</w:t>
+      </w:r>
+      <w:r>
+        <w:t xml:space="preserve">.</w:t>
+      </w:r>
+      <w:r>
+        <w:br/>
+      </w:r>
+      <w:r>
+        <w:t xml:space="preserve">- Сравниваем</w:t>
       </w:r>
       <w:r>
         <w:t xml:space="preserve"> </w:t>
@@ -3604,29 +4176,32 @@
         <w:t xml:space="preserve">приёмку</w:t>
       </w:r>
       <w:r>
-        <w:t xml:space="preserve">: какие сценарии считаются сданными (рейс → документ → бухучёт).</w:t>
-      </w:r>
-      <w:r>
-        <w:br/>
-      </w:r>
-      <w:r>
-        <w:t xml:space="preserve">- Готовы ускорить запуск</w:t>
-      </w:r>
-      <w:r>
-        <w:t xml:space="preserve"> </w:t>
-      </w:r>
-      <w:r>
-        <w:rPr>
-          <w:bCs/>
-          <w:b/>
-        </w:rPr>
-        <w:t xml:space="preserve">минимального контура за 3 недели</w:t>
-      </w:r>
-      <w:r>
-        <w:t xml:space="preserve"> </w:t>
-      </w:r>
-      <w:r>
-        <w:t xml:space="preserve">(без «всего под ключ»), а ЭПД-готовность вести параллельным этапом с понятной сметой 10 ч обследования → ТЗ.</w:t>
+        <w:t xml:space="preserve">, не слоган: какие сценарии сданы (рейс → документ → учёт).</w:t>
+      </w:r>
+      <w:r>
+        <w:br/>
+      </w:r>
+      <w:r>
+        <w:t xml:space="preserve">- КП ПРОФ: сопровождение и обновления на дистанции закона/сервисов.</w:t>
+      </w:r>
+      <w:r>
+        <w:br/>
+      </w:r>
+      <w:r>
+        <w:t xml:space="preserve">- Можем сделать</w:t>
+      </w:r>
+      <w:r>
+        <w:t xml:space="preserve"> </w:t>
+      </w:r>
+      <w:r>
+        <w:rPr>
+          <w:bCs/>
+          <w:b/>
+        </w:rPr>
+        <w:t xml:space="preserve">минимальный контур за ~3 недели</w:t>
+      </w:r>
+      <w:r>
+        <w:t xml:space="preserve">, ЭПД — отдельным этапом после обследования. КОРП/тяжёлые ERP не предлагаем — не сегмент.</w:t>
       </w:r>
     </w:p>
     <w:p>
@@ -3644,7 +4219,7 @@
         <w:br/>
       </w:r>
       <w:r>
-        <w:t xml:space="preserve">Совместная встреча с IT и бухгалтером: зафиксировать definition of done минимального контура и выбрать подрядчика по критериям приёмки, не по слогану срока.</w:t>
+        <w:t xml:space="preserve">Встреча IT+бухгалтер: definition of done минимального контура + выбор подрядчика по приёмке.</w:t>
       </w:r>
     </w:p>
     <w:p>
@@ -3662,7 +4237,7 @@
         <w:br/>
       </w:r>
       <w:r>
-        <w:t xml:space="preserve">- Обещание «и ЭПД, и всё внедрим за 3 недели под ключ».</w:t>
+        <w:t xml:space="preserve">- Обещание «ЭПД и всё под ключ за 3 недели».</w:t>
       </w:r>
       <w:r>
         <w:br/>
@@ -3674,7 +4249,7 @@
         <w:br/>
       </w:r>
       <w:r>
-        <w:t xml:space="preserve">- Игнор IT-специалиста как ЛВР.</w:t>
+        <w:t xml:space="preserve">- Игнор IT.</w:t>
       </w:r>
     </w:p>
     <w:p>
@@ -3684,9 +4259,9 @@
         </w:pict>
       </w:r>
     </w:p>
-    <w:bookmarkEnd w:id="34"/>
     <w:bookmarkEnd w:id="35"/>
-    <w:bookmarkStart w:id="40" w:name="тема-4.-риски-и-доверие"/>
+    <w:bookmarkEnd w:id="36"/>
+    <w:bookmarkStart w:id="41" w:name="тема-4.-риски-и-доверие"/>
     <w:p>
       <w:pPr>
         <w:pStyle w:val="Heading2"/>
@@ -3695,13 +4270,13 @@
         <w:t xml:space="preserve">Тема 4. Риски и доверие</w:t>
       </w:r>
     </w:p>
-    <w:bookmarkStart w:id="36" w:name="баллов-а-вдруг-не-подойдёт-fresh"/>
+    <w:bookmarkStart w:id="37" w:name="баллов-а-вдруг-кп-не-окупится"/>
     <w:p>
       <w:pPr>
         <w:pStyle w:val="Heading3"/>
       </w:pPr>
       <w:r>
-        <w:t xml:space="preserve">30 баллов — «А вдруг не подойдёт Fresh»</w:t>
+        <w:t xml:space="preserve">30 баллов — «А вдруг КП не окупится»</w:t>
       </w:r>
     </w:p>
     <w:p>
@@ -3719,7 +4294,23 @@
         <w:br/>
       </w:r>
       <w:r>
-        <w:t xml:space="preserve">Микробизнес: ООО на УСН, оптовая торговля лёгкими товарами, 5 сотрудников. Бухучёт на аутсорсе.</w:t>
+        <w:t xml:space="preserve">Микробизнес, ООО на УСН, 4 сотрудника. Рассматривают</w:t>
+      </w:r>
+      <w:r>
+        <w:t xml:space="preserve"> </w:t>
+      </w:r>
+      <w:r>
+        <w:rPr>
+          <w:bCs/>
+          <w:b/>
+        </w:rPr>
+        <w:t xml:space="preserve">БП Базовая</w:t>
+      </w:r>
+      <w:r>
+        <w:t xml:space="preserve"> </w:t>
+      </w:r>
+      <w:r>
+        <w:t xml:space="preserve">или старт сразу с сервисами.</w:t>
       </w:r>
     </w:p>
     <w:p>
@@ -3737,7 +4328,7 @@
         <w:br/>
       </w:r>
       <w:r>
-        <w:t xml:space="preserve">Аутсорсер тратит много времени на разрозненные выгрузки банка и складские остатки «с слов менеджера»; собственник хочет сам видеть взаиморасчёты.</w:t>
+        <w:t xml:space="preserve">Аутсорсер собирает банк и остатки «с слов», собственник не видит взаимки. Хотят простую 1С и сдачу отчётности без сюрпризов.</w:t>
       </w:r>
     </w:p>
     <w:p>
@@ -3755,7 +4346,7 @@
         <w:br/>
       </w:r>
       <w:r>
-        <w:t xml:space="preserve">Собственник (ЛПР). Бухгалтер на аутсорсе (ЛВР, боится смены инструмента).</w:t>
+        <w:t xml:space="preserve">Собственник (ЛПР). Бухгалтер-аутсорс (ЛВР).</w:t>
       </w:r>
     </w:p>
     <w:p>
@@ -3773,17 +4364,64 @@
         <w:br/>
       </w:r>
       <w:r>
-        <w:rPr>
-          <w:bCs/>
-          <w:b/>
-        </w:rPr>
-        <w:t xml:space="preserve">1С:Фреш БП ПРОФ на 6 мес</w:t>
-      </w:r>
-      <w:r>
-        <w:t xml:space="preserve"> </w:t>
-      </w:r>
-      <w:r>
-        <w:t xml:space="preserve">(30 259 ₽) + 5 ч консультаций на запуск и обучение (18 300 ₽). КП не нужен.</w:t>
+        <w:t xml:space="preserve">Вариант А:</w:t>
+      </w:r>
+      <w:r>
+        <w:t xml:space="preserve"> </w:t>
+      </w:r>
+      <w:r>
+        <w:rPr>
+          <w:bCs/>
+          <w:b/>
+        </w:rPr>
+        <w:t xml:space="preserve">БП Базовая (4 900 ₽)</w:t>
+      </w:r>
+      <w:r>
+        <w:t xml:space="preserve"> </w:t>
+      </w:r>
+      <w:r>
+        <w:t xml:space="preserve">— если реально 1 пользователь и одно юрлицо.</w:t>
+      </w:r>
+      <w:r>
+        <w:br/>
+      </w:r>
+      <w:r>
+        <w:t xml:space="preserve">Вариант Б:</w:t>
+      </w:r>
+      <w:r>
+        <w:t xml:space="preserve"> </w:t>
+      </w:r>
+      <w:r>
+        <w:rPr>
+          <w:bCs/>
+          <w:b/>
+        </w:rPr>
+        <w:t xml:space="preserve">Фреш БП ПРОФ 6 мес (30 259 ₽)</w:t>
+      </w:r>
+      <w:r>
+        <w:t xml:space="preserve"> </w:t>
+      </w:r>
+      <w:r>
+        <w:t xml:space="preserve">— облако с обновлениями в тарифе.</w:t>
+      </w:r>
+      <w:r>
+        <w:br/>
+      </w:r>
+      <w:r>
+        <w:t xml:space="preserve">Вариант В: локальная</w:t>
+      </w:r>
+      <w:r>
+        <w:t xml:space="preserve"> </w:t>
+      </w:r>
+      <w:r>
+        <w:rPr>
+          <w:bCs/>
+          <w:b/>
+        </w:rPr>
+        <w:t xml:space="preserve">БП ПРОФ + КП ПРОФ 6</w:t>
+      </w:r>
+      <w:r>
+        <w:t xml:space="preserve">.</w:t>
       </w:r>
     </w:p>
     <w:p>
@@ -3801,7 +4439,7 @@
         <w:br/>
       </w:r>
       <w:r>
-        <w:t xml:space="preserve">«А если облако не подойдёт? Деньги за 6 месяцев пропадут. Не доверяю.»</w:t>
+        <w:t xml:space="preserve">«Боюсь платить за КП/подписку — вдруг не пригодится.»</w:t>
       </w:r>
     </w:p>
     <w:p>
@@ -3819,41 +4457,32 @@
         <w:br/>
       </w:r>
       <w:r>
-        <w:t xml:space="preserve">- Риск снижаем структурой: сначала</w:t>
-      </w:r>
-      <w:r>
-        <w:t xml:space="preserve"> </w:t>
-      </w:r>
-      <w:r>
-        <w:rPr>
-          <w:bCs/>
-          <w:b/>
-        </w:rPr>
-        <w:t xml:space="preserve">2 часа диагностики</w:t>
-      </w:r>
-      <w:r>
-        <w:t xml:space="preserve"> </w:t>
-      </w:r>
-      <w:r>
-        <w:t xml:space="preserve">(7 320 ₽) — проверяем сценарии банка, контрагентов, отчётности; затем оплата тарифа.</w:t>
-      </w:r>
-      <w:r>
-        <w:br/>
-      </w:r>
-      <w:r>
-        <w:t xml:space="preserve">- 6 месяцев — минимальный горизонт проверки в реальной отчётности, не «год сразу».</w:t>
-      </w:r>
-      <w:r>
-        <w:br/>
-      </w:r>
-      <w:r>
-        <w:t xml:space="preserve">- Фиксируем критерии „подошло“: сдана отчётность за период, собственник видит взаимки, аутсорсер подтверждает регламент.</w:t>
-      </w:r>
-      <w:r>
-        <w:br/>
-      </w:r>
-      <w:r>
-        <w:t xml:space="preserve">- Если нужен максимальный контроль данных у себя — альтернатива локальная БП ПРОФ+КП 6, но это другая модель администрирования (и КП нужен).</w:t>
+        <w:t xml:space="preserve">- Сначала честно выбираем версию по плюсам: Базовая = дёшево и просто при 1 пользователе; ПРОФ/Фреш — если нужен доступ двоим или запас на рост.</w:t>
+      </w:r>
+      <w:r>
+        <w:br/>
+      </w:r>
+      <w:r>
+        <w:t xml:space="preserve">- КП/ИТС окупается на</w:t>
+      </w:r>
+      <w:r>
+        <w:t xml:space="preserve"> </w:t>
+      </w:r>
+      <w:r>
+        <w:rPr>
+          <w:bCs/>
+          <w:b/>
+        </w:rPr>
+        <w:t xml:space="preserve">избежанных ошибках отчётности и часах</w:t>
+      </w:r>
+      <w:r>
+        <w:t xml:space="preserve">, не на «ощущении». Критерии на 6 мес: сдана отчётность, подключён нужный сервис (отчётность/контрагент), 1–2 консультации использованы.</w:t>
+      </w:r>
+      <w:r>
+        <w:br/>
+      </w:r>
+      <w:r>
+        <w:t xml:space="preserve">- Для Базовой логика сопровождения другая, чем для ПРОФ: не продаём «КОРП-историю», говорим языком микробизнеса.</w:t>
       </w:r>
     </w:p>
     <w:p>
@@ -3871,7 +4500,7 @@
         <w:br/>
       </w:r>
       <w:r>
-        <w:t xml:space="preserve">Оплатить 2 часа диагностики и зарезервировать старт Fresh 6 мес с чек-листом приёмки.</w:t>
+        <w:t xml:space="preserve">2 часа диагностики (7 320 ₽) → выбор Базовая / Fresh / ПРОФ+КП → счёт на 6 мес горизонта.</w:t>
       </w:r>
     </w:p>
     <w:p>
@@ -3889,13 +4518,13 @@
         <w:br/>
       </w:r>
       <w:r>
-        <w:t xml:space="preserve">- «Облако безопаснее всего на свете» без фактов.</w:t>
-      </w:r>
-      <w:r>
-        <w:br/>
-      </w:r>
-      <w:r>
-        <w:t xml:space="preserve">- Гарантия «точно понравится» / возврат «всегда».</w:t>
+        <w:t xml:space="preserve">- Гарантия «точно понравится / вернём деньги всегда».</w:t>
+      </w:r>
+      <w:r>
+        <w:br/>
+      </w:r>
+      <w:r>
+        <w:t xml:space="preserve">- Навязывание КП ПРОФ при явной Базовой потребности без объяснения.</w:t>
       </w:r>
       <w:r>
         <w:br/>
@@ -3911,14 +4540,14 @@
         </w:pict>
       </w:r>
     </w:p>
-    <w:bookmarkEnd w:id="36"/>
-    <w:bookmarkStart w:id="37" w:name="Xf7e76341efd7899964050fb14db54b452a06de6"/>
+    <w:bookmarkEnd w:id="37"/>
+    <w:bookmarkStart w:id="38" w:name="баллов-доработки-снимут-с-поддержки"/>
     <w:p>
       <w:pPr>
         <w:pStyle w:val="Heading3"/>
       </w:pPr>
       <w:r>
-        <w:t xml:space="preserve">70 баллов — «Боимся доработок — останемся без обновлений»</w:t>
+        <w:t xml:space="preserve">70 баллов — «Доработки снимут с поддержки»</w:t>
       </w:r>
     </w:p>
     <w:p>
@@ -3936,20 +4565,23 @@
         <w:br/>
       </w:r>
       <w:r>
-        <w:t xml:space="preserve">ООО «ПрофиСнаб», средний опт, уже купили</w:t>
-      </w:r>
-      <w:r>
-        <w:t xml:space="preserve"> </w:t>
-      </w:r>
-      <w:r>
-        <w:rPr>
-          <w:bCs/>
-          <w:b/>
-        </w:rPr>
-        <w:t xml:space="preserve">1С:УТ ПРОФ</w:t>
-      </w:r>
-      <w:r>
-        <w:t xml:space="preserve">, КП активен. Хотят доработать печатные формы и статусную модель заказа.</w:t>
+        <w:t xml:space="preserve">Средний опт.</w:t>
+      </w:r>
+      <w:r>
+        <w:t xml:space="preserve"> </w:t>
+      </w:r>
+      <w:r>
+        <w:rPr>
+          <w:bCs/>
+          <w:b/>
+        </w:rPr>
+        <w:t xml:space="preserve">УТ ПРОФ</w:t>
+      </w:r>
+      <w:r>
+        <w:t xml:space="preserve"> </w:t>
+      </w:r>
+      <w:r>
+        <w:t xml:space="preserve">+ активный интерес к доработке статусов заказа. КП обсуждается / есть.</w:t>
       </w:r>
     </w:p>
     <w:p>
@@ -3967,7 +4599,7 @@
         <w:br/>
       </w:r>
       <w:r>
-        <w:t xml:space="preserve">Менеджеры обходят систему через чаты, потому что статусов не хватает; руководство не видит воронку заказов.</w:t>
+        <w:t xml:space="preserve">Менеджеры обходят систему чатами — не хватает статусов. Директор не видит воронку.</w:t>
       </w:r>
     </w:p>
     <w:p>
@@ -3985,7 +4617,7 @@
         <w:br/>
       </w:r>
       <w:r>
-        <w:t xml:space="preserve">IT-специалист (ЛВР, главный страх — снятие с поддержки). Директор (ЛПР).</w:t>
+        <w:t xml:space="preserve">IT (ЛВР, главный страх). Директор (ЛПР).</w:t>
       </w:r>
     </w:p>
     <w:p>
@@ -4003,17 +4635,23 @@
         <w:br/>
       </w:r>
       <w:r>
-        <w:t xml:space="preserve">Доработки 15 ч (</w:t>
-      </w:r>
-      <w:r>
-        <w:rPr>
-          <w:bCs/>
-          <w:b/>
-        </w:rPr>
-        <w:t xml:space="preserve">45 000 ₽</w:t>
-      </w:r>
-      <w:r>
-        <w:t xml:space="preserve">) + 3 ч консультаций на обучение (10 980 ₽) с соблюдением правил поддержки на КП.</w:t>
+        <w:t xml:space="preserve">Оценка на копии 3 ч + доработки через расширения до 12 ч +</w:t>
+      </w:r>
+      <w:r>
+        <w:t xml:space="preserve"> </w:t>
+      </w:r>
+      <w:r>
+        <w:rPr>
+          <w:bCs/>
+          <w:b/>
+        </w:rPr>
+        <w:t xml:space="preserve">КП ПРОФ</w:t>
+      </w:r>
+      <w:r>
+        <w:t xml:space="preserve"> </w:t>
+      </w:r>
+      <w:r>
+        <w:t xml:space="preserve">для обновляемости.</w:t>
       </w:r>
     </w:p>
     <w:p>
@@ -4031,7 +4669,7 @@
         <w:br/>
       </w:r>
       <w:r>
-        <w:t xml:space="preserve">«Мы слышали, что после доработок нельзя обновляться. Не хотим рискнуть КП и базой.»</w:t>
+        <w:t xml:space="preserve">«После доработок нельзя обновляться. Не хотим рискнуть.»</w:t>
       </w:r>
     </w:p>
     <w:p>
@@ -4049,38 +4687,57 @@
         <w:br/>
       </w:r>
       <w:r>
-        <w:t xml:space="preserve">- Риск реален при вмешательстве в типовой код «как попало». Снимаем его процессом: доработки через расширения/внешние печатные формы, где возможно; документирование; тест обновления на копии до продления.</w:t>
-      </w:r>
-      <w:r>
-        <w:br/>
-      </w:r>
-      <w:r>
-        <w:t xml:space="preserve">- Часы закладывают не только разработку, но и</w:t>
-      </w:r>
-      <w:r>
-        <w:t xml:space="preserve"> </w:t>
-      </w:r>
-      <w:r>
-        <w:rPr>
-          <w:bCs/>
-          <w:b/>
-        </w:rPr>
-        <w:t xml:space="preserve">проверку обновляемости</w:t>
-      </w:r>
-      <w:r>
-        <w:t xml:space="preserve">.</w:t>
-      </w:r>
-      <w:r>
-        <w:br/>
-      </w:r>
-      <w:r>
-        <w:t xml:space="preserve">- Альтернатива без кода: сначала 3–5 часов настройки типовыми средствами/правами/доп. реквизитами; если не хватает — тогда код.</w:t>
-      </w:r>
-      <w:r>
-        <w:br/>
-      </w:r>
-      <w:r>
-        <w:t xml:space="preserve">- КП продолжает закрывать обновления конфигурации; наша задача — не мешать этому контуру.</w:t>
+        <w:t xml:space="preserve">- Плюс</w:t>
+      </w:r>
+      <w:r>
+        <w:t xml:space="preserve"> </w:t>
+      </w:r>
+      <w:r>
+        <w:rPr>
+          <w:bCs/>
+          <w:b/>
+        </w:rPr>
+        <w:t xml:space="preserve">УТ ПРОФ</w:t>
+      </w:r>
+      <w:r>
+        <w:t xml:space="preserve"> </w:t>
+      </w:r>
+      <w:r>
+        <w:t xml:space="preserve">как раз в том, что доработки</w:t>
+      </w:r>
+      <w:r>
+        <w:t xml:space="preserve"> </w:t>
+      </w:r>
+      <w:r>
+        <w:rPr>
+          <w:bCs/>
+          <w:b/>
+        </w:rPr>
+        <w:t xml:space="preserve">разрешены</w:t>
+      </w:r>
+      <w:r>
+        <w:t xml:space="preserve"> </w:t>
+      </w:r>
+      <w:r>
+        <w:t xml:space="preserve">(в Базовой — нельзя). Риск — не в факте доработки, а в «правках в лоб».</w:t>
+      </w:r>
+      <w:r>
+        <w:br/>
+      </w:r>
+      <w:r>
+        <w:t xml:space="preserve">- Снимаем риск: расширения/внешние формы, тест обновления на копии, документ состава.</w:t>
+      </w:r>
+      <w:r>
+        <w:br/>
+      </w:r>
+      <w:r>
+        <w:t xml:space="preserve">- КП ПРОФ = канал обновлений и консультаций, чтобы доработки жили рядом с типовым контуром.</w:t>
+      </w:r>
+      <w:r>
+        <w:br/>
+      </w:r>
+      <w:r>
+        <w:t xml:space="preserve">- Сначала 3–5 ч попытки типовыми средствами — код только если не хватит.</w:t>
       </w:r>
     </w:p>
     <w:p>
@@ -4098,7 +4755,7 @@
         <w:br/>
       </w:r>
       <w:r>
-        <w:t xml:space="preserve">Сделать оценку на копии базы (2–3 ч) с вердиктом: «типовыми средствами / расширение / изменение» и только потом утвердить 15 ч.</w:t>
+        <w:t xml:space="preserve">Оценка на копии с вердиктом «типовыми / расширение / изменение» → затем часы.</w:t>
       </w:r>
     </w:p>
     <w:p>
@@ -4116,19 +4773,19 @@
         <w:br/>
       </w:r>
       <w:r>
-        <w:t xml:space="preserve">- «Дорабатывайте как хотите, потом разберёмся».</w:t>
-      </w:r>
-      <w:r>
-        <w:br/>
-      </w:r>
-      <w:r>
-        <w:t xml:space="preserve">- Обещание «на поддержку никогда не влияет».</w:t>
-      </w:r>
-      <w:r>
-        <w:br/>
-      </w:r>
-      <w:r>
-        <w:t xml:space="preserve">- Игнор IT и разговор только с директором «дайте денег».</w:t>
+        <w:t xml:space="preserve">- «Дорабатывайте как хотите».</w:t>
+      </w:r>
+      <w:r>
+        <w:br/>
+      </w:r>
+      <w:r>
+        <w:t xml:space="preserve">- «На поддержку никогда не влияет».</w:t>
+      </w:r>
+      <w:r>
+        <w:br/>
+      </w:r>
+      <w:r>
+        <w:t xml:space="preserve">- Игнор IT.</w:t>
       </w:r>
     </w:p>
     <w:p>
@@ -4138,14 +4795,14 @@
         </w:pict>
       </w:r>
     </w:p>
-    <w:bookmarkEnd w:id="37"/>
-    <w:bookmarkStart w:id="38" w:name="Xc735ef136e12163d450fb07ab866ea9dedf6166"/>
+    <w:bookmarkEnd w:id="38"/>
+    <w:bookmarkStart w:id="39" w:name="Xebf7060df7268fe88a13a5e2191ff756ec00fbf"/>
     <w:p>
       <w:pPr>
         <w:pStyle w:val="Heading3"/>
       </w:pPr>
       <w:r>
-        <w:t xml:space="preserve">100 баллов — «Не доверяем срокам внедрения Розницы»</w:t>
+        <w:t xml:space="preserve">100 баллов — «Нам уже обещали сроки по Рознице — не верим»</w:t>
       </w:r>
     </w:p>
     <w:p>
@@ -4163,17 +4820,17 @@
         <w:br/>
       </w:r>
       <w:r>
-        <w:t xml:space="preserve">ООО «Книжный квартал», 3 магазина, малый/средний розничный бизнес. Сейчас кассы на устаревшем контуре, хотят</w:t>
-      </w:r>
-      <w:r>
-        <w:t xml:space="preserve"> </w:t>
-      </w:r>
-      <w:r>
-        <w:rPr>
-          <w:bCs/>
-          <w:b/>
-        </w:rPr>
-        <w:t xml:space="preserve">1С:Розница ПРОФ</w:t>
+        <w:t xml:space="preserve">3 магазина, хотят</w:t>
+      </w:r>
+      <w:r>
+        <w:t xml:space="preserve"> </w:t>
+      </w:r>
+      <w:r>
+        <w:rPr>
+          <w:bCs/>
+          <w:b/>
+        </w:rPr>
+        <w:t xml:space="preserve">Розница ПРОФ</w:t>
       </w:r>
       <w:r>
         <w:t xml:space="preserve">.</w:t>
@@ -4194,7 +4851,7 @@
         <w:br/>
       </w:r>
       <w:r>
-        <w:t xml:space="preserve">Инвентаризации расходятся, нельзя быстро переместить товар между магазинами, акции считаются вручную.</w:t>
+        <w:t xml:space="preserve">Инвентаризации расходятся, перемещения между точками долгие, акции вручную.</w:t>
       </w:r>
     </w:p>
     <w:p>
@@ -4212,7 +4869,7 @@
         <w:br/>
       </w:r>
       <w:r>
-        <w:t xml:space="preserve">Операционный директор (ЛПР по проекту). Завмага (пользователи, ЛВР сопротивления).</w:t>
+        <w:t xml:space="preserve">Операционный директор (ЛПР). Завмаги (сопротивление).</w:t>
       </w:r>
     </w:p>
     <w:p>
@@ -4230,17 +4887,20 @@
         <w:br/>
       </w:r>
       <w:r>
-        <w:t xml:space="preserve">Розница ПРОФ (23 000 ₽) + КП 6 мес (36 307 ₽) + внедрение 24 ч (</w:t>
-      </w:r>
-      <w:r>
-        <w:rPr>
-          <w:bCs/>
-          <w:b/>
-        </w:rPr>
-        <w:t xml:space="preserve">72 000 ₽</w:t>
-      </w:r>
-      <w:r>
-        <w:t xml:space="preserve">) + 4 ч консультаций (14 640 ₽), срок 4 недели на 3 точки.</w:t>
+        <w:t xml:space="preserve">Розница ПРОФ (23 000 ₽) + КП ПРОФ 6 (36 307 ₽) + внедрение 24 ч,</w:t>
+      </w:r>
+      <w:r>
+        <w:t xml:space="preserve"> </w:t>
+      </w:r>
+      <w:r>
+        <w:rPr>
+          <w:bCs/>
+          <w:b/>
+        </w:rPr>
+        <w:t xml:space="preserve">пилот 1 магазин → тираж</w:t>
+      </w:r>
+      <w:r>
+        <w:t xml:space="preserve">.</w:t>
       </w:r>
     </w:p>
     <w:p>
@@ -4258,7 +4918,7 @@
         <w:br/>
       </w:r>
       <w:r>
-        <w:t xml:space="preserve">«Нам уже обещали „за месяц“ другие — в итоге полгода и кассы падали. Не верим в ваши 4 недели.»</w:t>
+        <w:t xml:space="preserve">«Обещали „за месяц“ — вышло полгода и кассы падали. Не верим.»</w:t>
       </w:r>
     </w:p>
     <w:p>
@@ -4276,60 +4936,25 @@
         <w:br/>
       </w:r>
       <w:r>
-        <w:t xml:space="preserve">- Признаём риск простоев: поэтому</w:t>
-      </w:r>
-      <w:r>
-        <w:t xml:space="preserve"> </w:t>
-      </w:r>
-      <w:r>
-        <w:rPr>
-          <w:bCs/>
-          <w:b/>
-        </w:rPr>
-        <w:t xml:space="preserve">не режем ленточку на всех сразу</w:t>
-      </w:r>
-      <w:r>
-        <w:t xml:space="preserve">.</w:t>
-      </w:r>
-      <w:r>
-        <w:br/>
-      </w:r>
-      <w:r>
-        <w:t xml:space="preserve">- План: неделя 1 — 1 пилотный магазин; критерии стабильности 5 рабочих дней; затем тираж. В договоре — этапы и что считается простоем.</w:t>
-      </w:r>
-      <w:r>
-        <w:br/>
-      </w:r>
-      <w:r>
-        <w:t xml:space="preserve">- В смету явно входят обучение завмага и чек-лист открытия смены/закрытия дня.</w:t>
-      </w:r>
-      <w:r>
-        <w:br/>
-      </w:r>
-      <w:r>
-        <w:t xml:space="preserve">- КП 6 мес и часы консультаций — страховка на первые недели после запуска, не «потом купите».</w:t>
-      </w:r>
-      <w:r>
-        <w:br/>
-      </w:r>
-      <w:r>
-        <w:t xml:space="preserve">- Если критичен минимальный риск касс: рассмотреть</w:t>
-      </w:r>
-      <w:r>
-        <w:t xml:space="preserve"> </w:t>
-      </w:r>
-      <w:r>
-        <w:rPr>
-          <w:bCs/>
-          <w:b/>
-        </w:rPr>
-        <w:t xml:space="preserve">Fresh Розница</w:t>
-      </w:r>
-      <w:r>
-        <w:t xml:space="preserve"> </w:t>
-      </w:r>
-      <w:r>
-        <w:t xml:space="preserve">(обновления на стороне сервиса), но пилотный порядок тот же.</w:t>
+        <w:t xml:space="preserve">- Плюсы Розницы ПРОФ: несколько точек, много кассиров, централизованные цены/акции, РИБ — против Базовой (одна точка, один пользователь).</w:t>
+      </w:r>
+      <w:r>
+        <w:br/>
+      </w:r>
+      <w:r>
+        <w:t xml:space="preserve">- Риск простоя снимаем этапностью и приёмкой пилота 5 р.д., не обещанием «всем сразу».</w:t>
+      </w:r>
+      <w:r>
+        <w:br/>
+      </w:r>
+      <w:r>
+        <w:t xml:space="preserve">- КП ПРОФ на старте — обновления и консультации в первую неделю после запуска.</w:t>
+      </w:r>
+      <w:r>
+        <w:br/>
+      </w:r>
+      <w:r>
+        <w:t xml:space="preserve">- В договоре — этапы и что считаем инцидентом.</w:t>
       </w:r>
     </w:p>
     <w:p>
@@ -4347,7 +4972,7 @@
         <w:br/>
       </w:r>
       <w:r>
-        <w:t xml:space="preserve">Договор с этапностью «1 магазин → приёмка → тираж», штрафные/сервисные условия по реакции на инцидент в первую неделю пилота.</w:t>
+        <w:t xml:space="preserve">Договор «1 магазин → приёмка → тираж» + КП ПРОФ 6.</w:t>
       </w:r>
     </w:p>
     <w:p>
@@ -4371,13 +4996,13 @@
         <w:br/>
       </w:r>
       <w:r>
-        <w:t xml:space="preserve">- Запуск сразу на 3 магазинах ради красивого срока.</w:t>
-      </w:r>
-      <w:r>
-        <w:br/>
-      </w:r>
-      <w:r>
-        <w:t xml:space="preserve">- Скрытые работы вне сметы.</w:t>
+        <w:t xml:space="preserve">- Запуск сразу на 3 магазинах.</w:t>
+      </w:r>
+      <w:r>
+        <w:br/>
+      </w:r>
+      <w:r>
+        <w:t xml:space="preserve">- Скрытые работы.</w:t>
       </w:r>
     </w:p>
     <w:p>
@@ -4387,14 +5012,14 @@
         </w:pict>
       </w:r>
     </w:p>
-    <w:bookmarkEnd w:id="38"/>
-    <w:bookmarkStart w:id="39" w:name="Xcc7ad1af2a78d5dec1aaaa96e470346c6d83fa3"/>
+    <w:bookmarkEnd w:id="39"/>
+    <w:bookmarkStart w:id="40" w:name="баллов-облако-vs-локаль-боимся-данных"/>
     <w:p>
       <w:pPr>
         <w:pStyle w:val="Heading3"/>
       </w:pPr>
       <w:r>
-        <w:t xml:space="preserve">150 баллов — «Данные и доступы — кто виноват, если утечёт»</w:t>
+        <w:t xml:space="preserve">150 баллов — «Облако vs локаль — боимся данных»</w:t>
       </w:r>
     </w:p>
     <w:p>
@@ -4412,17 +5037,87 @@
         <w:br/>
       </w:r>
       <w:r>
-        <w:t xml:space="preserve">Средний бизнес: ООО, оптовая торговля медрасходниками (не крупный холдинг), 35 сотрудников. Рассматривают</w:t>
-      </w:r>
-      <w:r>
-        <w:t xml:space="preserve"> </w:t>
-      </w:r>
-      <w:r>
-        <w:rPr>
-          <w:bCs/>
-          <w:b/>
-        </w:rPr>
-        <w:t xml:space="preserve">Fresh УНФ ПРОФ на 12 мес</w:t>
+        <w:t xml:space="preserve">Опт, 30 сотрудников. Смотрят</w:t>
+      </w:r>
+      <w:r>
+        <w:t xml:space="preserve"> </w:t>
+      </w:r>
+      <w:r>
+        <w:rPr>
+          <w:bCs/>
+          <w:b/>
+        </w:rPr>
+        <w:t xml:space="preserve">Фреш УНФ ПРОФ 12 мес</w:t>
+      </w:r>
+      <w:r>
+        <w:t xml:space="preserve"> </w:t>
+      </w:r>
+      <w:r>
+        <w:t xml:space="preserve">vs локальная УНФ ПРОФ + КП.</w:t>
+      </w:r>
+    </w:p>
+    <w:p>
+      <w:pPr>
+        <w:pStyle w:val="BodyText"/>
+      </w:pPr>
+      <w:r>
+        <w:rPr>
+          <w:bCs/>
+          <w:b/>
+        </w:rPr>
+        <w:t xml:space="preserve">2. Проблема / боль</w:t>
+      </w:r>
+      <w:r>
+        <w:br/>
+      </w:r>
+      <w:r>
+        <w:t xml:space="preserve">Клиентская база в личных почтах менеджеров; при увольнениях теряют историю. Нужна единая УНФ.</w:t>
+      </w:r>
+    </w:p>
+    <w:p>
+      <w:pPr>
+        <w:pStyle w:val="BodyText"/>
+      </w:pPr>
+      <w:r>
+        <w:rPr>
+          <w:bCs/>
+          <w:b/>
+        </w:rPr>
+        <w:t xml:space="preserve">3. С кем говорим / интересы</w:t>
+      </w:r>
+      <w:r>
+        <w:br/>
+      </w:r>
+      <w:r>
+        <w:t xml:space="preserve">Директор (ЛПР). Юрист (ЛВР). IT-фрилансер (ЛВР).</w:t>
+      </w:r>
+    </w:p>
+    <w:p>
+      <w:pPr>
+        <w:pStyle w:val="BodyText"/>
+      </w:pPr>
+      <w:r>
+        <w:rPr>
+          <w:bCs/>
+          <w:b/>
+        </w:rPr>
+        <w:t xml:space="preserve">4. Что предложили</w:t>
+      </w:r>
+      <w:r>
+        <w:br/>
+      </w:r>
+      <w:r>
+        <w:t xml:space="preserve">А) Fresh УНФ ПРОФ 12 —</w:t>
+      </w:r>
+      <w:r>
+        <w:t xml:space="preserve"> </w:t>
+      </w:r>
+      <w:r>
+        <w:rPr>
+          <w:bCs/>
+          <w:b/>
+        </w:rPr>
+        <w:t xml:space="preserve">57 000 ₽</w:t>
       </w:r>
       <w:r>
         <w:t xml:space="preserve"> </w:t>
@@ -4430,69 +5125,43 @@
       <w:r>
         <w:t xml:space="preserve">+ внедрение.</w:t>
       </w:r>
-    </w:p>
-    <w:p>
-      <w:pPr>
-        <w:pStyle w:val="BodyText"/>
-      </w:pPr>
-      <w:r>
-        <w:rPr>
-          <w:bCs/>
-          <w:b/>
-        </w:rPr>
-        <w:t xml:space="preserve">2. Проблема / боль</w:t>
-      </w:r>
-      <w:r>
-        <w:br/>
-      </w:r>
-      <w:r>
-        <w:t xml:space="preserve">Сейчас часть клиентской базы и заказов в личных почтах менеджеров; при увольнениях теряют историю. Нужна единая система, но директор боится облака.</w:t>
-      </w:r>
-    </w:p>
-    <w:p>
-      <w:pPr>
-        <w:pStyle w:val="BodyText"/>
-      </w:pPr>
-      <w:r>
-        <w:rPr>
-          <w:bCs/>
-          <w:b/>
-        </w:rPr>
-        <w:t xml:space="preserve">3. С кем говорим / интересы</w:t>
-      </w:r>
-      <w:r>
-        <w:br/>
-      </w:r>
-      <w:r>
-        <w:t xml:space="preserve">Директор (ЛПР). Юрист на аутсорсе (ЛВР). IT-фрилансер (ЛВР).</w:t>
-      </w:r>
-    </w:p>
-    <w:p>
-      <w:pPr>
-        <w:pStyle w:val="BodyText"/>
-      </w:pPr>
-      <w:r>
-        <w:rPr>
-          <w:bCs/>
-          <w:b/>
-        </w:rPr>
-        <w:t xml:space="preserve">4. Что предложили</w:t>
-      </w:r>
-      <w:r>
-        <w:br/>
-      </w:r>
-      <w:r>
-        <w:t xml:space="preserve">Fresh УНФ ПРОФ 12 мес (57 000 ₽) + внедрение 35 ч (</w:t>
-      </w:r>
-      <w:r>
-        <w:rPr>
-          <w:bCs/>
-          <w:b/>
-        </w:rPr>
-        <w:t xml:space="preserve">105 000 ₽</w:t>
-      </w:r>
-      <w:r>
-        <w:t xml:space="preserve">) + 6 ч консультаций (21 960 ₽). КП не нужен.</w:t>
+      <w:r>
+        <w:br/>
+      </w:r>
+      <w:r>
+        <w:t xml:space="preserve">Б) Локальная УНФ ПРОФ</w:t>
+      </w:r>
+      <w:r>
+        <w:t xml:space="preserve"> </w:t>
+      </w:r>
+      <w:r>
+        <w:rPr>
+          <w:bCs/>
+          <w:b/>
+        </w:rPr>
+        <w:t xml:space="preserve">30 600</w:t>
+      </w:r>
+      <w:r>
+        <w:t xml:space="preserve"> </w:t>
+      </w:r>
+      <w:r>
+        <w:t xml:space="preserve">+ КП ПРОФ 12</w:t>
+      </w:r>
+      <w:r>
+        <w:t xml:space="preserve"> </w:t>
+      </w:r>
+      <w:r>
+        <w:rPr>
+          <w:bCs/>
+          <w:b/>
+        </w:rPr>
+        <w:t xml:space="preserve">68 400</w:t>
+      </w:r>
+      <w:r>
+        <w:t xml:space="preserve"> </w:t>
+      </w:r>
+      <w:r>
+        <w:t xml:space="preserve">+ внедрение + регламент бэкапов.</w:t>
       </w:r>
     </w:p>
     <w:p>
@@ -4510,7 +5179,7 @@
         <w:br/>
       </w:r>
       <w:r>
-        <w:t xml:space="preserve">«Если данные утекут из облака — кто отвечает? Лучше поставьте локальную УНФ, так спокойнее.»</w:t>
+        <w:t xml:space="preserve">«Если утечёт из облака — кто виноват? Лучше локально.»</w:t>
       </w:r>
     </w:p>
     <w:p>
@@ -4528,25 +5197,57 @@
         <w:br/>
       </w:r>
       <w:r>
-        <w:t xml:space="preserve">- Разводим риски: облачный провайдер / наша зона внедрения / внутренние права пользователей. В договоре — роли, NDA, матрица прав (менеджер не видит весь справочник без нужды).</w:t>
-      </w:r>
-      <w:r>
-        <w:br/>
-      </w:r>
-      <w:r>
-        <w:t xml:space="preserve">- Локальная УНФ ПРОФ (30 600 ₽) + КП 12 (68 400 ₽) = другая модель: ответственность за бэкапы, сервер, обновления — на клиенте/IT. Спокойствие «у себя» требует регламента резервного копирования (фиксируем отдельными часами).</w:t>
-      </w:r>
-      <w:r>
-        <w:br/>
-      </w:r>
-      <w:r>
-        <w:t xml:space="preserve">- Считаем TCO 12 мес: Fresh 57 000 vs локаль 30 600+68 400=99 000 только на ПО/КП, плюс админка.</w:t>
-      </w:r>
-      <w:r>
-        <w:br/>
-      </w:r>
-      <w:r>
-        <w:t xml:space="preserve">- Боль увольнений лечится правами и единой базой в обеих моделях — облако тут не главный риск, а личные почты уже риск сегодня.</w:t>
+        <w:t xml:space="preserve">- Плюсы УНФ ПРОФ общие: единые заказы, деньги, CRM, права пользователей —</w:t>
+      </w:r>
+      <w:r>
+        <w:t xml:space="preserve"> </w:t>
+      </w:r>
+      <w:r>
+        <w:rPr>
+          <w:bCs/>
+          <w:b/>
+        </w:rPr>
+        <w:t xml:space="preserve">лечат боль почт</w:t>
+      </w:r>
+      <w:r>
+        <w:t xml:space="preserve"> </w:t>
+      </w:r>
+      <w:r>
+        <w:t xml:space="preserve">и локально, и в облаке.</w:t>
+      </w:r>
+      <w:r>
+        <w:br/>
+      </w:r>
+      <w:r>
+        <w:t xml:space="preserve">- Разница моделей: Fresh — обновления/доступность в тарифе; локаль +</w:t>
+      </w:r>
+      <w:r>
+        <w:t xml:space="preserve"> </w:t>
+      </w:r>
+      <w:r>
+        <w:rPr>
+          <w:bCs/>
+          <w:b/>
+        </w:rPr>
+        <w:t xml:space="preserve">КП ПРОФ</w:t>
+      </w:r>
+      <w:r>
+        <w:t xml:space="preserve"> </w:t>
+      </w:r>
+      <w:r>
+        <w:t xml:space="preserve">— обновления/сервисы/архив/линк по договору КП.</w:t>
+      </w:r>
+      <w:r>
+        <w:br/>
+      </w:r>
+      <w:r>
+        <w:t xml:space="preserve">- TCO 12 мес только ПО: Fresh 57 тыс. vs локаль 30,6+68,4 ≈ 99 тыс. (+ свои бэкапы).</w:t>
+      </w:r>
+      <w:r>
+        <w:br/>
+      </w:r>
+      <w:r>
+        <w:t xml:space="preserve">- В договоре — матрица прав, NDA, зоны ответственности. КОРП-контуры не предлагаем.</w:t>
       </w:r>
     </w:p>
     <w:p>
@@ -4564,7 +5265,7 @@
         <w:br/>
       </w:r>
       <w:r>
-        <w:t xml:space="preserve">Выбрать модель (Fresh vs локаль) после 1-час сессии с юристом/IT по чек-листу рисков и подписать договор с матрицей доступов на старте внедрения.</w:t>
+        <w:t xml:space="preserve">1 час с юристом/IT по чек-листу рисков → выбор модели → договор с матрицей доступов.</w:t>
       </w:r>
     </w:p>
     <w:p>
@@ -4594,7 +5295,7 @@
         <w:br/>
       </w:r>
       <w:r>
-        <w:t xml:space="preserve">- Навязывание Fresh как единственного варианта «современности».</w:t>
+        <w:t xml:space="preserve">- Навязывание только Fresh «потому что модно».</w:t>
       </w:r>
     </w:p>
     <w:p>
@@ -4604,24 +5305,24 @@
         </w:pict>
       </w:r>
     </w:p>
-    <w:bookmarkEnd w:id="39"/>
     <w:bookmarkEnd w:id="40"/>
-    <w:bookmarkStart w:id="45" w:name="X39c785acb5a8039f698d3a42e57329a41444606"/>
+    <w:bookmarkEnd w:id="41"/>
+    <w:bookmarkStart w:id="46" w:name="тема-5.-лпр"/>
     <w:p>
       <w:pPr>
         <w:pStyle w:val="Heading2"/>
       </w:pPr>
       <w:r>
-        <w:t xml:space="preserve">Тема 5. ЛПР (согласование / «идите к директору»)</w:t>
-      </w:r>
-    </w:p>
-    <w:bookmarkStart w:id="41" w:name="баллов-я-не-принимаю-решения"/>
+        <w:t xml:space="preserve">Тема 5. ЛПР</w:t>
+      </w:r>
+    </w:p>
+    <w:bookmarkStart w:id="42" w:name="баллов-я-только-собираю-информацию"/>
     <w:p>
       <w:pPr>
         <w:pStyle w:val="Heading3"/>
       </w:pPr>
       <w:r>
-        <w:t xml:space="preserve">30 баллов — «Я не принимаю решения»</w:t>
+        <w:t xml:space="preserve">30 баллов — «Я только собираю информацию»</w:t>
       </w:r>
     </w:p>
     <w:p>
@@ -4639,7 +5340,20 @@
         <w:br/>
       </w:r>
       <w:r>
-        <w:t xml:space="preserve">ООО «ОфисМаркет», малый опт канцтоваров. Бухгалтер работает в ограниченной конфигурации, хочет ПРОФ.</w:t>
+        <w:t xml:space="preserve">Малый опт. Бухгалтер на</w:t>
+      </w:r>
+      <w:r>
+        <w:t xml:space="preserve"> </w:t>
+      </w:r>
+      <w:r>
+        <w:rPr>
+          <w:bCs/>
+          <w:b/>
+        </w:rPr>
+        <w:t xml:space="preserve">БП Базовая</w:t>
+      </w:r>
+      <w:r>
+        <w:t xml:space="preserve">, упёрлись в 1 пользователя и права.</w:t>
       </w:r>
     </w:p>
     <w:p>
@@ -4657,7 +5371,7 @@
         <w:br/>
       </w:r>
       <w:r>
-        <w:t xml:space="preserve">Нельзя раздать права менеджеру на акты сверки без полного доступа; много звонков «пришлите сверку».</w:t>
+        <w:t xml:space="preserve">Нельзя дать менеджеру сверки без полного доступа; звонки «пришлите акт сверки».</w:t>
       </w:r>
     </w:p>
     <w:p>
@@ -4675,7 +5389,7 @@
         <w:br/>
       </w:r>
       <w:r>
-        <w:t xml:space="preserve">Главный бухгалтер (ЛВР). Директор — ЛПР, на встрече нет.</w:t>
+        <w:t xml:space="preserve">Главный бухгалтер (ЛВР). Директор — ЛПР, отсутствует.</w:t>
       </w:r>
     </w:p>
     <w:p>
@@ -4693,33 +5407,39 @@
         <w:br/>
       </w:r>
       <w:r>
-        <w:rPr>
-          <w:bCs/>
-          <w:b/>
-        </w:rPr>
-        <w:t xml:space="preserve">1С:Бухгалтерия ПРОФ</w:t>
-      </w:r>
-      <w:r>
-        <w:t xml:space="preserve"> </w:t>
-      </w:r>
-      <w:r>
-        <w:t xml:space="preserve">(23 000 ₽) +</w:t>
-      </w:r>
-      <w:r>
-        <w:t xml:space="preserve"> </w:t>
-      </w:r>
-      <w:r>
-        <w:rPr>
-          <w:bCs/>
-          <w:b/>
-        </w:rPr>
-        <w:t xml:space="preserve">КП 6 мес</w:t>
-      </w:r>
-      <w:r>
-        <w:t xml:space="preserve"> </w:t>
-      </w:r>
-      <w:r>
-        <w:t xml:space="preserve">(36 307 ₽) + 4 ч консультаций (14 640 ₽).</w:t>
+        <w:t xml:space="preserve">Апгрейд</w:t>
+      </w:r>
+      <w:r>
+        <w:t xml:space="preserve"> </w:t>
+      </w:r>
+      <w:r>
+        <w:rPr>
+          <w:bCs/>
+          <w:b/>
+        </w:rPr>
+        <w:t xml:space="preserve">БП ПРОФ (23 000 ₽)</w:t>
+      </w:r>
+      <w:r>
+        <w:t xml:space="preserve"> </w:t>
+      </w:r>
+      <w:r>
+        <w:t xml:space="preserve">+</w:t>
+      </w:r>
+      <w:r>
+        <w:t xml:space="preserve"> </w:t>
+      </w:r>
+      <w:r>
+        <w:rPr>
+          <w:bCs/>
+          <w:b/>
+        </w:rPr>
+        <w:t xml:space="preserve">КП ПРОФ 6 (36 307 ₽)</w:t>
+      </w:r>
+      <w:r>
+        <w:t xml:space="preserve"> </w:t>
+      </w:r>
+      <w:r>
+        <w:t xml:space="preserve">+ 3 ч настройки прав (10 980 ₽).</w:t>
       </w:r>
     </w:p>
     <w:p>
@@ -4737,7 +5457,7 @@
         <w:br/>
       </w:r>
       <w:r>
-        <w:t xml:space="preserve">«Я только собираю информацию. Решение принимает директор, я не могу согласовать.»</w:t>
+        <w:t xml:space="preserve">«Решение принимает директор, я не могу согласовать.»</w:t>
       </w:r>
     </w:p>
     <w:p>
@@ -4755,45 +5475,35 @@
         <w:br/>
       </w:r>
       <w:r>
-        <w:t xml:space="preserve">- Ок, бухгалтер — ключевой ЛВР: без его „да“ директор редко купит учётный контур.</w:t>
-      </w:r>
-      <w:r>
-        <w:br/>
-      </w:r>
-      <w:r>
-        <w:t xml:space="preserve">- Готовим</w:t>
-      </w:r>
-      <w:r>
-        <w:t xml:space="preserve"> </w:t>
-      </w:r>
-      <w:r>
-        <w:rPr>
-          <w:bCs/>
-          <w:b/>
-        </w:rPr>
-        <w:t xml:space="preserve">одностраничное обоснование для директора</w:t>
-      </w:r>
-      <w:r>
-        <w:t xml:space="preserve">: боль (время на сверки), решение (БП ПРОФ+КП 6), сумма</w:t>
-      </w:r>
-      <w:r>
-        <w:t xml:space="preserve"> </w:t>
-      </w:r>
-      <w:r>
-        <w:rPr>
-          <w:bCs/>
-          <w:b/>
-        </w:rPr>
-        <w:t xml:space="preserve">73 947 ₽</w:t>
-      </w:r>
-      <w:r>
-        <w:t xml:space="preserve">, срок запуска, риски если не менять.</w:t>
-      </w:r>
-      <w:r>
-        <w:br/>
-      </w:r>
-      <w:r>
-        <w:t xml:space="preserve">- Просим 15 минут на троих или асинхронно — директор получает тот же файл + 3 тезиса от бухгалтера.</w:t>
+        <w:t xml:space="preserve">- Бухгалтер — ключевой ЛВР учёта.</w:t>
+      </w:r>
+      <w:r>
+        <w:br/>
+      </w:r>
+      <w:r>
+        <w:t xml:space="preserve">- 1 стр. для директора: ограничение Базовой (1 пользователь, нельзя гибко раздать права как в ПРОФ) → ПРОФ + КП (обновления, консультации) → сумма</w:t>
+      </w:r>
+      <w:r>
+        <w:t xml:space="preserve"> </w:t>
+      </w:r>
+      <w:r>
+        <w:rPr>
+          <w:bCs/>
+          <w:b/>
+        </w:rPr>
+        <w:t xml:space="preserve">~70 287 ₽</w:t>
+      </w:r>
+      <w:r>
+        <w:t xml:space="preserve"> </w:t>
+      </w:r>
+      <w:r>
+        <w:t xml:space="preserve">→ срок.</w:t>
+      </w:r>
+      <w:r>
+        <w:br/>
+      </w:r>
+      <w:r>
+        <w:t xml:space="preserve">- Плюсы ПРОФ формулируем языком директора: меньше звонков на сверки, контроль доступа, запас на рост.</w:t>
       </w:r>
     </w:p>
     <w:p>
@@ -4811,7 +5521,7 @@
         <w:br/>
       </w:r>
       <w:r>
-        <w:t xml:space="preserve">Согласовать текст обоснования с бухгалтером и назначить слот с директором / получить его комментарии до конца недели.</w:t>
+        <w:t xml:space="preserve">Согласовать текст с бухгалтером и слот 15 мин с директором / его комментарий до конца недели.</w:t>
       </w:r>
     </w:p>
     <w:p>
@@ -4829,19 +5539,19 @@
         <w:br/>
       </w:r>
       <w:r>
-        <w:t xml:space="preserve">- Обход бухгалтера «дайте телефон директора сразу».</w:t>
-      </w:r>
-      <w:r>
-        <w:br/>
-      </w:r>
-      <w:r>
-        <w:t xml:space="preserve">- Давление «вы должны продавить директора».</w:t>
-      </w:r>
-      <w:r>
-        <w:br/>
-      </w:r>
-      <w:r>
-        <w:t xml:space="preserve">- Коммерческое на 10 страницах без сумм и срока.</w:t>
+        <w:t xml:space="preserve">- Обход бухгалтера.</w:t>
+      </w:r>
+      <w:r>
+        <w:br/>
+      </w:r>
+      <w:r>
+        <w:t xml:space="preserve">- «Продавите директора».</w:t>
+      </w:r>
+      <w:r>
+        <w:br/>
+      </w:r>
+      <w:r>
+        <w:t xml:space="preserve">- КП на 10 стр. без сумм.</w:t>
       </w:r>
     </w:p>
     <w:p>
@@ -4851,14 +5561,14 @@
         </w:pict>
       </w:r>
     </w:p>
-    <w:bookmarkEnd w:id="41"/>
-    <w:bookmarkStart w:id="42" w:name="Xe87171f0f144b8fc350c1c2c0caeb073266622d"/>
+    <w:bookmarkEnd w:id="42"/>
+    <w:bookmarkStart w:id="43" w:name="X5d80c9938c45557005e869c91934b6542f9a960"/>
     <w:p>
       <w:pPr>
         <w:pStyle w:val="Heading3"/>
       </w:pPr>
       <w:r>
-        <w:t xml:space="preserve">70 баллов — «Директор сказал „не сейчас“, но боль у завлаба/склада»</w:t>
+        <w:t xml:space="preserve">70 баллов — «Директор сказал нет, а складу нужно»</w:t>
       </w:r>
     </w:p>
     <w:p>
@@ -4876,7 +5586,7 @@
         <w:br/>
       </w:r>
       <w:r>
-        <w:t xml:space="preserve">Производственно-торговая фирма (малый/средний), склад + продажи. Инициатива от начальника склада.</w:t>
+        <w:t xml:space="preserve">Склад + продажи, инициатива начальника склада.</w:t>
       </w:r>
     </w:p>
     <w:p>
@@ -4894,7 +5604,7 @@
         <w:br/>
       </w:r>
       <w:r>
-        <w:t xml:space="preserve">Резервы не держатся, кладовщики пишут в чат фактические остатки. Ошибки отгрузки.</w:t>
+        <w:t xml:space="preserve">Резервы не держатся, отгрузки с ошибками.</w:t>
       </w:r>
     </w:p>
     <w:p>
@@ -4912,7 +5622,7 @@
         <w:br/>
       </w:r>
       <w:r>
-        <w:t xml:space="preserve">Начальник склада (инициатор, ЛВР). Директор (ЛПР) ранее ответил «дорого, не сейчас».</w:t>
+        <w:t xml:space="preserve">Начальник склада (ЛВР). Директор ранее: «дорого, не сейчас».</w:t>
       </w:r>
     </w:p>
     <w:p>
@@ -4934,33 +5644,33 @@
           <w:bCs/>
           <w:b/>
         </w:rPr>
-        <w:t xml:space="preserve">1С:УТ ПРОФ</w:t>
-      </w:r>
-      <w:r>
-        <w:t xml:space="preserve"> </w:t>
-      </w:r>
-      <w:r>
-        <w:t xml:space="preserve">(39 700 ₽) + КП 6 мес (36 307 ₽) + внедрение склада/заказов 22 ч (</w:t>
-      </w:r>
-      <w:r>
-        <w:rPr>
-          <w:bCs/>
-          <w:b/>
-        </w:rPr>
-        <w:t xml:space="preserve">66 000 ₽</w:t>
-      </w:r>
-      <w:r>
-        <w:t xml:space="preserve">) + 3 ч консультаций (10 980 ₽) ≈</w:t>
-      </w:r>
-      <w:r>
-        <w:t xml:space="preserve"> </w:t>
-      </w:r>
-      <w:r>
-        <w:rPr>
-          <w:bCs/>
-          <w:b/>
-        </w:rPr>
-        <w:t xml:space="preserve">152 987 ₽</w:t>
+        <w:t xml:space="preserve">УТ ПРОФ (39 700 ₽)</w:t>
+      </w:r>
+      <w:r>
+        <w:t xml:space="preserve"> </w:t>
+      </w:r>
+      <w:r>
+        <w:t xml:space="preserve">+ КП ПРОФ 6 (36 307 ₽) + внедрение склада/заказов 16 ч (</w:t>
+      </w:r>
+      <w:r>
+        <w:rPr>
+          <w:bCs/>
+          <w:b/>
+        </w:rPr>
+        <w:t xml:space="preserve">48 000 ₽</w:t>
+      </w:r>
+      <w:r>
+        <w:t xml:space="preserve">) ≈</w:t>
+      </w:r>
+      <w:r>
+        <w:t xml:space="preserve"> </w:t>
+      </w:r>
+      <w:r>
+        <w:rPr>
+          <w:bCs/>
+          <w:b/>
+        </w:rPr>
+        <w:t xml:space="preserve">124 007 ₽</w:t>
       </w:r>
       <w:r>
         <w:t xml:space="preserve">.</w:t>
@@ -4981,7 +5691,7 @@
         <w:br/>
       </w:r>
       <w:r>
-        <w:t xml:space="preserve">«Директор уже сказал „нет“. Я ничего не могу сделать, хотя нам это нужно.»</w:t>
+        <w:t xml:space="preserve">«Директор уже сказал „нет“. Я ничего не могу.»</w:t>
       </w:r>
     </w:p>
     <w:p>
@@ -4999,42 +5709,19 @@
         <w:br/>
       </w:r>
       <w:r>
-        <w:t xml:space="preserve">- Не просим начальника склада «продавить». Даём ему</w:t>
-      </w:r>
-      <w:r>
-        <w:t xml:space="preserve"> </w:t>
-      </w:r>
-      <w:r>
-        <w:rPr>
-          <w:bCs/>
-          <w:b/>
-        </w:rPr>
-        <w:t xml:space="preserve">язык директора</w:t>
-      </w:r>
-      <w:r>
-        <w:t xml:space="preserve">: 1 страница = потери от ошибок (пусть оценит 5 кейсов за месяц в рублях) + стоимость этапа 1 + срок.</w:t>
-      </w:r>
-      <w:r>
-        <w:br/>
-      </w:r>
-      <w:r>
-        <w:t xml:space="preserve">- Предлагаем пилот меньше: только контур резервов/остатков на 12 ч (</w:t>
-      </w:r>
-      <w:r>
-        <w:rPr>
-          <w:bCs/>
-          <w:b/>
-        </w:rPr>
-        <w:t xml:space="preserve">36 000 ₽</w:t>
-      </w:r>
-      <w:r>
-        <w:t xml:space="preserve">) + лицензия+КП 6, если директор боится полного чека.</w:t>
-      </w:r>
-      <w:r>
-        <w:br/>
-      </w:r>
-      <w:r>
-        <w:t xml:space="preserve">- Роль склада — фактура боли; встречаем директора с цифрами склада, не с „хотим программу“.</w:t>
+        <w:t xml:space="preserve">- Не просим «продавить». Даём язык директора: 5 кейсов пересорта в рублях за месяц + стоимость этапа + плюсы УТ ПРОФ (резервы, склад, много пользователей — Базовая УТ складской команде не подойдёт).</w:t>
+      </w:r>
+      <w:r>
+        <w:br/>
+      </w:r>
+      <w:r>
+        <w:t xml:space="preserve">- КП ПРОФ — чтобы после запуска остатки не «отстали» по релизам/консультациям.</w:t>
+      </w:r>
+      <w:r>
+        <w:br/>
+      </w:r>
+      <w:r>
+        <w:t xml:space="preserve">- Можно урезать пилот до 10–12 ч только резервы/остатки.</w:t>
       </w:r>
     </w:p>
     <w:p>
@@ -5052,7 +5739,7 @@
         <w:br/>
       </w:r>
       <w:r>
-        <w:t xml:space="preserve">Собрать 5 примеров срывов/пересортов в рублях за 30 дней и запросить у директора 20 минут на разбор этой единицы экономики.</w:t>
+        <w:t xml:space="preserve">Собрать 5 примеров потерь за 30 дней → 20 минут с директором на экономику.</w:t>
       </w:r>
     </w:p>
     <w:p>
@@ -5070,7 +5757,7 @@
         <w:br/>
       </w:r>
       <w:r>
-        <w:t xml:space="preserve">- «Значит директор неэффективный».</w:t>
+        <w:t xml:space="preserve">- «Директор неэффективный».</w:t>
       </w:r>
       <w:r>
         <w:br/>
@@ -5082,7 +5769,7 @@
         <w:br/>
       </w:r>
       <w:r>
-        <w:t xml:space="preserve">- Обещание складу функций, которых нет в этапе 1.</w:t>
+        <w:t xml:space="preserve">- Обещания складу вне этапа 1.</w:t>
       </w:r>
     </w:p>
     <w:p>
@@ -5092,14 +5779,14 @@
         </w:pict>
       </w:r>
     </w:p>
-    <w:bookmarkEnd w:id="42"/>
-    <w:bookmarkStart w:id="43" w:name="Xe4e2af3215a3500e760878257702176b434cb05"/>
+    <w:bookmarkEnd w:id="43"/>
+    <w:bookmarkStart w:id="44" w:name="баллов-без-визы-it-не-согласуем"/>
     <w:p>
       <w:pPr>
         <w:pStyle w:val="Heading3"/>
       </w:pPr>
       <w:r>
-        <w:t xml:space="preserve">100 баллов — «Нужно через IT-директора / сисадмина»</w:t>
+        <w:t xml:space="preserve">100 баллов — «Без визы IT не согласуем»</w:t>
       </w:r>
     </w:p>
     <w:p>
@@ -5117,7 +5804,7 @@
         <w:br/>
       </w:r>
       <w:r>
-        <w:t xml:space="preserve">Средний бизнес, 2 юрлица, розница+опт. Закупка</w:t>
+        <w:t xml:space="preserve">2 юрлица, розница+опт. Нужны</w:t>
       </w:r>
       <w:r>
         <w:t xml:space="preserve"> </w:t>
@@ -5133,20 +5820,20 @@
         <w:t xml:space="preserve"> </w:t>
       </w:r>
       <w:r>
-        <w:t xml:space="preserve">+ связка с</w:t>
-      </w:r>
-      <w:r>
-        <w:t xml:space="preserve"> </w:t>
-      </w:r>
-      <w:r>
-        <w:rPr>
-          <w:bCs/>
-          <w:b/>
-        </w:rPr>
-        <w:t xml:space="preserve">Бухгалтерия ПРОФ</w:t>
-      </w:r>
-      <w:r>
-        <w:t xml:space="preserve">, плюс часы на обмен.</w:t>
+        <w:t xml:space="preserve">+ обмен в</w:t>
+      </w:r>
+      <w:r>
+        <w:t xml:space="preserve"> </w:t>
+      </w:r>
+      <w:r>
+        <w:rPr>
+          <w:bCs/>
+          <w:b/>
+        </w:rPr>
+        <w:t xml:space="preserve">БП ПРОФ</w:t>
+      </w:r>
+      <w:r>
+        <w:t xml:space="preserve">, плюс КП.</w:t>
       </w:r>
     </w:p>
     <w:p>
@@ -5164,7 +5851,7 @@
         <w:br/>
       </w:r>
       <w:r>
-        <w:t xml:space="preserve">Розничные продажи закрываются поздно, в бухгалтерию документы доезжают вручную, период «закрываем» дольше нормы.</w:t>
+        <w:t xml:space="preserve">Продажи закрываются поздно, в бухгалтерию документы доезжают вручную.</w:t>
       </w:r>
     </w:p>
     <w:p>
@@ -5182,7 +5869,7 @@
         <w:br/>
       </w:r>
       <w:r>
-        <w:t xml:space="preserve">Главный бухгалтер (инициатор). IT-специалист (обязательный согласующий ЛВР). Генеральный директор (ЛПР бюджета).</w:t>
+        <w:t xml:space="preserve">Главный бухгалтер (инициатор). IT (обязательный ЛВР). Директор (ЛПР бюджета).</w:t>
       </w:r>
     </w:p>
     <w:p>
@@ -5200,72 +5887,33 @@
         <w:br/>
       </w:r>
       <w:r>
-        <w:rPr>
-          <w:bCs/>
-          <w:b/>
-        </w:rPr>
-        <w:t xml:space="preserve">1С:Розница ПРОФ</w:t>
-      </w:r>
-      <w:r>
-        <w:t xml:space="preserve"> </w:t>
-      </w:r>
-      <w:r>
-        <w:t xml:space="preserve">(23 000 ₽) +</w:t>
-      </w:r>
-      <w:r>
-        <w:t xml:space="preserve"> </w:t>
-      </w:r>
-      <w:r>
-        <w:rPr>
-          <w:bCs/>
-          <w:b/>
-        </w:rPr>
-        <w:t xml:space="preserve">1С:Бухгалтерия ПРОФ</w:t>
-      </w:r>
-      <w:r>
-        <w:t xml:space="preserve"> </w:t>
-      </w:r>
-      <w:r>
-        <w:t xml:space="preserve">(23 000 ₽) +</w:t>
-      </w:r>
-      <w:r>
-        <w:t xml:space="preserve"> </w:t>
-      </w:r>
-      <w:r>
-        <w:rPr>
-          <w:bCs/>
-          <w:b/>
-        </w:rPr>
-        <w:t xml:space="preserve">КП ПРОФ 12 мес</w:t>
-      </w:r>
-      <w:r>
-        <w:t xml:space="preserve"> </w:t>
-      </w:r>
-      <w:r>
-        <w:t xml:space="preserve">(68 400 ₽) на контур сопровождения розницы (как основной боли) + внедрение и настройка обмена 30 ч (</w:t>
-      </w:r>
-      <w:r>
-        <w:rPr>
-          <w:bCs/>
-          <w:b/>
-        </w:rPr>
-        <w:t xml:space="preserve">90 000 ₽</w:t>
-      </w:r>
-      <w:r>
-        <w:t xml:space="preserve">) + 5 ч консультаций (18 300 ₽). Итого старт ≈</w:t>
-      </w:r>
-      <w:r>
-        <w:t xml:space="preserve"> </w:t>
-      </w:r>
-      <w:r>
-        <w:rPr>
-          <w:bCs/>
-          <w:b/>
-        </w:rPr>
-        <w:t xml:space="preserve">223 700 ₽</w:t>
-      </w:r>
-      <w:r>
-        <w:t xml:space="preserve">. По БП ПРОФ отдельно фиксируем, нужен ли второй контур КП/сопровождения после схемы IT.</w:t>
+        <w:t xml:space="preserve">Розница ПРОФ (23 000) + БП ПРОФ (23 000) +</w:t>
+      </w:r>
+      <w:r>
+        <w:t xml:space="preserve"> </w:t>
+      </w:r>
+      <w:r>
+        <w:rPr>
+          <w:bCs/>
+          <w:b/>
+        </w:rPr>
+        <w:t xml:space="preserve">КП ПРОФ 12 (68 400)</w:t>
+      </w:r>
+      <w:r>
+        <w:t xml:space="preserve"> </w:t>
+      </w:r>
+      <w:r>
+        <w:t xml:space="preserve">на основной контур сопровождения + обмен/внедрение 28 ч (</w:t>
+      </w:r>
+      <w:r>
+        <w:rPr>
+          <w:bCs/>
+          <w:b/>
+        </w:rPr>
+        <w:t xml:space="preserve">84 000</w:t>
+      </w:r>
+      <w:r>
+        <w:t xml:space="preserve">) + 4 ч консультаций.</w:t>
       </w:r>
     </w:p>
     <w:p>
@@ -5283,7 +5931,7 @@
         <w:br/>
       </w:r>
       <w:r>
-        <w:t xml:space="preserve">«Бухгалтерии можно, но без одобрения IT ничего не согласуем. IT сказал: „пишите ТЗ и подождите“».</w:t>
+        <w:t xml:space="preserve">«Без одобрения IT ничего не согласуем. IT: „напишите ТЗ и ждите“.»</w:t>
       </w:r>
     </w:p>
     <w:p>
@@ -5301,41 +5949,25 @@
         <w:br/>
       </w:r>
       <w:r>
-        <w:t xml:space="preserve">- IT — правильный ЛВР по архитектуре. Даём короткое ТЗ: где стоят базы, пользователи, обмен, бэкапы, кто админ.</w:t>
-      </w:r>
-      <w:r>
-        <w:br/>
-      </w:r>
-      <w:r>
-        <w:t xml:space="preserve">- Предлагаем</w:t>
-      </w:r>
-      <w:r>
-        <w:t xml:space="preserve"> </w:t>
-      </w:r>
-      <w:r>
-        <w:rPr>
-          <w:bCs/>
-          <w:b/>
-        </w:rPr>
-        <w:t xml:space="preserve">технический пресейл 2 ч</w:t>
-      </w:r>
-      <w:r>
-        <w:t xml:space="preserve"> </w:t>
-      </w:r>
-      <w:r>
-        <w:t xml:space="preserve">(7 320 ₽) именно для IT: схема контура, нагрузки, прав.</w:t>
-      </w:r>
-      <w:r>
-        <w:br/>
-      </w:r>
-      <w:r>
-        <w:t xml:space="preserve">- Бухгалтеру — отдельно бизнес-обоснование для директора (срок закрытия периода).</w:t>
-      </w:r>
-      <w:r>
-        <w:br/>
-      </w:r>
-      <w:r>
-        <w:t xml:space="preserve">- Не конфликтуем «бухгалтерия vs IT»: проводим одну встречу со всеми ролями.</w:t>
+        <w:t xml:space="preserve">- IT — правильный ЛВР по архитектуре. Короткое ТЗ: базы, пользователи, обмен, бэкапы, кто админ.</w:t>
+      </w:r>
+      <w:r>
+        <w:br/>
+      </w:r>
+      <w:r>
+        <w:t xml:space="preserve">- Плюсы ПРОФ-версий: многопользовательский режим, обмен, возможность донастройки — Базовые версии сеть/обменный контур не вытянут.</w:t>
+      </w:r>
+      <w:r>
+        <w:br/>
+      </w:r>
+      <w:r>
+        <w:t xml:space="preserve">- КП ПРОФ — обновления обоих контуров и консультации после обмена.</w:t>
+      </w:r>
+      <w:r>
+        <w:br/>
+      </w:r>
+      <w:r>
+        <w:t xml:space="preserve">- Техпресейл 2 ч (7 320 ₽) для IT → виза «технически ок» → директор.</w:t>
       </w:r>
     </w:p>
     <w:p>
@@ -5353,7 +5985,7 @@
         <w:br/>
       </w:r>
       <w:r>
-        <w:t xml:space="preserve">Созвон IT+бухгалтер+мы по схеме обмена; после — смету на стол директору с визой IT «технически ок».</w:t>
+        <w:t xml:space="preserve">Созвон IT+бухгалтер+мы → смета с визой IT на стол директору.</w:t>
       </w:r>
     </w:p>
     <w:p>
@@ -5371,19 +6003,19 @@
         <w:br/>
       </w:r>
       <w:r>
-        <w:t xml:space="preserve">- Игнор IT / попытка продавить через бухгалтерию.</w:t>
-      </w:r>
-      <w:r>
-        <w:br/>
-      </w:r>
-      <w:r>
-        <w:t xml:space="preserve">- ТЗ на 40 страницах сразу.</w:t>
-      </w:r>
-      <w:r>
-        <w:br/>
-      </w:r>
-      <w:r>
-        <w:t xml:space="preserve">- Обещание обмена «и так заведётся».</w:t>
+        <w:t xml:space="preserve">- Обход IT.</w:t>
+      </w:r>
+      <w:r>
+        <w:br/>
+      </w:r>
+      <w:r>
+        <w:t xml:space="preserve">- ТЗ на 40 страниц сразу.</w:t>
+      </w:r>
+      <w:r>
+        <w:br/>
+      </w:r>
+      <w:r>
+        <w:t xml:space="preserve">- «Обмен и так заведётся».</w:t>
       </w:r>
     </w:p>
     <w:p>
@@ -5393,14 +6025,14 @@
         </w:pict>
       </w:r>
     </w:p>
-    <w:bookmarkEnd w:id="43"/>
-    <w:bookmarkStart w:id="44" w:name="X5d339dc5798b18db28ff28b1c59cc590c77fc54"/>
+    <w:bookmarkEnd w:id="44"/>
+    <w:bookmarkStart w:id="45" w:name="X5bbbb46331b782eabc1b529e00da2cdc1ef1f82"/>
     <w:p>
       <w:pPr>
         <w:pStyle w:val="Heading3"/>
       </w:pPr>
       <w:r>
-        <w:t xml:space="preserve">150 баллов — «Согласовать должен собственник, а на связи только „менеджер проекта“»</w:t>
+        <w:t xml:space="preserve">150 баллов — «Собственник занят, всё через „менеджера проекта“»</w:t>
       </w:r>
     </w:p>
     <w:p>
@@ -5418,7 +6050,7 @@
         <w:br/>
       </w:r>
       <w:r>
-        <w:t xml:space="preserve">Группа из 2 ООО (малый/средний): услуги + продажа материалов. Хотят</w:t>
+        <w:t xml:space="preserve">2 ООО: услуги + материалы. Нужны</w:t>
       </w:r>
       <w:r>
         <w:t xml:space="preserve"> </w:t>
@@ -5434,7 +6066,7 @@
         <w:t xml:space="preserve"> </w:t>
       </w:r>
       <w:r>
-        <w:t xml:space="preserve">+ КП + внедрение + пакет часов консультаций для обучения РОПа и бухгалтера.</w:t>
+        <w:t xml:space="preserve">+ КП ПРОФ + внедрение + часы обучения.</w:t>
       </w:r>
     </w:p>
     <w:p>
@@ -5452,7 +6084,7 @@
         <w:br/>
       </w:r>
       <w:r>
-        <w:t xml:space="preserve">Разные базы и чаты, собственник не видит маржу по проектам, менеджеры дают скидки без контроля.</w:t>
+        <w:t xml:space="preserve">Нет маржи по проектам, скидки без контроля.</w:t>
       </w:r>
     </w:p>
     <w:p>
@@ -5470,7 +6102,7 @@
         <w:br/>
       </w:r>
       <w:r>
-        <w:t xml:space="preserve">«Менеджер проекта со стороны клиента» (ЛВР/фильтр). Собственник — реальный ЛПР, редко на связи. Бухгалтер и РОП — пользователи.</w:t>
+        <w:t xml:space="preserve">Менеджер проекта клиента (фильтр/ЛВР). Собственник — ЛПР. РОП и бухгалтер — пользователи.</w:t>
       </w:r>
     </w:p>
     <w:p>
@@ -5488,27 +6120,27 @@
         <w:br/>
       </w:r>
       <w:r>
-        <w:t xml:space="preserve">УНФ ПРОФ (30 600 ₽) + КП 12 (68 400 ₽) + внедрение 40 ч (</w:t>
-      </w:r>
-      <w:r>
-        <w:rPr>
-          <w:bCs/>
-          <w:b/>
-        </w:rPr>
-        <w:t xml:space="preserve">120 000 ₽</w:t>
-      </w:r>
-      <w:r>
-        <w:t xml:space="preserve">) + 10 ч консультаций (36 600 ₽) ≈</w:t>
-      </w:r>
-      <w:r>
-        <w:t xml:space="preserve"> </w:t>
-      </w:r>
-      <w:r>
-        <w:rPr>
-          <w:bCs/>
-          <w:b/>
-        </w:rPr>
-        <w:t xml:space="preserve">255 600 ₽</w:t>
+        <w:t xml:space="preserve">УНФ ПРОФ (30 600) + КП ПРОФ 12 (68 400) + внедрение 32 ч (</w:t>
+      </w:r>
+      <w:r>
+        <w:rPr>
+          <w:bCs/>
+          <w:b/>
+        </w:rPr>
+        <w:t xml:space="preserve">96 000</w:t>
+      </w:r>
+      <w:r>
+        <w:t xml:space="preserve">) + 8 ч консультаций (29 280) ≈</w:t>
+      </w:r>
+      <w:r>
+        <w:t xml:space="preserve"> </w:t>
+      </w:r>
+      <w:r>
+        <w:rPr>
+          <w:bCs/>
+          <w:b/>
+        </w:rPr>
+        <w:t xml:space="preserve">224 280 ₽</w:t>
       </w:r>
       <w:r>
         <w:t xml:space="preserve">.</w:t>
@@ -5529,7 +6161,7 @@
         <w:br/>
       </w:r>
       <w:r>
-        <w:t xml:space="preserve">«Собственник занят. Передайте материалы мне, я сам всё согласую… когда получится. Договор без него подписать не могу.»</w:t>
+        <w:t xml:space="preserve">«Собственник занят. Передайте мне материалы, согласую когда получится. Договор без него не подпишу.»</w:t>
       </w:r>
     </w:p>
     <w:p>
@@ -5547,54 +6179,41 @@
         <w:br/>
       </w:r>
       <w:r>
-        <w:t xml:space="preserve">- Принимаем роль фильтра, но не отдаём сделку в чёрный ящик.</w:t>
-      </w:r>
-      <w:r>
-        <w:br/>
-      </w:r>
-      <w:r>
-        <w:t xml:space="preserve">- Готовим</w:t>
-      </w:r>
-      <w:r>
-        <w:t xml:space="preserve"> </w:t>
-      </w:r>
-      <w:r>
-        <w:rPr>
-          <w:bCs/>
-          <w:b/>
-        </w:rPr>
-        <w:t xml:space="preserve">пакет для собственника на 1 страницу + 5 слайдов</w:t>
-      </w:r>
-      <w:r>
-        <w:t xml:space="preserve">: боль маржи/скидок, решение, этапы, суммы, срок окупаемости на их среднем чеке (просим 3 цифры у РОПа).</w:t>
-      </w:r>
-      <w:r>
-        <w:br/>
-      </w:r>
-      <w:r>
-        <w:t xml:space="preserve">- Просим у менеджера проекта</w:t>
-      </w:r>
-      <w:r>
-        <w:t xml:space="preserve"> </w:t>
-      </w:r>
-      <w:r>
-        <w:rPr>
-          <w:bCs/>
-          <w:b/>
-        </w:rPr>
-        <w:t xml:space="preserve">критерии решения собственника</w:t>
-      </w:r>
-      <w:r>
-        <w:t xml:space="preserve"> </w:t>
-      </w:r>
-      <w:r>
-        <w:t xml:space="preserve">и слот 20 минут (можно рано утром) без длинной презентации.</w:t>
-      </w:r>
-      <w:r>
-        <w:br/>
-      </w:r>
-      <w:r>
-        <w:t xml:space="preserve">- Предлагаем разбить оплату: лицензия+КП 6 + обследование 8 ч сейчас (решение легче), внедрение — после go от собственника.</w:t>
+        <w:t xml:space="preserve">- Принимаем роль фильтра, не отдаём сделку в чёрный ящик.</w:t>
+      </w:r>
+      <w:r>
+        <w:br/>
+      </w:r>
+      <w:r>
+        <w:t xml:space="preserve">- 1 стр. + 5 слайдов для собственника: боль маржи → плюсы УНФ ПРОФ (ОПиУ/ДДС, CRM, несколько юрлиц в одной базе — против Базовой) → КП ПРОФ как страховка обновлений и сервисов → этапы и сумма.</w:t>
+      </w:r>
+      <w:r>
+        <w:br/>
+      </w:r>
+      <w:r>
+        <w:t xml:space="preserve">- Облегчённый вход: УНФ ПРОФ +</w:t>
+      </w:r>
+      <w:r>
+        <w:t xml:space="preserve"> </w:t>
+      </w:r>
+      <w:r>
+        <w:rPr>
+          <w:bCs/>
+          <w:b/>
+        </w:rPr>
+        <w:t xml:space="preserve">КП 6</w:t>
+      </w:r>
+      <w:r>
+        <w:t xml:space="preserve"> </w:t>
+      </w:r>
+      <w:r>
+        <w:t xml:space="preserve">+ обследование 8 ч сейчас; внедрение — после go собственника.</w:t>
+      </w:r>
+      <w:r>
+        <w:br/>
+      </w:r>
+      <w:r>
+        <w:t xml:space="preserve">- Просим критерии решения и слот 20 минут.</w:t>
       </w:r>
     </w:p>
     <w:p>
@@ -5612,7 +6231,7 @@
         <w:br/>
       </w:r>
       <w:r>
-        <w:t xml:space="preserve">Получить 20-минутный слот с собственником или письменные критерии „да“; иначе зафиксировать follow-up дату и не считать сделку живой без ЛПР.</w:t>
+        <w:t xml:space="preserve">Слот с собственником или письменные критерии «да»; иначе follow-up дата без статуса «почти продали».</w:t>
       </w:r>
     </w:p>
     <w:p>
@@ -5630,19 +6249,19 @@
         <w:br/>
       </w:r>
       <w:r>
-        <w:t xml:space="preserve">- Давить менеджера проекта «вы блокируете».</w:t>
-      </w:r>
-      <w:r>
-        <w:br/>
-      </w:r>
-      <w:r>
-        <w:t xml:space="preserve">- Скидки „для вас лично“, чтобы обойти собственника.</w:t>
-      </w:r>
-      <w:r>
-        <w:br/>
-      </w:r>
-      <w:r>
-        <w:t xml:space="preserve">- Отправить полный проект договора без краткого обоснования — «чтобы переслал».</w:t>
+        <w:t xml:space="preserve">- Давление на фильтра.</w:t>
+      </w:r>
+      <w:r>
+        <w:br/>
+      </w:r>
+      <w:r>
+        <w:t xml:space="preserve">- Личные скидки в обход собственника.</w:t>
+      </w:r>
+      <w:r>
+        <w:br/>
+      </w:r>
+      <w:r>
+        <w:t xml:space="preserve">- Толстый договор без краткого обоснования.</w:t>
       </w:r>
     </w:p>
     <w:p>
@@ -5652,135 +6271,15 @@
         </w:pict>
       </w:r>
     </w:p>
-    <w:bookmarkEnd w:id="44"/>
     <w:bookmarkEnd w:id="45"/>
-    <w:bookmarkStart w:id="47" w:name="шпаргалка-ведущему-как-вести-раунд"/>
+    <w:bookmarkEnd w:id="46"/>
+    <w:bookmarkStart w:id="48" w:name="шпаргалка-ведущему"/>
     <w:p>
       <w:pPr>
         <w:pStyle w:val="Heading2"/>
       </w:pPr>
       <w:r>
-        <w:t xml:space="preserve">Шпаргалка ведущему: как вести раунд</w:t>
-      </w:r>
-    </w:p>
-    <w:p>
-      <w:pPr>
-        <w:numPr>
-          <w:ilvl w:val="0"/>
-          <w:numId w:val="1001"/>
-        </w:numPr>
-        <w:pStyle w:val="Compact"/>
-      </w:pPr>
-      <w:r>
-        <w:t xml:space="preserve">Зачитать блоки 1–5 (кейс + возражение).</w:t>
-      </w:r>
-      <w:r>
-        <w:br/>
-      </w:r>
-    </w:p>
-    <w:p>
-      <w:pPr>
-        <w:numPr>
-          <w:ilvl w:val="0"/>
-          <w:numId w:val="1001"/>
-        </w:numPr>
-        <w:pStyle w:val="Compact"/>
-      </w:pPr>
-      <w:r>
-        <w:t xml:space="preserve">3–5 минут командам:</w:t>
-      </w:r>
-      <w:r>
-        <w:t xml:space="preserve"> </w:t>
-      </w:r>
-      <w:r>
-        <w:rPr>
-          <w:bCs/>
-          <w:b/>
-        </w:rPr>
-        <w:t xml:space="preserve">отработка</w:t>
-      </w:r>
-      <w:r>
-        <w:t xml:space="preserve"> </w:t>
-      </w:r>
-      <w:r>
-        <w:t xml:space="preserve">+</w:t>
-      </w:r>
-      <w:r>
-        <w:t xml:space="preserve"> </w:t>
-      </w:r>
-      <w:r>
-        <w:rPr>
-          <w:bCs/>
-          <w:b/>
-        </w:rPr>
-        <w:t xml:space="preserve">анти-примеры</w:t>
-      </w:r>
-      <w:r>
-        <w:t xml:space="preserve">.</w:t>
-      </w:r>
-      <w:r>
-        <w:br/>
-      </w:r>
-    </w:p>
-    <w:p>
-      <w:pPr>
-        <w:numPr>
-          <w:ilvl w:val="0"/>
-          <w:numId w:val="1001"/>
-        </w:numPr>
-        <w:pStyle w:val="Compact"/>
-      </w:pPr>
-      <w:r>
-        <w:t xml:space="preserve">Обсуждение.</w:t>
-      </w:r>
-      <w:r>
-        <w:br/>
-      </w:r>
-    </w:p>
-    <w:p>
-      <w:pPr>
-        <w:numPr>
-          <w:ilvl w:val="0"/>
-          <w:numId w:val="1001"/>
-        </w:numPr>
-        <w:pStyle w:val="Compact"/>
-      </w:pPr>
-      <w:r>
-        <w:t xml:space="preserve">Зачитать блоки 6–8 (эталон).</w:t>
-      </w:r>
-      <w:r>
-        <w:br/>
-      </w:r>
-    </w:p>
-    <w:p>
-      <w:pPr>
-        <w:numPr>
-          <w:ilvl w:val="0"/>
-          <w:numId w:val="1001"/>
-        </w:numPr>
-        <w:pStyle w:val="Compact"/>
-      </w:pPr>
-      <w:r>
-        <w:t xml:space="preserve">Отдельно спросить:</w:t>
-      </w:r>
-      <w:r>
-        <w:t xml:space="preserve"> </w:t>
-      </w:r>
-      <w:r>
-        <w:rPr>
-          <w:iCs/>
-          <w:i/>
-        </w:rPr>
-        <w:t xml:space="preserve">какая роль была у собеседника и кого не хватало за столом?</w:t>
-      </w:r>
-    </w:p>
-    <w:bookmarkStart w:id="46" w:name="напоминания-по-продукту"/>
-    <w:p>
-      <w:pPr>
-        <w:pStyle w:val="Heading3"/>
-      </w:pPr>
-      <w:r>
-        <w:t xml:space="preserve">Напоминания по продукту</w:t>
+        <w:t xml:space="preserve">Шпаргалка ведущему</w:t>
       </w:r>
     </w:p>
     <w:p>
@@ -5792,20 +6291,7 @@
         <w:pStyle w:val="Compact"/>
       </w:pPr>
       <w:r>
-        <w:t xml:space="preserve">КП — только к</w:t>
-      </w:r>
-      <w:r>
-        <w:t xml:space="preserve"> </w:t>
-      </w:r>
-      <w:r>
-        <w:rPr>
-          <w:bCs/>
-          <w:b/>
-        </w:rPr>
-        <w:t xml:space="preserve">локальным ПРОФ</w:t>
-      </w:r>
-      <w:r>
-        <w:t xml:space="preserve">.</w:t>
+        <w:t xml:space="preserve">Зачитать п.1–5 → 3–5 мин командам (ответ + анти-примеры) → обсуждение → эталон п.6–8.</w:t>
       </w:r>
       <w:r>
         <w:br/>
@@ -5820,33 +6306,17 @@
         <w:pStyle w:val="Compact"/>
       </w:pPr>
       <w:r>
-        <w:rPr>
-          <w:bCs/>
-          <w:b/>
-        </w:rPr>
-        <w:t xml:space="preserve">Базовая</w:t>
-      </w:r>
-      <w:r>
-        <w:t xml:space="preserve"> </w:t>
-      </w:r>
-      <w:r>
-        <w:t xml:space="preserve">и</w:t>
-      </w:r>
-      <w:r>
-        <w:t xml:space="preserve"> </w:t>
-      </w:r>
-      <w:r>
-        <w:rPr>
-          <w:bCs/>
-          <w:b/>
-        </w:rPr>
-        <w:t xml:space="preserve">Fresh</w:t>
-      </w:r>
-      <w:r>
-        <w:t xml:space="preserve"> </w:t>
-      </w:r>
-      <w:r>
-        <w:t xml:space="preserve">— без КП.</w:t>
+        <w:t xml:space="preserve">Спросить:</w:t>
+      </w:r>
+      <w:r>
+        <w:t xml:space="preserve"> </w:t>
+      </w:r>
+      <w:r>
+        <w:rPr>
+          <w:iCs/>
+          <w:i/>
+        </w:rPr>
+        <w:t xml:space="preserve">какая роль у собеседника и кого не хватает?</w:t>
       </w:r>
       <w:r>
         <w:br/>
@@ -5861,7 +6331,39 @@
         <w:pStyle w:val="Compact"/>
       </w:pPr>
       <w:r>
-        <w:t xml:space="preserve">Базовые версии в этой игре сознательно не продаём как целевой вариант.</w:t>
+        <w:t xml:space="preserve">Всегда опираться на</w:t>
+      </w:r>
+      <w:r>
+        <w:t xml:space="preserve"> </w:t>
+      </w:r>
+      <w:r>
+        <w:rPr>
+          <w:bCs/>
+          <w:b/>
+        </w:rPr>
+        <w:t xml:space="preserve">плюсы Базовая vs ПРОФ</w:t>
+      </w:r>
+      <w:r>
+        <w:t xml:space="preserve"> </w:t>
+      </w:r>
+      <w:r>
+        <w:t xml:space="preserve">и на</w:t>
+      </w:r>
+      <w:r>
+        <w:t xml:space="preserve"> </w:t>
+      </w:r>
+      <w:r>
+        <w:rPr>
+          <w:bCs/>
+          <w:b/>
+        </w:rPr>
+        <w:t xml:space="preserve">ценность КП/ИТС</w:t>
+      </w:r>
+      <w:r>
+        <w:t xml:space="preserve"> </w:t>
+      </w:r>
+      <w:r>
+        <w:t xml:space="preserve">(обновления, консультации, сервисы).</w:t>
       </w:r>
       <w:r>
         <w:br/>
@@ -5876,20 +6378,11 @@
         <w:pStyle w:val="Compact"/>
       </w:pPr>
       <w:r>
-        <w:t xml:space="preserve">Час линии консультаций:</w:t>
-      </w:r>
-      <w:r>
-        <w:t xml:space="preserve"> </w:t>
-      </w:r>
-      <w:r>
-        <w:rPr>
-          <w:bCs/>
-          <w:b/>
-        </w:rPr>
-        <w:t xml:space="preserve">3 660 ₽</w:t>
-      </w:r>
-      <w:r>
-        <w:t xml:space="preserve">.</w:t>
+        <w:rPr>
+          <w:bCs/>
+          <w:b/>
+        </w:rPr>
+        <w:t xml:space="preserve">Не предлагать КОРП.</w:t>
       </w:r>
       <w:r>
         <w:br/>
@@ -5904,12 +6397,91 @@
         <w:pStyle w:val="Compact"/>
       </w:pPr>
       <w:r>
-        <w:t xml:space="preserve">В ответах — цифры, этапы, даты, целевой шаг к договору/счёту; без манипуляций и ультиматумов.</w:t>
-      </w:r>
-    </w:p>
-    <w:bookmarkEnd w:id="46"/>
+        <w:t xml:space="preserve">Без манипуляций: цифры, этапы, даты, целевой шаг к договору/счёту.</w:t>
+      </w:r>
+    </w:p>
+    <w:bookmarkStart w:id="47" w:name="быстрые-якоря-из-обучения-итс"/>
+    <w:p>
+      <w:pPr>
+        <w:pStyle w:val="Heading3"/>
+      </w:pPr>
+      <w:r>
+        <w:t xml:space="preserve">Быстрые якоря из обучения ИТС</w:t>
+      </w:r>
+    </w:p>
+    <w:p>
+      <w:pPr>
+        <w:numPr>
+          <w:ilvl w:val="0"/>
+          <w:numId w:val="1003"/>
+        </w:numPr>
+        <w:pStyle w:val="Compact"/>
+      </w:pPr>
+      <w:r>
+        <w:t xml:space="preserve">КП = обновления + консультации + сервисы, срок 1/3/6/12/24 мес.</w:t>
+      </w:r>
+      <w:r>
+        <w:br/>
+      </w:r>
+    </w:p>
+    <w:p>
+      <w:pPr>
+        <w:numPr>
+          <w:ilvl w:val="0"/>
+          <w:numId w:val="1003"/>
+        </w:numPr>
+        <w:pStyle w:val="Compact"/>
+      </w:pPr>
+      <w:r>
+        <w:t xml:space="preserve">Бухгалтеру — законность и время; руководителю — риски и непрерывность; IT — обновления и база знаний.</w:t>
+      </w:r>
+      <w:r>
+        <w:br/>
+      </w:r>
+    </w:p>
+    <w:p>
+      <w:pPr>
+        <w:numPr>
+          <w:ilvl w:val="0"/>
+          <w:numId w:val="1003"/>
+        </w:numPr>
+        <w:pStyle w:val="Compact"/>
+      </w:pPr>
+      <w:r>
+        <w:t xml:space="preserve">КП Базовый — «чтобы программа была легально актуальной»; КП ПРОФ — «чтобы бизнесу было удобно работать в 1С».</w:t>
+      </w:r>
+      <w:r>
+        <w:br/>
+      </w:r>
+    </w:p>
+    <w:p>
+      <w:pPr>
+        <w:numPr>
+          <w:ilvl w:val="0"/>
+          <w:numId w:val="1003"/>
+        </w:numPr>
+        <w:pStyle w:val="Compact"/>
+      </w:pPr>
+      <w:r>
+        <w:t xml:space="preserve">Отдельная докупка сервисов при Базовом тарифе часто</w:t>
+      </w:r>
+      <w:r>
+        <w:t xml:space="preserve"> </w:t>
+      </w:r>
+      <w:r>
+        <w:rPr>
+          <w:bCs/>
+          <w:b/>
+        </w:rPr>
+        <w:t xml:space="preserve">дороже и неудобнее</w:t>
+      </w:r>
+      <w:r>
+        <w:t xml:space="preserve">, чем сразу КП ПРОФ.</w:t>
+      </w:r>
+    </w:p>
     <w:bookmarkEnd w:id="47"/>
     <w:bookmarkEnd w:id="48"/>
+    <w:bookmarkEnd w:id="49"/>
     <w:sectPr/>
   </w:body>
 </w:document>
@@ -6016,6 +6588,82 @@
       </w:pPr>
     </w:lvl>
   </w:abstractNum>
+  <w:abstractNum w:abstractNumId="991">
+    <w:nsid w:val="A991"/>
+    <w:multiLevelType w:val="multilevel"/>
+    <w:lvl w:ilvl="0">
+      <w:numFmt w:val="bullet"/>
+      <w:lvlText w:val="•"/>
+      <w:lvlJc w:val="left"/>
+      <w:pPr>
+        <w:ind w:left="720" w:hanging="480"/>
+      </w:pPr>
+    </w:lvl>
+    <w:lvl w:ilvl="1">
+      <w:numFmt w:val="bullet"/>
+      <w:lvlText w:val="–"/>
+      <w:lvlJc w:val="left"/>
+      <w:pPr>
+        <w:ind w:left="1440" w:hanging="480"/>
+      </w:pPr>
+    </w:lvl>
+    <w:lvl w:ilvl="2">
+      <w:numFmt w:val="bullet"/>
+      <w:lvlText w:val="•"/>
+      <w:lvlJc w:val="left"/>
+      <w:pPr>
+        <w:ind w:left="2160" w:hanging="480"/>
+      </w:pPr>
+    </w:lvl>
+    <w:lvl w:ilvl="3">
+      <w:numFmt w:val="bullet"/>
+      <w:lvlText w:val="–"/>
+      <w:lvlJc w:val="left"/>
+      <w:pPr>
+        <w:ind w:left="2880" w:hanging="480"/>
+      </w:pPr>
+    </w:lvl>
+    <w:lvl w:ilvl="4">
+      <w:numFmt w:val="bullet"/>
+      <w:lvlText w:val="•"/>
+      <w:lvlJc w:val="left"/>
+      <w:pPr>
+        <w:ind w:left="3600" w:hanging="480"/>
+      </w:pPr>
+    </w:lvl>
+    <w:lvl w:ilvl="5">
+      <w:numFmt w:val="bullet"/>
+      <w:lvlText w:val="–"/>
+      <w:lvlJc w:val="left"/>
+      <w:pPr>
+        <w:ind w:left="4320" w:hanging="480"/>
+      </w:pPr>
+    </w:lvl>
+    <w:lvl w:ilvl="6">
+      <w:numFmt w:val="bullet"/>
+      <w:lvlText w:val="•"/>
+      <w:lvlJc w:val="left"/>
+      <w:pPr>
+        <w:ind w:left="5040" w:hanging="480"/>
+      </w:pPr>
+    </w:lvl>
+    <w:lvl w:ilvl="7">
+      <w:numFmt w:val="bullet"/>
+      <w:lvlText w:val="–"/>
+      <w:lvlJc w:val="left"/>
+      <w:pPr>
+        <w:ind w:left="5760" w:hanging="480"/>
+      </w:pPr>
+    </w:lvl>
+    <w:lvl w:ilvl="8">
+      <w:numFmt w:val="bullet"/>
+      <w:lvlText w:val="•"/>
+      <w:lvlJc w:val="left"/>
+      <w:pPr>
+        <w:ind w:left="6480" w:hanging="480"/>
+      </w:pPr>
+    </w:lvl>
+  </w:abstractNum>
   <w:abstractNum w:abstractNumId="99411">
     <w:nsid w:val="A99411"/>
     <w:multiLevelType w:val="multilevel"/>
@@ -6101,86 +6749,13 @@
       </w:pPr>
     </w:lvl>
   </w:abstractNum>
-  <w:abstractNum w:abstractNumId="991">
-    <w:nsid w:val="A991"/>
-    <w:multiLevelType w:val="multilevel"/>
-    <w:lvl w:ilvl="0">
-      <w:numFmt w:val="bullet"/>
-      <w:lvlText w:val="•"/>
-      <w:lvlJc w:val="left"/>
-      <w:pPr>
-        <w:ind w:left="720" w:hanging="480"/>
-      </w:pPr>
-    </w:lvl>
-    <w:lvl w:ilvl="1">
-      <w:numFmt w:val="bullet"/>
-      <w:lvlText w:val="–"/>
-      <w:lvlJc w:val="left"/>
-      <w:pPr>
-        <w:ind w:left="1440" w:hanging="480"/>
-      </w:pPr>
-    </w:lvl>
-    <w:lvl w:ilvl="2">
-      <w:numFmt w:val="bullet"/>
-      <w:lvlText w:val="•"/>
-      <w:lvlJc w:val="left"/>
-      <w:pPr>
-        <w:ind w:left="2160" w:hanging="480"/>
-      </w:pPr>
-    </w:lvl>
-    <w:lvl w:ilvl="3">
-      <w:numFmt w:val="bullet"/>
-      <w:lvlText w:val="–"/>
-      <w:lvlJc w:val="left"/>
-      <w:pPr>
-        <w:ind w:left="2880" w:hanging="480"/>
-      </w:pPr>
-    </w:lvl>
-    <w:lvl w:ilvl="4">
-      <w:numFmt w:val="bullet"/>
-      <w:lvlText w:val="•"/>
-      <w:lvlJc w:val="left"/>
-      <w:pPr>
-        <w:ind w:left="3600" w:hanging="480"/>
-      </w:pPr>
-    </w:lvl>
-    <w:lvl w:ilvl="5">
-      <w:numFmt w:val="bullet"/>
-      <w:lvlText w:val="–"/>
-      <w:lvlJc w:val="left"/>
-      <w:pPr>
-        <w:ind w:left="4320" w:hanging="480"/>
-      </w:pPr>
-    </w:lvl>
-    <w:lvl w:ilvl="6">
-      <w:numFmt w:val="bullet"/>
-      <w:lvlText w:val="•"/>
-      <w:lvlJc w:val="left"/>
-      <w:pPr>
-        <w:ind w:left="5040" w:hanging="480"/>
-      </w:pPr>
-    </w:lvl>
-    <w:lvl w:ilvl="7">
-      <w:numFmt w:val="bullet"/>
-      <w:lvlText w:val="–"/>
-      <w:lvlJc w:val="left"/>
-      <w:pPr>
-        <w:ind w:left="5760" w:hanging="480"/>
-      </w:pPr>
-    </w:lvl>
-    <w:lvl w:ilvl="8">
-      <w:numFmt w:val="bullet"/>
-      <w:lvlText w:val="•"/>
-      <w:lvlJc w:val="left"/>
-      <w:pPr>
-        <w:ind w:left="6480" w:hanging="480"/>
-      </w:pPr>
-    </w:lvl>
-  </w:abstractNum>
   <w:num w:numId="1000">
     <w:abstractNumId w:val="990"/>
   </w:num>
   <w:num w:numId="1001">
+    <w:abstractNumId w:val="991"/>
+  </w:num>
+  <w:num w:numId="1002">
     <w:abstractNumId w:val="99411"/>
     <w:lvlOverride w:ilvl="0">
       <w:startOverride w:val="1"/>
@@ -6210,7 +6785,7 @@
       <w:startOverride w:val="1"/>
     </w:lvlOverride>
   </w:num>
-  <w:num w:numId="1002">
+  <w:num w:numId="1003">
     <w:abstractNumId w:val="991"/>
   </w:num>
 </w:numbering>
